--- a/docs/smart-sign-demo-handoff-2026-04-25.docx
+++ b/docs/smart-sign-demo-handoff-2026-04-25.docx
@@ -87,156 +87,290 @@
     </w:p>
     <w:p>
       <w:pPr>
-        <w:pStyle w:val="NormalWeb"/>
-        <w:rPr>
-          <w:rFonts w:ascii="Arial" w:hAnsi="Arial" w:cs="Arial"/>
-        </w:rPr>
-      </w:pPr>
-      <w:r>
-        <w:rPr>
-          <w:rFonts w:ascii="Arial" w:hAnsi="Arial" w:cs="Arial"/>
-        </w:rPr>
-        <w:t>1. Fresh agent Rel8tionChip opens claim/onboarding.</w:t>
-      </w:r>
-    </w:p>
-    <w:p>
-      <w:pPr>
-        <w:pStyle w:val="NormalWeb"/>
-        <w:rPr>
-          <w:rFonts w:ascii="Arial" w:hAnsi="Arial" w:cs="Arial"/>
-        </w:rPr>
-      </w:pPr>
-      <w:r>
-        <w:rPr>
-          <w:rFonts w:ascii="Arial" w:hAnsi="Arial" w:cs="Arial"/>
-        </w:rPr>
-        <w:t>2. Agent activates Smart Sign from onboarding.</w:t>
-      </w:r>
-    </w:p>
-    <w:p>
-      <w:pPr>
-        <w:pStyle w:val="NormalWeb"/>
-        <w:rPr>
-          <w:rFonts w:ascii="Arial" w:hAnsi="Arial" w:cs="Arial"/>
-        </w:rPr>
-      </w:pPr>
-      <w:r>
-        <w:rPr>
-          <w:rFonts w:ascii="Arial" w:hAnsi="Arial" w:cs="Arial"/>
-        </w:rPr>
-        <w:t>3. Agent scans the printed Smart Sign QR.</w:t>
-      </w:r>
-    </w:p>
-    <w:p>
-      <w:pPr>
-        <w:pStyle w:val="NormalWeb"/>
-        <w:rPr>
-          <w:rFonts w:ascii="Arial" w:hAnsi="Arial" w:cs="Arial"/>
-        </w:rPr>
-      </w:pPr>
-      <w:r>
-        <w:rPr>
-          <w:rFonts w:ascii="Arial" w:hAnsi="Arial" w:cs="Arial"/>
-        </w:rPr>
-        <w:t>4. Agent taps sign chip 1.</w:t>
-      </w:r>
-    </w:p>
-    <w:p>
-      <w:pPr>
-        <w:pStyle w:val="NormalWeb"/>
-        <w:rPr>
-          <w:rFonts w:ascii="Arial" w:hAnsi="Arial" w:cs="Arial"/>
-        </w:rPr>
-      </w:pPr>
-      <w:r>
-        <w:rPr>
-          <w:rFonts w:ascii="Arial" w:hAnsi="Arial" w:cs="Arial"/>
-        </w:rPr>
-        <w:t>5. Agent taps sign chip 2.</w:t>
-      </w:r>
-    </w:p>
-    <w:p>
-      <w:pPr>
-        <w:pStyle w:val="NormalWeb"/>
-        <w:rPr>
-          <w:rFonts w:ascii="Arial" w:hAnsi="Arial" w:cs="Arial"/>
-        </w:rPr>
-      </w:pPr>
-      <w:r>
-        <w:rPr>
-          <w:rFonts w:ascii="Arial" w:hAnsi="Arial" w:cs="Arial"/>
-        </w:rPr>
-        <w:t>6. Agent taps the agent keychain/Rel8tionChip again.</w:t>
-      </w:r>
-    </w:p>
-    <w:p>
-      <w:pPr>
-        <w:pStyle w:val="NormalWeb"/>
-        <w:rPr>
-          <w:rFonts w:ascii="Arial" w:hAnsi="Arial" w:cs="Arial"/>
-        </w:rPr>
-      </w:pPr>
-      <w:r>
-        <w:rPr>
-          <w:rFonts w:ascii="Arial" w:hAnsi="Arial" w:cs="Arial"/>
-        </w:rPr>
-        <w:t>7. App detects listing options.</w:t>
-      </w:r>
-    </w:p>
-    <w:p>
-      <w:pPr>
-        <w:pStyle w:val="NormalWeb"/>
-        <w:rPr>
-          <w:rFonts w:ascii="Arial" w:hAnsi="Arial" w:cs="Arial"/>
-        </w:rPr>
-      </w:pPr>
-      <w:r>
-        <w:rPr>
-          <w:rFonts w:ascii="Arial" w:hAnsi="Arial" w:cs="Arial"/>
-        </w:rPr>
-        <w:t>8. Agent selects the listing.</w:t>
-      </w:r>
-    </w:p>
-    <w:p>
-      <w:pPr>
-        <w:pStyle w:val="NormalWeb"/>
-        <w:rPr>
-          <w:rFonts w:ascii="Arial" w:hAnsi="Arial" w:cs="Arial"/>
-        </w:rPr>
-      </w:pPr>
-      <w:r>
-        <w:rPr>
-          <w:rFonts w:ascii="Arial" w:hAnsi="Arial" w:cs="Arial"/>
-        </w:rPr>
-        <w:t>9. App creates the open house event and marks the sign active.</w:t>
-      </w:r>
-    </w:p>
-    <w:p>
-      <w:pPr>
-        <w:pStyle w:val="NormalWeb"/>
-        <w:rPr>
-          <w:rFonts w:ascii="Arial" w:hAnsi="Arial" w:cs="Arial"/>
-        </w:rPr>
-      </w:pPr>
-      <w:r>
-        <w:rPr>
-          <w:rFonts w:ascii="Arial" w:hAnsi="Arial" w:cs="Arial"/>
-        </w:rPr>
-        <w:t>10. Buyer-facing live sign route opens.</w:t>
-      </w:r>
-    </w:p>
-    <w:p>
-      <w:pPr>
-        <w:pStyle w:val="NormalWeb"/>
-        <w:rPr>
-          <w:rFonts w:ascii="Arial" w:hAnsi="Arial" w:cs="Arial"/>
-        </w:rPr>
-      </w:pPr>
-      <w:r>
-        <w:rPr>
-          <w:rFonts w:ascii="Arial" w:hAnsi="Arial" w:cs="Arial"/>
-        </w:rPr>
-        <w:t>11. After activation, scanning either sign chip opens the live buyer sign route, not the agent activation flow.</w:t>
+        <w:numPr>
+          <w:ilvl w:val="0"/>
+          <w:numId w:val="1"/>
+        </w:numPr>
+        <w:spacing w:before="100" w:beforeAutospacing="1" w:after="100" w:afterAutospacing="1"/>
+        <w:rPr>
+          <w:rFonts w:ascii="Arial" w:eastAsia="Times New Roman" w:hAnsi="Arial" w:cs="Arial"/>
+          <w:color w:val="1E293B"/>
+          <w:sz w:val="21"/>
+          <w:szCs w:val="21"/>
+        </w:rPr>
+      </w:pPr>
+      <w:r>
+        <w:rPr>
+          <w:rFonts w:ascii="Arial" w:eastAsia="Times New Roman" w:hAnsi="Arial" w:cs="Arial"/>
+          <w:color w:val="1E293B"/>
+          <w:sz w:val="21"/>
+          <w:szCs w:val="21"/>
+        </w:rPr>
+        <w:t>Fresh agent Rel8tionChip opens claim/onboarding.</w:t>
+      </w:r>
+    </w:p>
+    <w:p>
+      <w:pPr>
+        <w:numPr>
+          <w:ilvl w:val="0"/>
+          <w:numId w:val="1"/>
+        </w:numPr>
+        <w:spacing w:before="100" w:beforeAutospacing="1" w:after="100" w:afterAutospacing="1"/>
+        <w:rPr>
+          <w:rFonts w:ascii="Arial" w:eastAsia="Times New Roman" w:hAnsi="Arial" w:cs="Arial"/>
+          <w:color w:val="1E293B"/>
+          <w:sz w:val="21"/>
+          <w:szCs w:val="21"/>
+        </w:rPr>
+      </w:pPr>
+      <w:r>
+        <w:rPr>
+          <w:rFonts w:ascii="Arial" w:eastAsia="Times New Roman" w:hAnsi="Arial" w:cs="Arial"/>
+          <w:color w:val="1E293B"/>
+          <w:sz w:val="21"/>
+          <w:szCs w:val="21"/>
+        </w:rPr>
+        <w:t>Agent activates Smart Sign from onboarding.</w:t>
+      </w:r>
+    </w:p>
+    <w:p>
+      <w:pPr>
+        <w:numPr>
+          <w:ilvl w:val="0"/>
+          <w:numId w:val="1"/>
+        </w:numPr>
+        <w:spacing w:before="100" w:beforeAutospacing="1" w:after="100" w:afterAutospacing="1"/>
+        <w:rPr>
+          <w:rFonts w:ascii="Arial" w:eastAsia="Times New Roman" w:hAnsi="Arial" w:cs="Arial"/>
+          <w:color w:val="1E293B"/>
+          <w:sz w:val="21"/>
+          <w:szCs w:val="21"/>
+        </w:rPr>
+      </w:pPr>
+      <w:r>
+        <w:rPr>
+          <w:rFonts w:ascii="Arial" w:eastAsia="Times New Roman" w:hAnsi="Arial" w:cs="Arial"/>
+          <w:color w:val="1E293B"/>
+          <w:sz w:val="21"/>
+          <w:szCs w:val="21"/>
+        </w:rPr>
+        <w:t>Agent scans the printed Smart Sign QR.</w:t>
+      </w:r>
+    </w:p>
+    <w:p>
+      <w:pPr>
+        <w:numPr>
+          <w:ilvl w:val="0"/>
+          <w:numId w:val="1"/>
+        </w:numPr>
+        <w:spacing w:before="100" w:beforeAutospacing="1" w:after="100" w:afterAutospacing="1"/>
+        <w:rPr>
+          <w:rFonts w:ascii="Arial" w:eastAsia="Times New Roman" w:hAnsi="Arial" w:cs="Arial"/>
+          <w:color w:val="1E293B"/>
+          <w:sz w:val="21"/>
+          <w:szCs w:val="21"/>
+        </w:rPr>
+      </w:pPr>
+      <w:r>
+        <w:rPr>
+          <w:rFonts w:ascii="Arial" w:eastAsia="Times New Roman" w:hAnsi="Arial" w:cs="Arial"/>
+          <w:color w:val="1E293B"/>
+          <w:sz w:val="21"/>
+          <w:szCs w:val="21"/>
+        </w:rPr>
+        <w:t>Agent taps sign chip 1.</w:t>
+      </w:r>
+    </w:p>
+    <w:p>
+      <w:pPr>
+        <w:numPr>
+          <w:ilvl w:val="0"/>
+          <w:numId w:val="1"/>
+        </w:numPr>
+        <w:spacing w:before="100" w:beforeAutospacing="1" w:after="100" w:afterAutospacing="1"/>
+        <w:rPr>
+          <w:rFonts w:ascii="Arial" w:eastAsia="Times New Roman" w:hAnsi="Arial" w:cs="Arial"/>
+          <w:color w:val="1E293B"/>
+          <w:sz w:val="21"/>
+          <w:szCs w:val="21"/>
+        </w:rPr>
+      </w:pPr>
+      <w:r>
+        <w:rPr>
+          <w:rFonts w:ascii="Arial" w:eastAsia="Times New Roman" w:hAnsi="Arial" w:cs="Arial"/>
+          <w:color w:val="1E293B"/>
+          <w:sz w:val="21"/>
+          <w:szCs w:val="21"/>
+        </w:rPr>
+        <w:t>Agent taps sign chip 2.</w:t>
+      </w:r>
+    </w:p>
+    <w:p>
+      <w:pPr>
+        <w:numPr>
+          <w:ilvl w:val="0"/>
+          <w:numId w:val="1"/>
+        </w:numPr>
+        <w:spacing w:before="100" w:beforeAutospacing="1" w:after="100" w:afterAutospacing="1"/>
+        <w:rPr>
+          <w:rFonts w:ascii="Arial" w:eastAsia="Times New Roman" w:hAnsi="Arial" w:cs="Arial"/>
+          <w:color w:val="1E293B"/>
+          <w:sz w:val="21"/>
+          <w:szCs w:val="21"/>
+        </w:rPr>
+      </w:pPr>
+      <w:r>
+        <w:rPr>
+          <w:rFonts w:ascii="Arial" w:eastAsia="Times New Roman" w:hAnsi="Arial" w:cs="Arial"/>
+          <w:color w:val="1E293B"/>
+          <w:sz w:val="21"/>
+          <w:szCs w:val="21"/>
+        </w:rPr>
+        <w:t>Agent taps the agent keychain/Rel8tionChip again.</w:t>
+      </w:r>
+    </w:p>
+    <w:p>
+      <w:pPr>
+        <w:numPr>
+          <w:ilvl w:val="0"/>
+          <w:numId w:val="1"/>
+        </w:numPr>
+        <w:spacing w:before="100" w:beforeAutospacing="1" w:after="100" w:afterAutospacing="1"/>
+        <w:rPr>
+          <w:rFonts w:ascii="Arial" w:eastAsia="Times New Roman" w:hAnsi="Arial" w:cs="Arial"/>
+          <w:color w:val="1E293B"/>
+          <w:sz w:val="21"/>
+          <w:szCs w:val="21"/>
+        </w:rPr>
+      </w:pPr>
+      <w:r>
+        <w:rPr>
+          <w:rFonts w:ascii="Arial" w:eastAsia="Times New Roman" w:hAnsi="Arial" w:cs="Arial"/>
+          <w:color w:val="1E293B"/>
+          <w:sz w:val="21"/>
+          <w:szCs w:val="21"/>
+        </w:rPr>
+        <w:t>App detects listing options.</w:t>
+      </w:r>
+    </w:p>
+    <w:p>
+      <w:pPr>
+        <w:numPr>
+          <w:ilvl w:val="0"/>
+          <w:numId w:val="1"/>
+        </w:numPr>
+        <w:spacing w:before="100" w:beforeAutospacing="1" w:after="100" w:afterAutospacing="1"/>
+        <w:rPr>
+          <w:rFonts w:ascii="Arial" w:eastAsia="Times New Roman" w:hAnsi="Arial" w:cs="Arial"/>
+          <w:color w:val="1E293B"/>
+          <w:sz w:val="21"/>
+          <w:szCs w:val="21"/>
+        </w:rPr>
+      </w:pPr>
+      <w:r>
+        <w:rPr>
+          <w:rFonts w:ascii="Arial" w:eastAsia="Times New Roman" w:hAnsi="Arial" w:cs="Arial"/>
+          <w:color w:val="1E293B"/>
+          <w:sz w:val="21"/>
+          <w:szCs w:val="21"/>
+        </w:rPr>
+        <w:t>Agent selects the listing.</w:t>
+      </w:r>
+    </w:p>
+    <w:p>
+      <w:pPr>
+        <w:numPr>
+          <w:ilvl w:val="0"/>
+          <w:numId w:val="1"/>
+        </w:numPr>
+        <w:spacing w:before="100" w:beforeAutospacing="1" w:after="100" w:afterAutospacing="1"/>
+        <w:rPr>
+          <w:rFonts w:ascii="Arial" w:eastAsia="Times New Roman" w:hAnsi="Arial" w:cs="Arial"/>
+          <w:color w:val="1E293B"/>
+          <w:sz w:val="21"/>
+          <w:szCs w:val="21"/>
+        </w:rPr>
+      </w:pPr>
+      <w:r>
+        <w:rPr>
+          <w:rFonts w:ascii="Arial" w:eastAsia="Times New Roman" w:hAnsi="Arial" w:cs="Arial"/>
+          <w:color w:val="1E293B"/>
+          <w:sz w:val="21"/>
+          <w:szCs w:val="21"/>
+        </w:rPr>
+        <w:t>App creates the open house event and marks the sign active.</w:t>
+      </w:r>
+    </w:p>
+    <w:p>
+      <w:pPr>
+        <w:numPr>
+          <w:ilvl w:val="0"/>
+          <w:numId w:val="1"/>
+        </w:numPr>
+        <w:spacing w:before="100" w:beforeAutospacing="1" w:after="100" w:afterAutospacing="1"/>
+        <w:rPr>
+          <w:rFonts w:ascii="Arial" w:eastAsia="Times New Roman" w:hAnsi="Arial" w:cs="Arial"/>
+          <w:color w:val="1E293B"/>
+          <w:sz w:val="21"/>
+          <w:szCs w:val="21"/>
+        </w:rPr>
+      </w:pPr>
+      <w:r>
+        <w:rPr>
+          <w:rFonts w:ascii="Arial" w:eastAsia="Times New Roman" w:hAnsi="Arial" w:cs="Arial"/>
+          <w:color w:val="1E293B"/>
+          <w:sz w:val="21"/>
+          <w:szCs w:val="21"/>
+        </w:rPr>
+        <w:t>Buyer-facing live sign route opens.</w:t>
+      </w:r>
+    </w:p>
+    <w:p>
+      <w:pPr>
+        <w:numPr>
+          <w:ilvl w:val="0"/>
+          <w:numId w:val="1"/>
+        </w:numPr>
+        <w:spacing w:before="100" w:beforeAutospacing="1" w:after="100" w:afterAutospacing="1"/>
+        <w:rPr>
+          <w:rFonts w:ascii="Arial" w:eastAsia="Times New Roman" w:hAnsi="Arial" w:cs="Arial"/>
+          <w:color w:val="1E293B"/>
+          <w:sz w:val="21"/>
+          <w:szCs w:val="21"/>
+        </w:rPr>
+      </w:pPr>
+      <w:r>
+        <w:rPr>
+          <w:rFonts w:ascii="Arial" w:eastAsia="Times New Roman" w:hAnsi="Arial" w:cs="Arial"/>
+          <w:color w:val="1E293B"/>
+          <w:sz w:val="21"/>
+          <w:szCs w:val="21"/>
+        </w:rPr>
+        <w:t>After activation, scanning either sign chip opens the live buyer sign route, not the agent activation flow.</w:t>
+      </w:r>
+    </w:p>
+    <w:p>
+      <w:pPr>
+        <w:numPr>
+          <w:ilvl w:val="0"/>
+          <w:numId w:val="1"/>
+        </w:numPr>
+        <w:spacing w:before="100" w:beforeAutospacing="1" w:after="100" w:afterAutospacing="1"/>
+        <w:rPr>
+          <w:rFonts w:ascii="Arial" w:eastAsia="Times New Roman" w:hAnsi="Arial" w:cs="Arial"/>
+          <w:color w:val="1E293B"/>
+          <w:sz w:val="21"/>
+          <w:szCs w:val="21"/>
+        </w:rPr>
+      </w:pPr>
+      <w:r>
+        <w:rPr>
+          <w:rFonts w:ascii="Arial" w:eastAsia="Times New Roman" w:hAnsi="Arial" w:cs="Arial"/>
+          <w:color w:val="1E293B"/>
+          <w:sz w:val="21"/>
+          <w:szCs w:val="21"/>
+        </w:rPr>
+        <w:t>The activation success screen includes a guarded reset button so the same demo sign can be cleared and activated again.</w:t>
       </w:r>
     </w:p>
     <w:p>
@@ -264,6 +398,670 @@
         <w:rPr>
           <w:rFonts w:ascii="Arial" w:eastAsia="Times New Roman" w:hAnsi="Arial" w:cs="Arial"/>
         </w:rPr>
+        <w:t>Demo Reset Button</w:t>
+      </w:r>
+    </w:p>
+    <w:p>
+      <w:pPr>
+        <w:pStyle w:val="NormalWeb"/>
+        <w:rPr>
+          <w:rFonts w:ascii="Arial" w:hAnsi="Arial" w:cs="Arial"/>
+        </w:rPr>
+      </w:pPr>
+      <w:r>
+        <w:rPr>
+          <w:rFonts w:ascii="Arial" w:hAnsi="Arial" w:cs="Arial"/>
+        </w:rPr>
+        <w:t>A reset control was added after the first handoff package was created.</w:t>
+      </w:r>
+    </w:p>
+    <w:p>
+      <w:pPr>
+        <w:pStyle w:val="NormalWeb"/>
+        <w:rPr>
+          <w:rFonts w:ascii="Arial" w:hAnsi="Arial" w:cs="Arial"/>
+        </w:rPr>
+      </w:pPr>
+      <w:r>
+        <w:rPr>
+          <w:rFonts w:ascii="Arial" w:hAnsi="Arial" w:cs="Arial"/>
+        </w:rPr>
+        <w:t>Where to find it:</w:t>
+      </w:r>
+    </w:p>
+    <w:p>
+      <w:pPr>
+        <w:numPr>
+          <w:ilvl w:val="0"/>
+          <w:numId w:val="2"/>
+        </w:numPr>
+        <w:spacing w:before="100" w:beforeAutospacing="1" w:after="100" w:afterAutospacing="1"/>
+        <w:rPr>
+          <w:rFonts w:ascii="Arial" w:eastAsia="Times New Roman" w:hAnsi="Arial" w:cs="Arial"/>
+          <w:color w:val="1E293B"/>
+          <w:sz w:val="21"/>
+          <w:szCs w:val="21"/>
+        </w:rPr>
+      </w:pPr>
+      <w:r>
+        <w:rPr>
+          <w:rFonts w:ascii="Arial" w:eastAsia="Times New Roman" w:hAnsi="Arial" w:cs="Arial"/>
+          <w:color w:val="1E293B"/>
+          <w:sz w:val="21"/>
+          <w:szCs w:val="21"/>
+        </w:rPr>
+        <w:t>Open the Smart Sign activation success screen.</w:t>
+      </w:r>
+    </w:p>
+    <w:p>
+      <w:pPr>
+        <w:numPr>
+          <w:ilvl w:val="0"/>
+          <w:numId w:val="2"/>
+        </w:numPr>
+        <w:spacing w:before="100" w:beforeAutospacing="1" w:after="100" w:afterAutospacing="1"/>
+        <w:rPr>
+          <w:rFonts w:ascii="Arial" w:eastAsia="Times New Roman" w:hAnsi="Arial" w:cs="Arial"/>
+          <w:color w:val="1E293B"/>
+          <w:sz w:val="21"/>
+          <w:szCs w:val="21"/>
+        </w:rPr>
+      </w:pPr>
+      <w:r>
+        <w:rPr>
+          <w:rFonts w:ascii="Arial" w:eastAsia="Times New Roman" w:hAnsi="Arial" w:cs="Arial"/>
+          <w:color w:val="1E293B"/>
+          <w:sz w:val="21"/>
+          <w:szCs w:val="21"/>
+        </w:rPr>
+        <w:t xml:space="preserve">Look under </w:t>
+      </w:r>
+      <w:r>
+        <w:rPr>
+          <w:rStyle w:val="HTMLCode"/>
+        </w:rPr>
+        <w:t>Open Live Sign Route</w:t>
+      </w:r>
+      <w:r>
+        <w:rPr>
+          <w:rFonts w:ascii="Arial" w:eastAsia="Times New Roman" w:hAnsi="Arial" w:cs="Arial"/>
+          <w:color w:val="1E293B"/>
+          <w:sz w:val="21"/>
+          <w:szCs w:val="21"/>
+        </w:rPr>
+        <w:t xml:space="preserve"> and </w:t>
+      </w:r>
+      <w:r>
+        <w:rPr>
+          <w:rStyle w:val="HTMLCode"/>
+        </w:rPr>
+        <w:t>Open Event Shell</w:t>
+      </w:r>
+      <w:r>
+        <w:rPr>
+          <w:rFonts w:ascii="Arial" w:eastAsia="Times New Roman" w:hAnsi="Arial" w:cs="Arial"/>
+          <w:color w:val="1E293B"/>
+          <w:sz w:val="21"/>
+          <w:szCs w:val="21"/>
+        </w:rPr>
+        <w:t>.</w:t>
+      </w:r>
+    </w:p>
+    <w:p>
+      <w:pPr>
+        <w:numPr>
+          <w:ilvl w:val="0"/>
+          <w:numId w:val="2"/>
+        </w:numPr>
+        <w:spacing w:before="100" w:beforeAutospacing="1" w:after="100" w:afterAutospacing="1"/>
+        <w:rPr>
+          <w:rFonts w:ascii="Arial" w:eastAsia="Times New Roman" w:hAnsi="Arial" w:cs="Arial"/>
+          <w:color w:val="1E293B"/>
+          <w:sz w:val="21"/>
+          <w:szCs w:val="21"/>
+        </w:rPr>
+      </w:pPr>
+      <w:r>
+        <w:rPr>
+          <w:rFonts w:ascii="Arial" w:eastAsia="Times New Roman" w:hAnsi="Arial" w:cs="Arial"/>
+          <w:color w:val="1E293B"/>
+          <w:sz w:val="21"/>
+          <w:szCs w:val="21"/>
+        </w:rPr>
+        <w:t xml:space="preserve">Tap </w:t>
+      </w:r>
+      <w:r>
+        <w:rPr>
+          <w:rStyle w:val="HTMLCode"/>
+        </w:rPr>
+        <w:t>Reset This Demo Sign</w:t>
+      </w:r>
+      <w:r>
+        <w:rPr>
+          <w:rFonts w:ascii="Arial" w:eastAsia="Times New Roman" w:hAnsi="Arial" w:cs="Arial"/>
+          <w:color w:val="1E293B"/>
+          <w:sz w:val="21"/>
+          <w:szCs w:val="21"/>
+        </w:rPr>
+        <w:t>.</w:t>
+      </w:r>
+    </w:p>
+    <w:p>
+      <w:pPr>
+        <w:numPr>
+          <w:ilvl w:val="0"/>
+          <w:numId w:val="2"/>
+        </w:numPr>
+        <w:spacing w:before="100" w:beforeAutospacing="1" w:after="100" w:afterAutospacing="1"/>
+        <w:rPr>
+          <w:rFonts w:ascii="Arial" w:eastAsia="Times New Roman" w:hAnsi="Arial" w:cs="Arial"/>
+          <w:color w:val="1E293B"/>
+          <w:sz w:val="21"/>
+          <w:szCs w:val="21"/>
+        </w:rPr>
+      </w:pPr>
+      <w:r>
+        <w:rPr>
+          <w:rFonts w:ascii="Arial" w:eastAsia="Times New Roman" w:hAnsi="Arial" w:cs="Arial"/>
+          <w:color w:val="1E293B"/>
+          <w:sz w:val="21"/>
+          <w:szCs w:val="21"/>
+        </w:rPr>
+        <w:t>Type the exact sign public code to confirm.</w:t>
+      </w:r>
+    </w:p>
+    <w:p>
+      <w:pPr>
+        <w:numPr>
+          <w:ilvl w:val="0"/>
+          <w:numId w:val="2"/>
+        </w:numPr>
+        <w:spacing w:before="100" w:beforeAutospacing="1" w:after="100" w:afterAutospacing="1"/>
+        <w:rPr>
+          <w:rFonts w:ascii="Arial" w:eastAsia="Times New Roman" w:hAnsi="Arial" w:cs="Arial"/>
+          <w:color w:val="1E293B"/>
+          <w:sz w:val="21"/>
+          <w:szCs w:val="21"/>
+        </w:rPr>
+      </w:pPr>
+      <w:r>
+        <w:rPr>
+          <w:rFonts w:ascii="Arial" w:eastAsia="Times New Roman" w:hAnsi="Arial" w:cs="Arial"/>
+          <w:color w:val="1E293B"/>
+          <w:sz w:val="21"/>
+          <w:szCs w:val="21"/>
+        </w:rPr>
+        <w:t xml:space="preserve">Tap </w:t>
+      </w:r>
+      <w:r>
+        <w:rPr>
+          <w:rStyle w:val="HTMLCode"/>
+        </w:rPr>
+        <w:t>Delete Last Full Sign Activation</w:t>
+      </w:r>
+      <w:r>
+        <w:rPr>
+          <w:rFonts w:ascii="Arial" w:eastAsia="Times New Roman" w:hAnsi="Arial" w:cs="Arial"/>
+          <w:color w:val="1E293B"/>
+          <w:sz w:val="21"/>
+          <w:szCs w:val="21"/>
+        </w:rPr>
+        <w:t>.</w:t>
+      </w:r>
+    </w:p>
+    <w:p>
+      <w:pPr>
+        <w:pStyle w:val="NormalWeb"/>
+        <w:rPr>
+          <w:rFonts w:ascii="Arial" w:hAnsi="Arial" w:cs="Arial"/>
+        </w:rPr>
+      </w:pPr>
+      <w:r>
+        <w:rPr>
+          <w:rFonts w:ascii="Arial" w:hAnsi="Arial" w:cs="Arial"/>
+        </w:rPr>
+        <w:t>For the current working sign, the confirmation code is:</w:t>
+      </w:r>
+    </w:p>
+    <w:p>
+      <w:pPr>
+        <w:pStyle w:val="NormalWeb"/>
+        <w:rPr>
+          <w:rFonts w:ascii="Arial" w:hAnsi="Arial" w:cs="Arial"/>
+        </w:rPr>
+      </w:pPr>
+      <w:r>
+        <w:rPr>
+          <w:rStyle w:val="HTMLCode"/>
+        </w:rPr>
+        <w:lastRenderedPageBreak/>
+        <w:t>38e8d6eb579c</w:t>
+      </w:r>
+    </w:p>
+    <w:p>
+      <w:pPr>
+        <w:pStyle w:val="NormalWeb"/>
+        <w:rPr>
+          <w:rFonts w:ascii="Arial" w:hAnsi="Arial" w:cs="Arial"/>
+        </w:rPr>
+      </w:pPr>
+      <w:r>
+        <w:rPr>
+          <w:rFonts w:ascii="Arial" w:hAnsi="Arial" w:cs="Arial"/>
+        </w:rPr>
+        <w:t xml:space="preserve">The reset button is intentionally not on the buyer-facing </w:t>
+      </w:r>
+      <w:r>
+        <w:rPr>
+          <w:rStyle w:val="HTMLCode"/>
+        </w:rPr>
+        <w:t>/s?code=...</w:t>
+      </w:r>
+      <w:r>
+        <w:rPr>
+          <w:rFonts w:ascii="Arial" w:hAnsi="Arial" w:cs="Arial"/>
+        </w:rPr>
+        <w:t xml:space="preserve"> page. It only appears on the activation success screen.</w:t>
+      </w:r>
+    </w:p>
+    <w:p>
+      <w:pPr>
+        <w:pStyle w:val="NormalWeb"/>
+        <w:rPr>
+          <w:rFonts w:ascii="Arial" w:hAnsi="Arial" w:cs="Arial"/>
+        </w:rPr>
+      </w:pPr>
+      <w:r>
+        <w:rPr>
+          <w:rFonts w:ascii="Arial" w:hAnsi="Arial" w:cs="Arial"/>
+        </w:rPr>
+        <w:t>What the reset does by default:</w:t>
+      </w:r>
+    </w:p>
+    <w:p>
+      <w:pPr>
+        <w:numPr>
+          <w:ilvl w:val="0"/>
+          <w:numId w:val="3"/>
+        </w:numPr>
+        <w:spacing w:before="100" w:beforeAutospacing="1" w:after="100" w:afterAutospacing="1"/>
+        <w:rPr>
+          <w:rFonts w:ascii="Arial" w:eastAsia="Times New Roman" w:hAnsi="Arial" w:cs="Arial"/>
+          <w:color w:val="1E293B"/>
+          <w:sz w:val="21"/>
+          <w:szCs w:val="21"/>
+        </w:rPr>
+      </w:pPr>
+      <w:r>
+        <w:rPr>
+          <w:rFonts w:ascii="Arial" w:eastAsia="Times New Roman" w:hAnsi="Arial" w:cs="Arial"/>
+          <w:color w:val="1E293B"/>
+          <w:sz w:val="21"/>
+          <w:szCs w:val="21"/>
+        </w:rPr>
+        <w:t xml:space="preserve">Deletes </w:t>
+      </w:r>
+      <w:r>
+        <w:rPr>
+          <w:rStyle w:val="HTMLCode"/>
+        </w:rPr>
+        <w:t>open_house_events</w:t>
+      </w:r>
+      <w:r>
+        <w:rPr>
+          <w:rFonts w:ascii="Arial" w:eastAsia="Times New Roman" w:hAnsi="Arial" w:cs="Arial"/>
+          <w:color w:val="1E293B"/>
+          <w:sz w:val="21"/>
+          <w:szCs w:val="21"/>
+        </w:rPr>
+        <w:t xml:space="preserve"> rows tied to that </w:t>
+      </w:r>
+      <w:r>
+        <w:rPr>
+          <w:rStyle w:val="HTMLCode"/>
+        </w:rPr>
+        <w:t>smart_sign_id</w:t>
+      </w:r>
+      <w:r>
+        <w:rPr>
+          <w:rFonts w:ascii="Arial" w:eastAsia="Times New Roman" w:hAnsi="Arial" w:cs="Arial"/>
+          <w:color w:val="1E293B"/>
+          <w:sz w:val="21"/>
+          <w:szCs w:val="21"/>
+        </w:rPr>
+        <w:t>.</w:t>
+      </w:r>
+    </w:p>
+    <w:p>
+      <w:pPr>
+        <w:numPr>
+          <w:ilvl w:val="0"/>
+          <w:numId w:val="3"/>
+        </w:numPr>
+        <w:spacing w:before="100" w:beforeAutospacing="1" w:after="100" w:afterAutospacing="1"/>
+        <w:rPr>
+          <w:rFonts w:ascii="Arial" w:eastAsia="Times New Roman" w:hAnsi="Arial" w:cs="Arial"/>
+          <w:color w:val="1E293B"/>
+          <w:sz w:val="21"/>
+          <w:szCs w:val="21"/>
+        </w:rPr>
+      </w:pPr>
+      <w:r>
+        <w:rPr>
+          <w:rFonts w:ascii="Arial" w:eastAsia="Times New Roman" w:hAnsi="Arial" w:cs="Arial"/>
+          <w:color w:val="1E293B"/>
+          <w:sz w:val="21"/>
+          <w:szCs w:val="21"/>
+        </w:rPr>
+        <w:t xml:space="preserve">Clears the </w:t>
+      </w:r>
+      <w:r>
+        <w:rPr>
+          <w:rStyle w:val="HTMLCode"/>
+        </w:rPr>
+        <w:t>smart_sign_inventory.smart_sign_id</w:t>
+      </w:r>
+      <w:r>
+        <w:rPr>
+          <w:rFonts w:ascii="Arial" w:eastAsia="Times New Roman" w:hAnsi="Arial" w:cs="Arial"/>
+          <w:color w:val="1E293B"/>
+          <w:sz w:val="21"/>
+          <w:szCs w:val="21"/>
+        </w:rPr>
+        <w:t xml:space="preserve"> link.</w:t>
+      </w:r>
+    </w:p>
+    <w:p>
+      <w:pPr>
+        <w:numPr>
+          <w:ilvl w:val="0"/>
+          <w:numId w:val="3"/>
+        </w:numPr>
+        <w:spacing w:before="100" w:beforeAutospacing="1" w:after="100" w:afterAutospacing="1"/>
+        <w:rPr>
+          <w:rFonts w:ascii="Arial" w:eastAsia="Times New Roman" w:hAnsi="Arial" w:cs="Arial"/>
+          <w:color w:val="1E293B"/>
+          <w:sz w:val="21"/>
+          <w:szCs w:val="21"/>
+        </w:rPr>
+      </w:pPr>
+      <w:r>
+        <w:rPr>
+          <w:rFonts w:ascii="Arial" w:eastAsia="Times New Roman" w:hAnsi="Arial" w:cs="Arial"/>
+          <w:color w:val="1E293B"/>
+          <w:sz w:val="21"/>
+          <w:szCs w:val="21"/>
+        </w:rPr>
+        <w:t xml:space="preserve">Clears </w:t>
+      </w:r>
+      <w:r>
+        <w:rPr>
+          <w:rStyle w:val="HTMLCode"/>
+        </w:rPr>
+        <w:t>smart_sign_inventory.claimed_at</w:t>
+      </w:r>
+      <w:r>
+        <w:rPr>
+          <w:rFonts w:ascii="Arial" w:eastAsia="Times New Roman" w:hAnsi="Arial" w:cs="Arial"/>
+          <w:color w:val="1E293B"/>
+          <w:sz w:val="21"/>
+          <w:szCs w:val="21"/>
+        </w:rPr>
+        <w:t>.</w:t>
+      </w:r>
+    </w:p>
+    <w:p>
+      <w:pPr>
+        <w:numPr>
+          <w:ilvl w:val="0"/>
+          <w:numId w:val="3"/>
+        </w:numPr>
+        <w:spacing w:before="100" w:beforeAutospacing="1" w:after="100" w:afterAutospacing="1"/>
+        <w:rPr>
+          <w:rFonts w:ascii="Arial" w:eastAsia="Times New Roman" w:hAnsi="Arial" w:cs="Arial"/>
+          <w:color w:val="1E293B"/>
+          <w:sz w:val="21"/>
+          <w:szCs w:val="21"/>
+        </w:rPr>
+      </w:pPr>
+      <w:r>
+        <w:rPr>
+          <w:rFonts w:ascii="Arial" w:eastAsia="Times New Roman" w:hAnsi="Arial" w:cs="Arial"/>
+          <w:color w:val="1E293B"/>
+          <w:sz w:val="21"/>
+          <w:szCs w:val="21"/>
+        </w:rPr>
+        <w:t xml:space="preserve">Deletes the </w:t>
+      </w:r>
+      <w:r>
+        <w:rPr>
+          <w:rStyle w:val="HTMLCode"/>
+        </w:rPr>
+        <w:t>smart_signs</w:t>
+      </w:r>
+      <w:r>
+        <w:rPr>
+          <w:rFonts w:ascii="Arial" w:eastAsia="Times New Roman" w:hAnsi="Arial" w:cs="Arial"/>
+          <w:color w:val="1E293B"/>
+          <w:sz w:val="21"/>
+          <w:szCs w:val="21"/>
+        </w:rPr>
+        <w:t xml:space="preserve"> row for that public code.</w:t>
+      </w:r>
+    </w:p>
+    <w:p>
+      <w:pPr>
+        <w:numPr>
+          <w:ilvl w:val="0"/>
+          <w:numId w:val="3"/>
+        </w:numPr>
+        <w:spacing w:before="100" w:beforeAutospacing="1" w:after="100" w:afterAutospacing="1"/>
+        <w:rPr>
+          <w:rFonts w:ascii="Arial" w:eastAsia="Times New Roman" w:hAnsi="Arial" w:cs="Arial"/>
+          <w:color w:val="1E293B"/>
+          <w:sz w:val="21"/>
+          <w:szCs w:val="21"/>
+        </w:rPr>
+      </w:pPr>
+      <w:r>
+        <w:rPr>
+          <w:rFonts w:ascii="Arial" w:eastAsia="Times New Roman" w:hAnsi="Arial" w:cs="Arial"/>
+          <w:color w:val="1E293B"/>
+          <w:sz w:val="21"/>
+          <w:szCs w:val="21"/>
+        </w:rPr>
+        <w:t>Clears the browser's local Smart Sign activation session.</w:t>
+      </w:r>
+    </w:p>
+    <w:p>
+      <w:pPr>
+        <w:numPr>
+          <w:ilvl w:val="0"/>
+          <w:numId w:val="3"/>
+        </w:numPr>
+        <w:spacing w:before="100" w:beforeAutospacing="1" w:after="100" w:afterAutospacing="1"/>
+        <w:rPr>
+          <w:rFonts w:ascii="Arial" w:eastAsia="Times New Roman" w:hAnsi="Arial" w:cs="Arial"/>
+          <w:color w:val="1E293B"/>
+          <w:sz w:val="21"/>
+          <w:szCs w:val="21"/>
+        </w:rPr>
+      </w:pPr>
+      <w:r>
+        <w:rPr>
+          <w:rFonts w:ascii="Arial" w:eastAsia="Times New Roman" w:hAnsi="Arial" w:cs="Arial"/>
+          <w:color w:val="1E293B"/>
+          <w:sz w:val="21"/>
+          <w:szCs w:val="21"/>
+        </w:rPr>
+        <w:t>Leaves the agent Rel8tionChip/keychain claimed.</w:t>
+      </w:r>
+    </w:p>
+    <w:p>
+      <w:pPr>
+        <w:pStyle w:val="NormalWeb"/>
+        <w:rPr>
+          <w:rFonts w:ascii="Arial" w:hAnsi="Arial" w:cs="Arial"/>
+        </w:rPr>
+      </w:pPr>
+      <w:r>
+        <w:rPr>
+          <w:rFonts w:ascii="Arial" w:hAnsi="Arial" w:cs="Arial"/>
+        </w:rPr>
+        <w:t>What it does not do by default:</w:t>
+      </w:r>
+    </w:p>
+    <w:p>
+      <w:pPr>
+        <w:numPr>
+          <w:ilvl w:val="0"/>
+          <w:numId w:val="4"/>
+        </w:numPr>
+        <w:spacing w:before="100" w:beforeAutospacing="1" w:after="100" w:afterAutospacing="1"/>
+        <w:rPr>
+          <w:rFonts w:ascii="Arial" w:eastAsia="Times New Roman" w:hAnsi="Arial" w:cs="Arial"/>
+          <w:color w:val="1E293B"/>
+          <w:sz w:val="21"/>
+          <w:szCs w:val="21"/>
+        </w:rPr>
+      </w:pPr>
+      <w:r>
+        <w:rPr>
+          <w:rFonts w:ascii="Arial" w:eastAsia="Times New Roman" w:hAnsi="Arial" w:cs="Arial"/>
+          <w:color w:val="1E293B"/>
+          <w:sz w:val="21"/>
+          <w:szCs w:val="21"/>
+        </w:rPr>
+        <w:t>It does not delete or unclaim every key for the agent.</w:t>
+      </w:r>
+    </w:p>
+    <w:p>
+      <w:pPr>
+        <w:numPr>
+          <w:ilvl w:val="0"/>
+          <w:numId w:val="4"/>
+        </w:numPr>
+        <w:spacing w:before="100" w:beforeAutospacing="1" w:after="100" w:afterAutospacing="1"/>
+        <w:rPr>
+          <w:rFonts w:ascii="Arial" w:eastAsia="Times New Roman" w:hAnsi="Arial" w:cs="Arial"/>
+          <w:color w:val="1E293B"/>
+          <w:sz w:val="21"/>
+          <w:szCs w:val="21"/>
+        </w:rPr>
+      </w:pPr>
+      <w:r>
+        <w:rPr>
+          <w:rFonts w:ascii="Arial" w:eastAsia="Times New Roman" w:hAnsi="Arial" w:cs="Arial"/>
+          <w:color w:val="1E293B"/>
+          <w:sz w:val="21"/>
+          <w:szCs w:val="21"/>
+        </w:rPr>
+        <w:t>It does not wipe unrelated signs.</w:t>
+      </w:r>
+    </w:p>
+    <w:p>
+      <w:pPr>
+        <w:numPr>
+          <w:ilvl w:val="0"/>
+          <w:numId w:val="4"/>
+        </w:numPr>
+        <w:spacing w:before="100" w:beforeAutospacing="1" w:after="100" w:afterAutospacing="1"/>
+        <w:rPr>
+          <w:rFonts w:ascii="Arial" w:eastAsia="Times New Roman" w:hAnsi="Arial" w:cs="Arial"/>
+          <w:color w:val="1E293B"/>
+          <w:sz w:val="21"/>
+          <w:szCs w:val="21"/>
+        </w:rPr>
+      </w:pPr>
+      <w:r>
+        <w:rPr>
+          <w:rFonts w:ascii="Arial" w:eastAsia="Times New Roman" w:hAnsi="Arial" w:cs="Arial"/>
+          <w:color w:val="1E293B"/>
+          <w:sz w:val="21"/>
+          <w:szCs w:val="21"/>
+        </w:rPr>
+        <w:t>It does not reset other rows unless they are tied to the exact sign public code being confirmed.</w:t>
+      </w:r>
+    </w:p>
+    <w:p>
+      <w:pPr>
+        <w:pStyle w:val="NormalWeb"/>
+        <w:rPr>
+          <w:rFonts w:ascii="Arial" w:hAnsi="Arial" w:cs="Arial"/>
+        </w:rPr>
+      </w:pPr>
+      <w:r>
+        <w:rPr>
+          <w:rFonts w:ascii="Arial" w:hAnsi="Arial" w:cs="Arial"/>
+        </w:rPr>
+        <w:t>There is an optional checkbox:</w:t>
+      </w:r>
+    </w:p>
+    <w:p>
+      <w:pPr>
+        <w:pStyle w:val="NormalWeb"/>
+        <w:rPr>
+          <w:rFonts w:ascii="Arial" w:hAnsi="Arial" w:cs="Arial"/>
+        </w:rPr>
+      </w:pPr>
+      <w:r>
+        <w:rPr>
+          <w:rStyle w:val="HTMLCode"/>
+        </w:rPr>
+        <w:t>Also unclaim this current keychain UID</w:t>
+      </w:r>
+    </w:p>
+    <w:p>
+      <w:pPr>
+        <w:pStyle w:val="NormalWeb"/>
+        <w:rPr>
+          <w:rFonts w:ascii="Arial" w:hAnsi="Arial" w:cs="Arial"/>
+        </w:rPr>
+      </w:pPr>
+      <w:r>
+        <w:rPr>
+          <w:rFonts w:ascii="Arial" w:hAnsi="Arial" w:cs="Arial"/>
+        </w:rPr>
+        <w:t>Leave that unchecked for normal demo reset use. Only check it if the current agent keychain itself should be returned to first-time setup.</w:t>
+      </w:r>
+    </w:p>
+    <w:p>
+      <w:pPr>
+        <w:pStyle w:val="NormalWeb"/>
+        <w:rPr>
+          <w:rFonts w:ascii="Arial" w:hAnsi="Arial" w:cs="Arial"/>
+        </w:rPr>
+      </w:pPr>
+      <w:r>
+        <w:rPr>
+          <w:rFonts w:ascii="Arial" w:hAnsi="Arial" w:cs="Arial"/>
+        </w:rPr>
+        <w:t xml:space="preserve">The reset flow was tested with a throwaway sign/inventory/event before deployment. The real working sign </w:t>
+      </w:r>
+      <w:r>
+        <w:rPr>
+          <w:rStyle w:val="HTMLCode"/>
+        </w:rPr>
+        <w:t>38e8d6eb579c</w:t>
+      </w:r>
+      <w:r>
+        <w:rPr>
+          <w:rFonts w:ascii="Arial" w:hAnsi="Arial" w:cs="Arial"/>
+        </w:rPr>
+        <w:t xml:space="preserve"> was confirmed still active after deployment.</w:t>
+      </w:r>
+    </w:p>
+    <w:p>
+      <w:pPr>
+        <w:pStyle w:val="Heading2"/>
+        <w:rPr>
+          <w:rFonts w:ascii="Arial" w:eastAsia="Times New Roman" w:hAnsi="Arial" w:cs="Arial"/>
+        </w:rPr>
+      </w:pPr>
+      <w:r>
+        <w:rPr>
+          <w:rFonts w:ascii="Arial" w:eastAsia="Times New Roman" w:hAnsi="Arial" w:cs="Arial"/>
+        </w:rPr>
         <w:t>Current Live Production State</w:t>
       </w:r>
     </w:p>
@@ -306,7 +1104,6 @@
         <w:rPr>
           <w:rFonts w:ascii="Arial" w:hAnsi="Arial" w:cs="Arial"/>
         </w:rPr>
-        <w:lastRenderedPageBreak/>
         <w:t>Branch used for deploys:</w:t>
       </w:r>
     </w:p>
@@ -349,7 +1146,7 @@
         <w:rPr>
           <w:rStyle w:val="HTMLCode"/>
         </w:rPr>
-        <w:t>662442e Route active sign chips to live sign</w:t>
+        <w:t>0e617c3 Add demo smart sign reset action</w:t>
       </w:r>
     </w:p>
     <w:p>
@@ -931,28 +1728,28 @@
           <w:szCs w:val="20"/>
           <w:bdr w:val="none" w:sz="0" w:space="0" w:color="auto" w:frame="1"/>
         </w:rPr>
-        <w:t xml:space="preserve">  "sign_chip_primary": "8ce0364c-411e-45f8-a9eb-2eb8954b0ca0",</w:t>
-      </w:r>
-    </w:p>
-    <w:p>
-      <w:pPr>
-        <w:pStyle w:val="HTMLPreformatted"/>
+        <w:t xml:space="preserve">  "</w:t>
+      </w:r>
+      <w:r>
         <w:rPr>
           <w:color w:val="0F172A"/>
           <w:sz w:val="20"/>
           <w:szCs w:val="20"/>
           <w:bdr w:val="none" w:sz="0" w:space="0" w:color="auto" w:frame="1"/>
         </w:rPr>
-      </w:pPr>
-      <w:r>
+        <w:t>sign_chip_primary": "8ce0364c-411e-45f8-a9eb-2eb8954b0ca0",</w:t>
+      </w:r>
+    </w:p>
+    <w:p>
+      <w:pPr>
+        <w:pStyle w:val="HTMLPreformatted"/>
         <w:rPr>
           <w:color w:val="0F172A"/>
           <w:sz w:val="20"/>
           <w:szCs w:val="20"/>
           <w:bdr w:val="none" w:sz="0" w:space="0" w:color="auto" w:frame="1"/>
         </w:rPr>
-        <w:t xml:space="preserve">  "</w:t>
-      </w:r>
+      </w:pPr>
       <w:r>
         <w:rPr>
           <w:color w:val="0F172A"/>
@@ -960,7 +1757,7 @@
           <w:szCs w:val="20"/>
           <w:bdr w:val="none" w:sz="0" w:space="0" w:color="auto" w:frame="1"/>
         </w:rPr>
-        <w:t>sign_chip_secondary": "987fb582-6ca3-4d8a-8dc2-54b6af6e2962",</w:t>
+        <w:t xml:space="preserve">  "sign_chip_secondary": "987fb582-6ca3-4d8a-8dc2-54b6af6e2962",</w:t>
       </w:r>
     </w:p>
     <w:p>
@@ -1197,7 +1994,7 @@
       <w:pPr>
         <w:numPr>
           <w:ilvl w:val="0"/>
-          <w:numId w:val="1"/>
+          <w:numId w:val="5"/>
         </w:numPr>
         <w:spacing w:before="100" w:beforeAutospacing="1" w:after="100" w:afterAutospacing="1"/>
         <w:rPr>
@@ -1221,7 +2018,7 @@
       <w:pPr>
         <w:numPr>
           <w:ilvl w:val="0"/>
-          <w:numId w:val="1"/>
+          <w:numId w:val="5"/>
         </w:numPr>
         <w:spacing w:before="100" w:beforeAutospacing="1" w:after="100" w:afterAutospacing="1"/>
         <w:rPr>
@@ -1245,7 +2042,7 @@
       <w:pPr>
         <w:numPr>
           <w:ilvl w:val="0"/>
-          <w:numId w:val="1"/>
+          <w:numId w:val="5"/>
         </w:numPr>
         <w:spacing w:before="100" w:beforeAutospacing="1" w:after="100" w:afterAutospacing="1"/>
         <w:rPr>
@@ -1269,7 +2066,7 @@
       <w:pPr>
         <w:numPr>
           <w:ilvl w:val="0"/>
-          <w:numId w:val="1"/>
+          <w:numId w:val="5"/>
         </w:numPr>
         <w:spacing w:before="100" w:beforeAutospacing="1" w:after="100" w:afterAutospacing="1"/>
         <w:rPr>
@@ -1293,7 +2090,7 @@
       <w:pPr>
         <w:numPr>
           <w:ilvl w:val="0"/>
-          <w:numId w:val="1"/>
+          <w:numId w:val="5"/>
         </w:numPr>
         <w:spacing w:before="100" w:beforeAutospacing="1" w:after="100" w:afterAutospacing="1"/>
         <w:rPr>
@@ -1317,7 +2114,7 @@
       <w:pPr>
         <w:numPr>
           <w:ilvl w:val="0"/>
-          <w:numId w:val="1"/>
+          <w:numId w:val="5"/>
         </w:numPr>
         <w:spacing w:before="100" w:beforeAutospacing="1" w:after="100" w:afterAutospacing="1"/>
         <w:rPr>
@@ -1341,7 +2138,7 @@
       <w:pPr>
         <w:numPr>
           <w:ilvl w:val="0"/>
-          <w:numId w:val="1"/>
+          <w:numId w:val="5"/>
         </w:numPr>
         <w:spacing w:before="100" w:beforeAutospacing="1" w:after="100" w:afterAutospacing="1"/>
         <w:rPr>
@@ -1365,7 +2162,7 @@
       <w:pPr>
         <w:numPr>
           <w:ilvl w:val="0"/>
-          <w:numId w:val="1"/>
+          <w:numId w:val="5"/>
         </w:numPr>
         <w:spacing w:before="100" w:beforeAutospacing="1" w:after="100" w:afterAutospacing="1"/>
         <w:rPr>
@@ -1459,7 +2256,7 @@
       <w:pPr>
         <w:numPr>
           <w:ilvl w:val="0"/>
-          <w:numId w:val="2"/>
+          <w:numId w:val="6"/>
         </w:numPr>
         <w:spacing w:before="100" w:beforeAutospacing="1" w:after="100" w:afterAutospacing="1"/>
         <w:rPr>
@@ -1483,7 +2280,7 @@
       <w:pPr>
         <w:numPr>
           <w:ilvl w:val="0"/>
-          <w:numId w:val="2"/>
+          <w:numId w:val="6"/>
         </w:numPr>
         <w:spacing w:before="100" w:beforeAutospacing="1" w:after="100" w:afterAutospacing="1"/>
         <w:rPr>
@@ -1507,7 +2304,7 @@
       <w:pPr>
         <w:numPr>
           <w:ilvl w:val="0"/>
-          <w:numId w:val="2"/>
+          <w:numId w:val="6"/>
         </w:numPr>
         <w:spacing w:before="100" w:beforeAutospacing="1" w:after="100" w:afterAutospacing="1"/>
         <w:rPr>
@@ -1531,7 +2328,7 @@
       <w:pPr>
         <w:numPr>
           <w:ilvl w:val="0"/>
-          <w:numId w:val="2"/>
+          <w:numId w:val="6"/>
         </w:numPr>
         <w:spacing w:before="100" w:beforeAutospacing="1" w:after="100" w:afterAutospacing="1"/>
         <w:rPr>
@@ -1555,7 +2352,7 @@
       <w:pPr>
         <w:numPr>
           <w:ilvl w:val="0"/>
-          <w:numId w:val="2"/>
+          <w:numId w:val="6"/>
         </w:numPr>
         <w:spacing w:before="100" w:beforeAutospacing="1" w:after="100" w:afterAutospacing="1"/>
         <w:rPr>
@@ -1579,7 +2376,7 @@
       <w:pPr>
         <w:numPr>
           <w:ilvl w:val="0"/>
-          <w:numId w:val="2"/>
+          <w:numId w:val="6"/>
         </w:numPr>
         <w:spacing w:before="100" w:beforeAutospacing="1" w:after="100" w:afterAutospacing="1"/>
         <w:rPr>
@@ -1603,7 +2400,7 @@
       <w:pPr>
         <w:numPr>
           <w:ilvl w:val="0"/>
-          <w:numId w:val="2"/>
+          <w:numId w:val="6"/>
         </w:numPr>
         <w:spacing w:before="100" w:beforeAutospacing="1" w:after="100" w:afterAutospacing="1"/>
         <w:rPr>
@@ -1774,88 +2571,88 @@
           <w:szCs w:val="20"/>
           <w:bdr w:val="none" w:sz="0" w:space="0" w:color="auto" w:frame="1"/>
         </w:rPr>
-        <w:t xml:space="preserve">      'Content-Type': 'application/json'</w:t>
-      </w:r>
-    </w:p>
-    <w:p>
-      <w:pPr>
-        <w:pStyle w:val="HTMLPreformatted"/>
+        <w:t xml:space="preserve">      </w:t>
+      </w:r>
+      <w:r>
         <w:rPr>
           <w:color w:val="0F172A"/>
           <w:sz w:val="20"/>
           <w:szCs w:val="20"/>
           <w:bdr w:val="none" w:sz="0" w:space="0" w:color="auto" w:frame="1"/>
         </w:rPr>
-      </w:pPr>
-      <w:r>
+        <w:t>'Content-Type': 'application/json'</w:t>
+      </w:r>
+    </w:p>
+    <w:p>
+      <w:pPr>
+        <w:pStyle w:val="HTMLPreformatted"/>
         <w:rPr>
           <w:color w:val="0F172A"/>
           <w:sz w:val="20"/>
           <w:szCs w:val="20"/>
           <w:bdr w:val="none" w:sz="0" w:space="0" w:color="auto" w:frame="1"/>
         </w:rPr>
-        <w:t xml:space="preserve">    }</w:t>
-      </w:r>
-    </w:p>
-    <w:p>
-      <w:pPr>
-        <w:pStyle w:val="HTMLPreformatted"/>
+      </w:pPr>
+      <w:r>
         <w:rPr>
           <w:color w:val="0F172A"/>
           <w:sz w:val="20"/>
           <w:szCs w:val="20"/>
           <w:bdr w:val="none" w:sz="0" w:space="0" w:color="auto" w:frame="1"/>
         </w:rPr>
-      </w:pPr>
-      <w:r>
+        <w:t xml:space="preserve">    }</w:t>
+      </w:r>
+    </w:p>
+    <w:p>
+      <w:pPr>
+        <w:pStyle w:val="HTMLPreformatted"/>
         <w:rPr>
           <w:color w:val="0F172A"/>
           <w:sz w:val="20"/>
           <w:szCs w:val="20"/>
           <w:bdr w:val="none" w:sz="0" w:space="0" w:color="auto" w:frame="1"/>
         </w:rPr>
-        <w:t xml:space="preserve">  });</w:t>
-      </w:r>
-    </w:p>
-    <w:p>
-      <w:pPr>
-        <w:pStyle w:val="HTMLPreformatted"/>
+      </w:pPr>
+      <w:r>
         <w:rPr>
           <w:color w:val="0F172A"/>
           <w:sz w:val="20"/>
           <w:szCs w:val="20"/>
           <w:bdr w:val="none" w:sz="0" w:space="0" w:color="auto" w:frame="1"/>
         </w:rPr>
-      </w:pPr>
-      <w:r>
+        <w:t xml:space="preserve">  });</w:t>
+      </w:r>
+    </w:p>
+    <w:p>
+      <w:pPr>
+        <w:pStyle w:val="HTMLPreformatted"/>
         <w:rPr>
           <w:color w:val="0F172A"/>
           <w:sz w:val="20"/>
           <w:szCs w:val="20"/>
           <w:bdr w:val="none" w:sz="0" w:space="0" w:color="auto" w:frame="1"/>
         </w:rPr>
-        <w:t xml:space="preserve">  if (!response.ok) return null;</w:t>
-      </w:r>
-    </w:p>
-    <w:p>
-      <w:pPr>
-        <w:pStyle w:val="HTMLPreformatted"/>
+      </w:pPr>
+      <w:r>
         <w:rPr>
           <w:color w:val="0F172A"/>
           <w:sz w:val="20"/>
           <w:szCs w:val="20"/>
           <w:bdr w:val="none" w:sz="0" w:space="0" w:color="auto" w:frame="1"/>
         </w:rPr>
-      </w:pPr>
-      <w:r>
+        <w:t xml:space="preserve">  if (!response.ok) return null;</w:t>
+      </w:r>
+    </w:p>
+    <w:p>
+      <w:pPr>
+        <w:pStyle w:val="HTMLPreformatted"/>
         <w:rPr>
           <w:color w:val="0F172A"/>
           <w:sz w:val="20"/>
           <w:szCs w:val="20"/>
           <w:bdr w:val="none" w:sz="0" w:space="0" w:color="auto" w:frame="1"/>
         </w:rPr>
-        <w:t xml:space="preserve">  </w:t>
-      </w:r>
+      </w:pPr>
       <w:r>
         <w:rPr>
           <w:color w:val="0F172A"/>
@@ -1863,7 +2660,7 @@
           <w:szCs w:val="20"/>
           <w:bdr w:val="none" w:sz="0" w:space="0" w:color="auto" w:frame="1"/>
         </w:rPr>
-        <w:t>const rows = await response.json().catch(() =&gt; []);</w:t>
+        <w:t xml:space="preserve">  const rows = await response.json().catch(() =&gt; []);</w:t>
       </w:r>
     </w:p>
     <w:p>
@@ -1988,7 +2785,7 @@
       <w:pPr>
         <w:numPr>
           <w:ilvl w:val="0"/>
-          <w:numId w:val="3"/>
+          <w:numId w:val="7"/>
         </w:numPr>
         <w:spacing w:before="100" w:beforeAutospacing="1" w:after="100" w:afterAutospacing="1"/>
         <w:rPr>
@@ -2012,7 +2809,7 @@
       <w:pPr>
         <w:numPr>
           <w:ilvl w:val="0"/>
-          <w:numId w:val="3"/>
+          <w:numId w:val="7"/>
         </w:numPr>
         <w:spacing w:before="100" w:beforeAutospacing="1" w:after="100" w:afterAutospacing="1"/>
         <w:rPr>
@@ -2036,7 +2833,7 @@
       <w:pPr>
         <w:numPr>
           <w:ilvl w:val="0"/>
-          <w:numId w:val="3"/>
+          <w:numId w:val="7"/>
         </w:numPr>
         <w:spacing w:before="100" w:beforeAutospacing="1" w:after="100" w:afterAutospacing="1"/>
         <w:rPr>
@@ -2066,7 +2863,7 @@
       <w:pPr>
         <w:numPr>
           <w:ilvl w:val="0"/>
-          <w:numId w:val="3"/>
+          <w:numId w:val="7"/>
         </w:numPr>
         <w:spacing w:before="100" w:beforeAutospacing="1" w:after="100" w:afterAutospacing="1"/>
         <w:rPr>
@@ -2090,7 +2887,7 @@
       <w:pPr>
         <w:numPr>
           <w:ilvl w:val="0"/>
-          <w:numId w:val="3"/>
+          <w:numId w:val="7"/>
         </w:numPr>
         <w:spacing w:before="100" w:beforeAutospacing="1" w:after="100" w:afterAutospacing="1"/>
         <w:rPr>
@@ -2114,7 +2911,7 @@
       <w:pPr>
         <w:numPr>
           <w:ilvl w:val="0"/>
-          <w:numId w:val="3"/>
+          <w:numId w:val="7"/>
         </w:numPr>
         <w:spacing w:before="100" w:beforeAutospacing="1" w:after="100" w:afterAutospacing="1"/>
         <w:rPr>
@@ -2138,7 +2935,7 @@
       <w:pPr>
         <w:numPr>
           <w:ilvl w:val="0"/>
-          <w:numId w:val="3"/>
+          <w:numId w:val="7"/>
         </w:numPr>
         <w:spacing w:before="100" w:beforeAutospacing="1" w:after="100" w:afterAutospacing="1"/>
         <w:rPr>
@@ -2162,7 +2959,7 @@
       <w:pPr>
         <w:numPr>
           <w:ilvl w:val="0"/>
-          <w:numId w:val="3"/>
+          <w:numId w:val="7"/>
         </w:numPr>
         <w:spacing w:before="100" w:beforeAutospacing="1" w:after="100" w:afterAutospacing="1"/>
         <w:rPr>
@@ -2186,7 +2983,7 @@
       <w:pPr>
         <w:numPr>
           <w:ilvl w:val="0"/>
-          <w:numId w:val="3"/>
+          <w:numId w:val="7"/>
         </w:numPr>
         <w:spacing w:before="100" w:beforeAutospacing="1" w:after="100" w:afterAutospacing="1"/>
         <w:rPr>
@@ -2210,7 +3007,7 @@
       <w:pPr>
         <w:numPr>
           <w:ilvl w:val="0"/>
-          <w:numId w:val="3"/>
+          <w:numId w:val="7"/>
         </w:numPr>
         <w:spacing w:before="100" w:beforeAutospacing="1" w:after="100" w:afterAutospacing="1"/>
         <w:rPr>
@@ -2328,7 +3125,7 @@
       <w:pPr>
         <w:numPr>
           <w:ilvl w:val="0"/>
-          <w:numId w:val="4"/>
+          <w:numId w:val="8"/>
         </w:numPr>
         <w:spacing w:before="100" w:beforeAutospacing="1" w:after="100" w:afterAutospacing="1"/>
         <w:rPr>
@@ -2349,7 +3146,7 @@
       <w:pPr>
         <w:numPr>
           <w:ilvl w:val="0"/>
-          <w:numId w:val="4"/>
+          <w:numId w:val="8"/>
         </w:numPr>
         <w:spacing w:before="100" w:beforeAutospacing="1" w:after="100" w:afterAutospacing="1"/>
         <w:rPr>
@@ -2836,7 +3633,7 @@
       <w:pPr>
         <w:numPr>
           <w:ilvl w:val="0"/>
-          <w:numId w:val="5"/>
+          <w:numId w:val="9"/>
         </w:numPr>
         <w:spacing w:before="100" w:beforeAutospacing="1" w:after="100" w:afterAutospacing="1"/>
         <w:rPr>
@@ -2857,7 +3654,7 @@
       <w:pPr>
         <w:numPr>
           <w:ilvl w:val="0"/>
-          <w:numId w:val="5"/>
+          <w:numId w:val="9"/>
         </w:numPr>
         <w:spacing w:before="100" w:beforeAutospacing="1" w:after="100" w:afterAutospacing="1"/>
         <w:rPr>
@@ -2878,7 +3675,7 @@
       <w:pPr>
         <w:numPr>
           <w:ilvl w:val="0"/>
-          <w:numId w:val="5"/>
+          <w:numId w:val="9"/>
         </w:numPr>
         <w:spacing w:before="100" w:beforeAutospacing="1" w:after="100" w:afterAutospacing="1"/>
         <w:rPr>
@@ -2899,7 +3696,7 @@
       <w:pPr>
         <w:numPr>
           <w:ilvl w:val="0"/>
-          <w:numId w:val="5"/>
+          <w:numId w:val="9"/>
         </w:numPr>
         <w:spacing w:before="100" w:beforeAutospacing="1" w:after="100" w:afterAutospacing="1"/>
         <w:rPr>
@@ -2920,7 +3717,7 @@
       <w:pPr>
         <w:numPr>
           <w:ilvl w:val="0"/>
-          <w:numId w:val="5"/>
+          <w:numId w:val="9"/>
         </w:numPr>
         <w:spacing w:before="100" w:beforeAutospacing="1" w:after="100" w:afterAutospacing="1"/>
         <w:rPr>
@@ -3228,451 +4025,8 @@
           <w:szCs w:val="20"/>
           <w:bdr w:val="none" w:sz="0" w:space="0" w:color="auto" w:frame="1"/>
         </w:rPr>
-        <w:t>if (!state.signChipUid &amp;&amp; p.primaryChipUid) state.signChipUid = p.primaryChipUid;</w:t>
-      </w:r>
-    </w:p>
-    <w:p>
-      <w:pPr>
-        <w:pStyle w:val="NormalWeb"/>
-        <w:rPr>
-          <w:rFonts w:ascii="Arial" w:hAnsi="Arial" w:cs="Arial"/>
-        </w:rPr>
-      </w:pPr>
-      <w:r>
-        <w:rPr>
-          <w:rFonts w:ascii="Arial" w:hAnsi="Arial" w:cs="Arial"/>
-        </w:rPr>
-        <w:t>That made the page think the current scan was sign chip 1 again.</w:t>
-      </w:r>
-    </w:p>
-    <w:p>
-      <w:pPr>
-        <w:pStyle w:val="NormalWeb"/>
-        <w:rPr>
-          <w:rFonts w:ascii="Arial" w:hAnsi="Arial" w:cs="Arial"/>
-        </w:rPr>
-      </w:pPr>
-      <w:r>
-        <w:rPr>
-          <w:rFonts w:ascii="Arial" w:hAnsi="Arial" w:cs="Arial"/>
-        </w:rPr>
-        <w:t>Fix:</w:t>
-      </w:r>
-    </w:p>
-    <w:p>
-      <w:pPr>
-        <w:pStyle w:val="NormalWeb"/>
-        <w:rPr>
-          <w:rFonts w:ascii="Arial" w:hAnsi="Arial" w:cs="Arial"/>
-        </w:rPr>
-      </w:pPr>
-      <w:r>
-        <w:rPr>
-          <w:rFonts w:ascii="Arial" w:hAnsi="Arial" w:cs="Arial"/>
-        </w:rPr>
-        <w:t xml:space="preserve">Do not restore </w:t>
-      </w:r>
-      <w:r>
-        <w:rPr>
-          <w:rStyle w:val="HTMLCode"/>
-        </w:rPr>
-        <w:t>signChipUid</w:t>
-      </w:r>
-      <w:r>
-        <w:rPr>
-          <w:rFonts w:ascii="Arial" w:hAnsi="Arial" w:cs="Arial"/>
-        </w:rPr>
-        <w:t xml:space="preserve"> from saved session. The current scanned UID must only come from the actual scan URL.</w:t>
-      </w:r>
-    </w:p>
-    <w:p>
-      <w:pPr>
-        <w:pStyle w:val="NormalWeb"/>
-        <w:rPr>
-          <w:rFonts w:ascii="Arial" w:hAnsi="Arial" w:cs="Arial"/>
-        </w:rPr>
-      </w:pPr>
-      <w:r>
-        <w:rPr>
-          <w:rFonts w:ascii="Arial" w:hAnsi="Arial" w:cs="Arial"/>
-        </w:rPr>
-        <w:t>Commits:</w:t>
-      </w:r>
-    </w:p>
-    <w:p>
-      <w:pPr>
-        <w:pStyle w:val="NormalWeb"/>
-        <w:rPr>
-          <w:rFonts w:ascii="Arial" w:hAnsi="Arial" w:cs="Arial"/>
-        </w:rPr>
-      </w:pPr>
-      <w:r>
-        <w:rPr>
-          <w:rStyle w:val="HTMLCode"/>
-        </w:rPr>
-        <w:t>8832fed Fix smart sign keychain handoff loop</w:t>
-      </w:r>
-    </w:p>
-    <w:p>
-      <w:pPr>
-        <w:pStyle w:val="NormalWeb"/>
-        <w:rPr>
-          <w:rFonts w:ascii="Arial" w:hAnsi="Arial" w:cs="Arial"/>
-        </w:rPr>
-      </w:pPr>
-      <w:r>
-        <w:rPr>
-          <w:rStyle w:val="HTMLCode"/>
-        </w:rPr>
-        <w:t>739e2e8 Fix root smart sign activation handoff</w:t>
-      </w:r>
-    </w:p>
-    <w:p>
-      <w:pPr>
-        <w:pStyle w:val="Heading3"/>
-        <w:rPr>
-          <w:rFonts w:ascii="Arial" w:eastAsia="Times New Roman" w:hAnsi="Arial" w:cs="Arial"/>
-        </w:rPr>
-      </w:pPr>
-      <w:r>
-        <w:rPr>
-          <w:rFonts w:ascii="Arial" w:eastAsia="Times New Roman" w:hAnsi="Arial" w:cs="Arial"/>
-        </w:rPr>
-        <w:t>6. Production was serving a different file</w:t>
-      </w:r>
-    </w:p>
-    <w:p>
-      <w:pPr>
-        <w:pStyle w:val="NormalWeb"/>
-        <w:rPr>
-          <w:rFonts w:ascii="Arial" w:hAnsi="Arial" w:cs="Arial"/>
-        </w:rPr>
-      </w:pPr>
-      <w:r>
-        <w:rPr>
-          <w:rFonts w:ascii="Arial" w:hAnsi="Arial" w:cs="Arial"/>
-        </w:rPr>
-        <w:t>Symptom:</w:t>
-      </w:r>
-    </w:p>
-    <w:p>
-      <w:pPr>
-        <w:pStyle w:val="NormalWeb"/>
-        <w:rPr>
-          <w:rFonts w:ascii="Arial" w:hAnsi="Arial" w:cs="Arial"/>
-        </w:rPr>
-      </w:pPr>
-      <w:r>
-        <w:rPr>
-          <w:rFonts w:ascii="Arial" w:hAnsi="Arial" w:cs="Arial"/>
-        </w:rPr>
-        <w:t>The code looked fixed locally and deployed, but the phone still saw the old loop.</w:t>
-      </w:r>
-    </w:p>
-    <w:p>
-      <w:pPr>
-        <w:pStyle w:val="NormalWeb"/>
-        <w:rPr>
-          <w:rFonts w:ascii="Arial" w:hAnsi="Arial" w:cs="Arial"/>
-        </w:rPr>
-      </w:pPr>
-      <w:r>
-        <w:rPr>
-          <w:rFonts w:ascii="Arial" w:hAnsi="Arial" w:cs="Arial"/>
-        </w:rPr>
-        <w:t>Cause:</w:t>
-      </w:r>
-    </w:p>
-    <w:p>
-      <w:pPr>
-        <w:pStyle w:val="NormalWeb"/>
-        <w:rPr>
-          <w:rFonts w:ascii="Arial" w:hAnsi="Arial" w:cs="Arial"/>
-        </w:rPr>
-      </w:pPr>
-      <w:r>
-        <w:rPr>
-          <w:rFonts w:ascii="Arial" w:hAnsi="Arial" w:cs="Arial"/>
-        </w:rPr>
-        <w:t>There are two files:</w:t>
-      </w:r>
-    </w:p>
-    <w:p>
-      <w:pPr>
-        <w:numPr>
-          <w:ilvl w:val="0"/>
-          <w:numId w:val="6"/>
-        </w:numPr>
-        <w:spacing w:before="100" w:beforeAutospacing="1" w:after="100" w:afterAutospacing="1"/>
-        <w:rPr>
-          <w:rFonts w:ascii="Arial" w:eastAsia="Times New Roman" w:hAnsi="Arial" w:cs="Arial"/>
-          <w:color w:val="1E293B"/>
-          <w:sz w:val="21"/>
-          <w:szCs w:val="21"/>
-        </w:rPr>
-      </w:pPr>
-      <w:r>
-        <w:rPr>
-          <w:rStyle w:val="HTMLCode"/>
-        </w:rPr>
-        <w:t>sign-demo-activate.html</w:t>
-      </w:r>
-    </w:p>
-    <w:p>
-      <w:pPr>
-        <w:numPr>
-          <w:ilvl w:val="0"/>
-          <w:numId w:val="6"/>
-        </w:numPr>
-        <w:spacing w:before="100" w:beforeAutospacing="1" w:after="100" w:afterAutospacing="1"/>
-        <w:rPr>
-          <w:rFonts w:ascii="Arial" w:eastAsia="Times New Roman" w:hAnsi="Arial" w:cs="Arial"/>
-          <w:color w:val="1E293B"/>
-          <w:sz w:val="21"/>
-          <w:szCs w:val="21"/>
-        </w:rPr>
-      </w:pPr>
-      <w:r>
-        <w:rPr>
-          <w:rStyle w:val="HTMLCode"/>
-        </w:rPr>
-        <w:t>apps/rel8tion-app/sign-demo-activate.html</w:t>
-      </w:r>
-    </w:p>
-    <w:p>
-      <w:pPr>
-        <w:pStyle w:val="NormalWeb"/>
-        <w:rPr>
-          <w:rFonts w:ascii="Arial" w:hAnsi="Arial" w:cs="Arial"/>
-        </w:rPr>
-      </w:pPr>
-      <w:r>
-        <w:rPr>
-          <w:rFonts w:ascii="Arial" w:hAnsi="Arial" w:cs="Arial"/>
-        </w:rPr>
-        <w:t>Production served the root file.</w:t>
-      </w:r>
-    </w:p>
-    <w:p>
-      <w:pPr>
-        <w:pStyle w:val="NormalWeb"/>
-        <w:rPr>
-          <w:rFonts w:ascii="Arial" w:hAnsi="Arial" w:cs="Arial"/>
-        </w:rPr>
-      </w:pPr>
-      <w:r>
-        <w:rPr>
-          <w:rFonts w:ascii="Arial" w:hAnsi="Arial" w:cs="Arial"/>
-        </w:rPr>
-        <w:t>Fix:</w:t>
-      </w:r>
-    </w:p>
-    <w:p>
-      <w:pPr>
-        <w:pStyle w:val="NormalWeb"/>
-        <w:rPr>
-          <w:rFonts w:ascii="Arial" w:hAnsi="Arial" w:cs="Arial"/>
-        </w:rPr>
-      </w:pPr>
-      <w:r>
-        <w:rPr>
-          <w:rFonts w:ascii="Arial" w:hAnsi="Arial" w:cs="Arial"/>
-        </w:rPr>
-        <w:t>Patch both copies and verify the exact production URL response.</w:t>
-      </w:r>
-    </w:p>
-    <w:p>
-      <w:pPr>
-        <w:pStyle w:val="NormalWeb"/>
-        <w:rPr>
-          <w:rFonts w:ascii="Arial" w:hAnsi="Arial" w:cs="Arial"/>
-        </w:rPr>
-      </w:pPr>
-      <w:r>
-        <w:rPr>
-          <w:rFonts w:ascii="Arial" w:hAnsi="Arial" w:cs="Arial"/>
-        </w:rPr>
-        <w:t>Commit:</w:t>
-      </w:r>
-    </w:p>
-    <w:p>
-      <w:pPr>
-        <w:pStyle w:val="NormalWeb"/>
-        <w:rPr>
-          <w:rFonts w:ascii="Arial" w:hAnsi="Arial" w:cs="Arial"/>
-        </w:rPr>
-      </w:pPr>
-      <w:r>
-        <w:rPr>
-          <w:rStyle w:val="HTMLCode"/>
-        </w:rPr>
-        <w:t>739e2e8 Fix root smart sign activation handoff</w:t>
-      </w:r>
-    </w:p>
-    <w:p>
-      <w:pPr>
-        <w:pStyle w:val="Heading3"/>
-        <w:rPr>
-          <w:rFonts w:ascii="Arial" w:eastAsia="Times New Roman" w:hAnsi="Arial" w:cs="Arial"/>
-        </w:rPr>
-      </w:pPr>
-      <w:r>
-        <w:rPr>
-          <w:rFonts w:ascii="Arial" w:eastAsia="Times New Roman" w:hAnsi="Arial" w:cs="Arial"/>
-        </w:rPr>
-        <w:t xml:space="preserve">7. Event creation failed with </w:t>
-      </w:r>
-      <w:r>
-        <w:rPr>
-          <w:rStyle w:val="HTMLCode"/>
-        </w:rPr>
-        <w:t>agent_slug</w:t>
-      </w:r>
-      <w:r>
-        <w:rPr>
-          <w:rFonts w:ascii="Arial" w:eastAsia="Times New Roman" w:hAnsi="Arial" w:cs="Arial"/>
-        </w:rPr>
-        <w:t xml:space="preserve"> schema-cache error</w:t>
-      </w:r>
-    </w:p>
-    <w:p>
-      <w:pPr>
-        <w:pStyle w:val="NormalWeb"/>
-        <w:rPr>
-          <w:rFonts w:ascii="Arial" w:hAnsi="Arial" w:cs="Arial"/>
-        </w:rPr>
-      </w:pPr>
-      <w:r>
-        <w:rPr>
-          <w:rFonts w:ascii="Arial" w:hAnsi="Arial" w:cs="Arial"/>
-        </w:rPr>
-        <w:t>Symptom:</w:t>
-      </w:r>
-    </w:p>
-    <w:p>
-      <w:pPr>
-        <w:pStyle w:val="NormalWeb"/>
-        <w:rPr>
-          <w:rFonts w:ascii="Arial" w:hAnsi="Arial" w:cs="Arial"/>
-        </w:rPr>
-      </w:pPr>
-      <w:r>
-        <w:rPr>
-          <w:rFonts w:ascii="Arial" w:hAnsi="Arial" w:cs="Arial"/>
-        </w:rPr>
-        <w:t>On the listing confirmation screen, activation returned:</w:t>
-      </w:r>
-    </w:p>
-    <w:p>
-      <w:pPr>
-        <w:pStyle w:val="NormalWeb"/>
-        <w:rPr>
-          <w:rFonts w:ascii="Arial" w:hAnsi="Arial" w:cs="Arial"/>
-        </w:rPr>
-      </w:pPr>
-      <w:r>
-        <w:rPr>
-          <w:rStyle w:val="HTMLCode"/>
-        </w:rPr>
-        <w:t>Could not find the 'agent_slug' column of 'open_house_events' in the schema cache</w:t>
-      </w:r>
-    </w:p>
-    <w:p>
-      <w:pPr>
-        <w:pStyle w:val="NormalWeb"/>
-        <w:rPr>
-          <w:rFonts w:ascii="Arial" w:hAnsi="Arial" w:cs="Arial"/>
-        </w:rPr>
-      </w:pPr>
-      <w:r>
-        <w:rPr>
-          <w:rFonts w:ascii="Arial" w:hAnsi="Arial" w:cs="Arial"/>
-        </w:rPr>
-        <w:t>Cause:</w:t>
-      </w:r>
-    </w:p>
-    <w:p>
-      <w:pPr>
-        <w:pStyle w:val="NormalWeb"/>
-        <w:rPr>
-          <w:rFonts w:ascii="Arial" w:hAnsi="Arial" w:cs="Arial"/>
-        </w:rPr>
-      </w:pPr>
-      <w:r>
-        <w:rPr>
-          <w:rFonts w:ascii="Arial" w:hAnsi="Arial" w:cs="Arial"/>
-        </w:rPr>
-        <w:t xml:space="preserve">The live </w:t>
-      </w:r>
-      <w:r>
-        <w:rPr>
-          <w:rStyle w:val="HTMLCode"/>
-        </w:rPr>
-        <w:t>open_house_events</w:t>
-      </w:r>
-      <w:r>
-        <w:rPr>
-          <w:rFonts w:ascii="Arial" w:hAnsi="Arial" w:cs="Arial"/>
-        </w:rPr>
-        <w:t xml:space="preserve"> table uses </w:t>
-      </w:r>
-      <w:r>
-        <w:rPr>
-          <w:rStyle w:val="HTMLCode"/>
-        </w:rPr>
-        <w:t>host_agent_slug</w:t>
-      </w:r>
-      <w:r>
-        <w:rPr>
-          <w:rFonts w:ascii="Arial" w:hAnsi="Arial" w:cs="Arial"/>
-        </w:rPr>
-        <w:t xml:space="preserve">, not </w:t>
-      </w:r>
-      <w:r>
-        <w:rPr>
-          <w:rStyle w:val="HTMLCode"/>
-        </w:rPr>
-        <w:t>agent_slug</w:t>
-      </w:r>
-      <w:r>
-        <w:rPr>
-          <w:rFonts w:ascii="Arial" w:hAnsi="Arial" w:cs="Arial"/>
-        </w:rPr>
-        <w:t>.</w:t>
-      </w:r>
-    </w:p>
-    <w:p>
-      <w:pPr>
-        <w:pStyle w:val="NormalWeb"/>
-        <w:rPr>
-          <w:rFonts w:ascii="Arial" w:hAnsi="Arial" w:cs="Arial"/>
-        </w:rPr>
-      </w:pPr>
-      <w:r>
-        <w:rPr>
-          <w:rFonts w:ascii="Arial" w:hAnsi="Arial" w:cs="Arial"/>
-        </w:rPr>
-        <w:t>Fix:</w:t>
-      </w:r>
-    </w:p>
-    <w:p>
-      <w:pPr>
-        <w:pStyle w:val="NormalWeb"/>
-        <w:rPr>
-          <w:rFonts w:ascii="Arial" w:hAnsi="Arial" w:cs="Arial"/>
-        </w:rPr>
-      </w:pPr>
-      <w:r>
-        <w:rPr>
-          <w:rFonts w:ascii="Arial" w:hAnsi="Arial" w:cs="Arial"/>
-        </w:rPr>
-        <w:t>Change event payload from:</w:t>
-      </w:r>
-    </w:p>
-    <w:p>
-      <w:pPr>
-        <w:pStyle w:val="HTMLPreformatted"/>
-      </w:pPr>
+        <w:t xml:space="preserve">if (!state.signChipUid &amp;&amp; </w:t>
+      </w:r>
       <w:r>
         <w:rPr>
           <w:color w:val="0F172A"/>
@@ -3680,21 +4034,445 @@
           <w:szCs w:val="20"/>
           <w:bdr w:val="none" w:sz="0" w:space="0" w:color="auto" w:frame="1"/>
         </w:rPr>
-        <w:t>agent_slug: state.agentSlug</w:t>
-      </w:r>
-    </w:p>
-    <w:p>
-      <w:pPr>
-        <w:pStyle w:val="NormalWeb"/>
-        <w:rPr>
-          <w:rFonts w:ascii="Arial" w:hAnsi="Arial" w:cs="Arial"/>
-        </w:rPr>
-      </w:pPr>
-      <w:r>
-        <w:rPr>
-          <w:rFonts w:ascii="Arial" w:hAnsi="Arial" w:cs="Arial"/>
-        </w:rPr>
-        <w:t>to:</w:t>
+        <w:t>p.primaryChipUid) state.signChipUid = p.primaryChipUid;</w:t>
+      </w:r>
+    </w:p>
+    <w:p>
+      <w:pPr>
+        <w:pStyle w:val="NormalWeb"/>
+        <w:rPr>
+          <w:rFonts w:ascii="Arial" w:hAnsi="Arial" w:cs="Arial"/>
+        </w:rPr>
+      </w:pPr>
+      <w:r>
+        <w:rPr>
+          <w:rFonts w:ascii="Arial" w:hAnsi="Arial" w:cs="Arial"/>
+        </w:rPr>
+        <w:t>That made the page think the current scan was sign chip 1 again.</w:t>
+      </w:r>
+    </w:p>
+    <w:p>
+      <w:pPr>
+        <w:pStyle w:val="NormalWeb"/>
+        <w:rPr>
+          <w:rFonts w:ascii="Arial" w:hAnsi="Arial" w:cs="Arial"/>
+        </w:rPr>
+      </w:pPr>
+      <w:r>
+        <w:rPr>
+          <w:rFonts w:ascii="Arial" w:hAnsi="Arial" w:cs="Arial"/>
+        </w:rPr>
+        <w:t>Fix:</w:t>
+      </w:r>
+    </w:p>
+    <w:p>
+      <w:pPr>
+        <w:pStyle w:val="NormalWeb"/>
+        <w:rPr>
+          <w:rFonts w:ascii="Arial" w:hAnsi="Arial" w:cs="Arial"/>
+        </w:rPr>
+      </w:pPr>
+      <w:r>
+        <w:rPr>
+          <w:rFonts w:ascii="Arial" w:hAnsi="Arial" w:cs="Arial"/>
+        </w:rPr>
+        <w:t xml:space="preserve">Do not restore </w:t>
+      </w:r>
+      <w:r>
+        <w:rPr>
+          <w:rStyle w:val="HTMLCode"/>
+        </w:rPr>
+        <w:t>signChipUid</w:t>
+      </w:r>
+      <w:r>
+        <w:rPr>
+          <w:rFonts w:ascii="Arial" w:hAnsi="Arial" w:cs="Arial"/>
+        </w:rPr>
+        <w:t xml:space="preserve"> from saved session. The current scanned UID must only come from the actual scan URL.</w:t>
+      </w:r>
+    </w:p>
+    <w:p>
+      <w:pPr>
+        <w:pStyle w:val="NormalWeb"/>
+        <w:rPr>
+          <w:rFonts w:ascii="Arial" w:hAnsi="Arial" w:cs="Arial"/>
+        </w:rPr>
+      </w:pPr>
+      <w:r>
+        <w:rPr>
+          <w:rFonts w:ascii="Arial" w:hAnsi="Arial" w:cs="Arial"/>
+        </w:rPr>
+        <w:t>Commits:</w:t>
+      </w:r>
+    </w:p>
+    <w:p>
+      <w:pPr>
+        <w:pStyle w:val="NormalWeb"/>
+        <w:rPr>
+          <w:rFonts w:ascii="Arial" w:hAnsi="Arial" w:cs="Arial"/>
+        </w:rPr>
+      </w:pPr>
+      <w:r>
+        <w:rPr>
+          <w:rStyle w:val="HTMLCode"/>
+        </w:rPr>
+        <w:t>8832fed Fix smart sign keychain handoff loop</w:t>
+      </w:r>
+    </w:p>
+    <w:p>
+      <w:pPr>
+        <w:pStyle w:val="NormalWeb"/>
+        <w:rPr>
+          <w:rFonts w:ascii="Arial" w:hAnsi="Arial" w:cs="Arial"/>
+        </w:rPr>
+      </w:pPr>
+      <w:r>
+        <w:rPr>
+          <w:rStyle w:val="HTMLCode"/>
+        </w:rPr>
+        <w:t>739e2e8 Fix root smart sign activation handoff</w:t>
+      </w:r>
+    </w:p>
+    <w:p>
+      <w:pPr>
+        <w:pStyle w:val="Heading3"/>
+        <w:rPr>
+          <w:rFonts w:ascii="Arial" w:eastAsia="Times New Roman" w:hAnsi="Arial" w:cs="Arial"/>
+        </w:rPr>
+      </w:pPr>
+      <w:r>
+        <w:rPr>
+          <w:rFonts w:ascii="Arial" w:eastAsia="Times New Roman" w:hAnsi="Arial" w:cs="Arial"/>
+        </w:rPr>
+        <w:t>6. Production was serving a different file</w:t>
+      </w:r>
+    </w:p>
+    <w:p>
+      <w:pPr>
+        <w:pStyle w:val="NormalWeb"/>
+        <w:rPr>
+          <w:rFonts w:ascii="Arial" w:hAnsi="Arial" w:cs="Arial"/>
+        </w:rPr>
+      </w:pPr>
+      <w:r>
+        <w:rPr>
+          <w:rFonts w:ascii="Arial" w:hAnsi="Arial" w:cs="Arial"/>
+        </w:rPr>
+        <w:t>Symptom:</w:t>
+      </w:r>
+    </w:p>
+    <w:p>
+      <w:pPr>
+        <w:pStyle w:val="NormalWeb"/>
+        <w:rPr>
+          <w:rFonts w:ascii="Arial" w:hAnsi="Arial" w:cs="Arial"/>
+        </w:rPr>
+      </w:pPr>
+      <w:r>
+        <w:rPr>
+          <w:rFonts w:ascii="Arial" w:hAnsi="Arial" w:cs="Arial"/>
+        </w:rPr>
+        <w:t>The code looked fixed locally and deployed, but the phone still saw the old loop.</w:t>
+      </w:r>
+    </w:p>
+    <w:p>
+      <w:pPr>
+        <w:pStyle w:val="NormalWeb"/>
+        <w:rPr>
+          <w:rFonts w:ascii="Arial" w:hAnsi="Arial" w:cs="Arial"/>
+        </w:rPr>
+      </w:pPr>
+      <w:r>
+        <w:rPr>
+          <w:rFonts w:ascii="Arial" w:hAnsi="Arial" w:cs="Arial"/>
+        </w:rPr>
+        <w:t>Cause:</w:t>
+      </w:r>
+    </w:p>
+    <w:p>
+      <w:pPr>
+        <w:pStyle w:val="NormalWeb"/>
+        <w:rPr>
+          <w:rFonts w:ascii="Arial" w:hAnsi="Arial" w:cs="Arial"/>
+        </w:rPr>
+      </w:pPr>
+      <w:r>
+        <w:rPr>
+          <w:rFonts w:ascii="Arial" w:hAnsi="Arial" w:cs="Arial"/>
+        </w:rPr>
+        <w:t>There are two files:</w:t>
+      </w:r>
+    </w:p>
+    <w:p>
+      <w:pPr>
+        <w:numPr>
+          <w:ilvl w:val="0"/>
+          <w:numId w:val="10"/>
+        </w:numPr>
+        <w:spacing w:before="100" w:beforeAutospacing="1" w:after="100" w:afterAutospacing="1"/>
+        <w:rPr>
+          <w:rFonts w:ascii="Arial" w:eastAsia="Times New Roman" w:hAnsi="Arial" w:cs="Arial"/>
+          <w:color w:val="1E293B"/>
+          <w:sz w:val="21"/>
+          <w:szCs w:val="21"/>
+        </w:rPr>
+      </w:pPr>
+      <w:r>
+        <w:rPr>
+          <w:rStyle w:val="HTMLCode"/>
+        </w:rPr>
+        <w:t>sign-demo-activate.html</w:t>
+      </w:r>
+    </w:p>
+    <w:p>
+      <w:pPr>
+        <w:numPr>
+          <w:ilvl w:val="0"/>
+          <w:numId w:val="10"/>
+        </w:numPr>
+        <w:spacing w:before="100" w:beforeAutospacing="1" w:after="100" w:afterAutospacing="1"/>
+        <w:rPr>
+          <w:rFonts w:ascii="Arial" w:eastAsia="Times New Roman" w:hAnsi="Arial" w:cs="Arial"/>
+          <w:color w:val="1E293B"/>
+          <w:sz w:val="21"/>
+          <w:szCs w:val="21"/>
+        </w:rPr>
+      </w:pPr>
+      <w:r>
+        <w:rPr>
+          <w:rStyle w:val="HTMLCode"/>
+        </w:rPr>
+        <w:t>apps/rel8tion-app/sign-demo-activate.html</w:t>
+      </w:r>
+    </w:p>
+    <w:p>
+      <w:pPr>
+        <w:pStyle w:val="NormalWeb"/>
+        <w:rPr>
+          <w:rFonts w:ascii="Arial" w:hAnsi="Arial" w:cs="Arial"/>
+        </w:rPr>
+      </w:pPr>
+      <w:r>
+        <w:rPr>
+          <w:rFonts w:ascii="Arial" w:hAnsi="Arial" w:cs="Arial"/>
+        </w:rPr>
+        <w:t>Production served the root file.</w:t>
+      </w:r>
+    </w:p>
+    <w:p>
+      <w:pPr>
+        <w:pStyle w:val="NormalWeb"/>
+        <w:rPr>
+          <w:rFonts w:ascii="Arial" w:hAnsi="Arial" w:cs="Arial"/>
+        </w:rPr>
+      </w:pPr>
+      <w:r>
+        <w:rPr>
+          <w:rFonts w:ascii="Arial" w:hAnsi="Arial" w:cs="Arial"/>
+        </w:rPr>
+        <w:t>Fix:</w:t>
+      </w:r>
+    </w:p>
+    <w:p>
+      <w:pPr>
+        <w:pStyle w:val="NormalWeb"/>
+        <w:rPr>
+          <w:rFonts w:ascii="Arial" w:hAnsi="Arial" w:cs="Arial"/>
+        </w:rPr>
+      </w:pPr>
+      <w:r>
+        <w:rPr>
+          <w:rFonts w:ascii="Arial" w:hAnsi="Arial" w:cs="Arial"/>
+        </w:rPr>
+        <w:t>Patch both copies and verify the exact production URL response.</w:t>
+      </w:r>
+    </w:p>
+    <w:p>
+      <w:pPr>
+        <w:pStyle w:val="NormalWeb"/>
+        <w:rPr>
+          <w:rFonts w:ascii="Arial" w:hAnsi="Arial" w:cs="Arial"/>
+        </w:rPr>
+      </w:pPr>
+      <w:r>
+        <w:rPr>
+          <w:rFonts w:ascii="Arial" w:hAnsi="Arial" w:cs="Arial"/>
+        </w:rPr>
+        <w:t>Commit:</w:t>
+      </w:r>
+    </w:p>
+    <w:p>
+      <w:pPr>
+        <w:pStyle w:val="NormalWeb"/>
+        <w:rPr>
+          <w:rFonts w:ascii="Arial" w:hAnsi="Arial" w:cs="Arial"/>
+        </w:rPr>
+      </w:pPr>
+      <w:r>
+        <w:rPr>
+          <w:rStyle w:val="HTMLCode"/>
+        </w:rPr>
+        <w:t>739e2e8 Fix root smart sign activation handoff</w:t>
+      </w:r>
+    </w:p>
+    <w:p>
+      <w:pPr>
+        <w:pStyle w:val="Heading3"/>
+        <w:rPr>
+          <w:rFonts w:ascii="Arial" w:eastAsia="Times New Roman" w:hAnsi="Arial" w:cs="Arial"/>
+        </w:rPr>
+      </w:pPr>
+      <w:r>
+        <w:rPr>
+          <w:rFonts w:ascii="Arial" w:eastAsia="Times New Roman" w:hAnsi="Arial" w:cs="Arial"/>
+        </w:rPr>
+        <w:t xml:space="preserve">7. Event creation failed with </w:t>
+      </w:r>
+      <w:r>
+        <w:rPr>
+          <w:rStyle w:val="HTMLCode"/>
+        </w:rPr>
+        <w:t>agent_slug</w:t>
+      </w:r>
+      <w:r>
+        <w:rPr>
+          <w:rFonts w:ascii="Arial" w:eastAsia="Times New Roman" w:hAnsi="Arial" w:cs="Arial"/>
+        </w:rPr>
+        <w:t xml:space="preserve"> schema-cache error</w:t>
+      </w:r>
+    </w:p>
+    <w:p>
+      <w:pPr>
+        <w:pStyle w:val="NormalWeb"/>
+        <w:rPr>
+          <w:rFonts w:ascii="Arial" w:hAnsi="Arial" w:cs="Arial"/>
+        </w:rPr>
+      </w:pPr>
+      <w:r>
+        <w:rPr>
+          <w:rFonts w:ascii="Arial" w:hAnsi="Arial" w:cs="Arial"/>
+        </w:rPr>
+        <w:t>Symptom:</w:t>
+      </w:r>
+    </w:p>
+    <w:p>
+      <w:pPr>
+        <w:pStyle w:val="NormalWeb"/>
+        <w:rPr>
+          <w:rFonts w:ascii="Arial" w:hAnsi="Arial" w:cs="Arial"/>
+        </w:rPr>
+      </w:pPr>
+      <w:r>
+        <w:rPr>
+          <w:rFonts w:ascii="Arial" w:hAnsi="Arial" w:cs="Arial"/>
+        </w:rPr>
+        <w:t>On the listing confirmation screen, activation returned:</w:t>
+      </w:r>
+    </w:p>
+    <w:p>
+      <w:pPr>
+        <w:pStyle w:val="NormalWeb"/>
+        <w:rPr>
+          <w:rFonts w:ascii="Arial" w:hAnsi="Arial" w:cs="Arial"/>
+        </w:rPr>
+      </w:pPr>
+      <w:r>
+        <w:rPr>
+          <w:rStyle w:val="HTMLCode"/>
+        </w:rPr>
+        <w:t>Could not find the 'agent_slug' column of 'open_house_events' in the schema cache</w:t>
+      </w:r>
+    </w:p>
+    <w:p>
+      <w:pPr>
+        <w:pStyle w:val="NormalWeb"/>
+        <w:rPr>
+          <w:rFonts w:ascii="Arial" w:hAnsi="Arial" w:cs="Arial"/>
+        </w:rPr>
+      </w:pPr>
+      <w:r>
+        <w:rPr>
+          <w:rFonts w:ascii="Arial" w:hAnsi="Arial" w:cs="Arial"/>
+        </w:rPr>
+        <w:t>Cause:</w:t>
+      </w:r>
+    </w:p>
+    <w:p>
+      <w:pPr>
+        <w:pStyle w:val="NormalWeb"/>
+        <w:rPr>
+          <w:rFonts w:ascii="Arial" w:hAnsi="Arial" w:cs="Arial"/>
+        </w:rPr>
+      </w:pPr>
+      <w:r>
+        <w:rPr>
+          <w:rFonts w:ascii="Arial" w:hAnsi="Arial" w:cs="Arial"/>
+        </w:rPr>
+        <w:t xml:space="preserve">The live </w:t>
+      </w:r>
+      <w:r>
+        <w:rPr>
+          <w:rStyle w:val="HTMLCode"/>
+        </w:rPr>
+        <w:t>open_house_events</w:t>
+      </w:r>
+      <w:r>
+        <w:rPr>
+          <w:rFonts w:ascii="Arial" w:hAnsi="Arial" w:cs="Arial"/>
+        </w:rPr>
+        <w:t xml:space="preserve"> table uses </w:t>
+      </w:r>
+      <w:r>
+        <w:rPr>
+          <w:rStyle w:val="HTMLCode"/>
+        </w:rPr>
+        <w:t>host_agent_slug</w:t>
+      </w:r>
+      <w:r>
+        <w:rPr>
+          <w:rFonts w:ascii="Arial" w:hAnsi="Arial" w:cs="Arial"/>
+        </w:rPr>
+        <w:t xml:space="preserve">, not </w:t>
+      </w:r>
+      <w:r>
+        <w:rPr>
+          <w:rStyle w:val="HTMLCode"/>
+        </w:rPr>
+        <w:t>agent_slug</w:t>
+      </w:r>
+      <w:r>
+        <w:rPr>
+          <w:rFonts w:ascii="Arial" w:hAnsi="Arial" w:cs="Arial"/>
+        </w:rPr>
+        <w:t>.</w:t>
+      </w:r>
+    </w:p>
+    <w:p>
+      <w:pPr>
+        <w:pStyle w:val="NormalWeb"/>
+        <w:rPr>
+          <w:rFonts w:ascii="Arial" w:hAnsi="Arial" w:cs="Arial"/>
+        </w:rPr>
+      </w:pPr>
+      <w:r>
+        <w:rPr>
+          <w:rFonts w:ascii="Arial" w:hAnsi="Arial" w:cs="Arial"/>
+        </w:rPr>
+        <w:t>Fix:</w:t>
+      </w:r>
+    </w:p>
+    <w:p>
+      <w:pPr>
+        <w:pStyle w:val="NormalWeb"/>
+        <w:rPr>
+          <w:rFonts w:ascii="Arial" w:hAnsi="Arial" w:cs="Arial"/>
+        </w:rPr>
+      </w:pPr>
+      <w:r>
+        <w:rPr>
+          <w:rFonts w:ascii="Arial" w:hAnsi="Arial" w:cs="Arial"/>
+        </w:rPr>
+        <w:t>Change event payload from:</w:t>
       </w:r>
     </w:p>
     <w:p>
@@ -3708,185 +4486,21 @@
           <w:szCs w:val="20"/>
           <w:bdr w:val="none" w:sz="0" w:space="0" w:color="auto" w:frame="1"/>
         </w:rPr>
-        <w:t>host_agent_slug: state.agentSlug</w:t>
-      </w:r>
-    </w:p>
-    <w:p>
-      <w:pPr>
-        <w:pStyle w:val="NormalWeb"/>
-        <w:rPr>
-          <w:rFonts w:ascii="Arial" w:hAnsi="Arial" w:cs="Arial"/>
-        </w:rPr>
-      </w:pPr>
-      <w:r>
-        <w:rPr>
-          <w:rFonts w:ascii="Arial" w:hAnsi="Arial" w:cs="Arial"/>
-        </w:rPr>
-        <w:t xml:space="preserve">Also store </w:t>
-      </w:r>
-      <w:r>
-        <w:rPr>
-          <w:rStyle w:val="HTMLCode"/>
-        </w:rPr>
-        <w:t>agent_slug</w:t>
-      </w:r>
-      <w:r>
-        <w:rPr>
-          <w:rFonts w:ascii="Arial" w:hAnsi="Arial" w:cs="Arial"/>
-        </w:rPr>
-        <w:t xml:space="preserve"> inside </w:t>
-      </w:r>
-      <w:r>
-        <w:rPr>
-          <w:rStyle w:val="HTMLCode"/>
-        </w:rPr>
-        <w:t>setup_context</w:t>
-      </w:r>
-      <w:r>
-        <w:rPr>
-          <w:rFonts w:ascii="Arial" w:hAnsi="Arial" w:cs="Arial"/>
-        </w:rPr>
-        <w:t xml:space="preserve"> for compatibility/history.</w:t>
-      </w:r>
-    </w:p>
-    <w:p>
-      <w:pPr>
-        <w:pStyle w:val="NormalWeb"/>
-        <w:rPr>
-          <w:rFonts w:ascii="Arial" w:hAnsi="Arial" w:cs="Arial"/>
-        </w:rPr>
-      </w:pPr>
-      <w:r>
-        <w:rPr>
-          <w:rFonts w:ascii="Arial" w:hAnsi="Arial" w:cs="Arial"/>
-        </w:rPr>
-        <w:t>This was verified with a live Supabase insert/delete test using a real open house ID.</w:t>
-      </w:r>
-    </w:p>
-    <w:p>
-      <w:pPr>
-        <w:pStyle w:val="NormalWeb"/>
-        <w:rPr>
-          <w:rFonts w:ascii="Arial" w:hAnsi="Arial" w:cs="Arial"/>
-        </w:rPr>
-      </w:pPr>
-      <w:r>
-        <w:rPr>
-          <w:rFonts w:ascii="Arial" w:hAnsi="Arial" w:cs="Arial"/>
-        </w:rPr>
-        <w:t>Commit:</w:t>
-      </w:r>
-    </w:p>
-    <w:p>
-      <w:pPr>
-        <w:pStyle w:val="NormalWeb"/>
-        <w:rPr>
-          <w:rFonts w:ascii="Arial" w:hAnsi="Arial" w:cs="Arial"/>
-        </w:rPr>
-      </w:pPr>
-      <w:r>
-        <w:rPr>
-          <w:rStyle w:val="HTMLCode"/>
-        </w:rPr>
-        <w:t>4c87aa9 Use host agent slug for sign events</w:t>
-      </w:r>
-    </w:p>
-    <w:p>
-      <w:pPr>
-        <w:pStyle w:val="Heading3"/>
-        <w:rPr>
-          <w:rFonts w:ascii="Arial" w:eastAsia="Times New Roman" w:hAnsi="Arial" w:cs="Arial"/>
-        </w:rPr>
-      </w:pPr>
-      <w:r>
-        <w:rPr>
-          <w:rFonts w:ascii="Arial" w:eastAsia="Times New Roman" w:hAnsi="Arial" w:cs="Arial"/>
-        </w:rPr>
-        <w:t>8. Live sign chip still opened activation</w:t>
-      </w:r>
-    </w:p>
-    <w:p>
-      <w:pPr>
-        <w:pStyle w:val="NormalWeb"/>
-        <w:rPr>
-          <w:rFonts w:ascii="Arial" w:hAnsi="Arial" w:cs="Arial"/>
-        </w:rPr>
-      </w:pPr>
-      <w:r>
-        <w:rPr>
-          <w:rFonts w:ascii="Arial" w:hAnsi="Arial" w:cs="Arial"/>
-        </w:rPr>
-        <w:t>Symptom:</w:t>
-      </w:r>
-    </w:p>
-    <w:p>
-      <w:pPr>
-        <w:pStyle w:val="NormalWeb"/>
-        <w:rPr>
-          <w:rFonts w:ascii="Arial" w:hAnsi="Arial" w:cs="Arial"/>
-        </w:rPr>
-      </w:pPr>
-      <w:r>
-        <w:rPr>
-          <w:rFonts w:ascii="Arial" w:hAnsi="Arial" w:cs="Arial"/>
-        </w:rPr>
-        <w:t>After success, scanning a sign chip still behaved like an agent activation scan.</w:t>
-      </w:r>
-    </w:p>
-    <w:p>
-      <w:pPr>
-        <w:pStyle w:val="NormalWeb"/>
-        <w:rPr>
-          <w:rFonts w:ascii="Arial" w:hAnsi="Arial" w:cs="Arial"/>
-        </w:rPr>
-      </w:pPr>
-      <w:r>
-        <w:rPr>
-          <w:rFonts w:ascii="Arial" w:hAnsi="Arial" w:cs="Arial"/>
-        </w:rPr>
-        <w:t>Cause:</w:t>
-      </w:r>
-    </w:p>
-    <w:p>
-      <w:pPr>
-        <w:pStyle w:val="NormalWeb"/>
-        <w:rPr>
-          <w:rFonts w:ascii="Arial" w:hAnsi="Arial" w:cs="Arial"/>
-        </w:rPr>
-      </w:pPr>
-      <w:r>
-        <w:rPr>
-          <w:rFonts w:ascii="Arial" w:hAnsi="Arial" w:cs="Arial"/>
-        </w:rPr>
-        <w:t>The router checked activation/session behavior before asking whether this UID belonged to an active sign.</w:t>
-      </w:r>
-    </w:p>
-    <w:p>
-      <w:pPr>
-        <w:pStyle w:val="NormalWeb"/>
-        <w:rPr>
-          <w:rFonts w:ascii="Arial" w:hAnsi="Arial" w:cs="Arial"/>
-        </w:rPr>
-      </w:pPr>
-      <w:r>
-        <w:rPr>
-          <w:rFonts w:ascii="Arial" w:hAnsi="Arial" w:cs="Arial"/>
-        </w:rPr>
-        <w:t>Fix:</w:t>
-      </w:r>
-    </w:p>
-    <w:p>
-      <w:pPr>
-        <w:pStyle w:val="NormalWeb"/>
-        <w:rPr>
-          <w:rFonts w:ascii="Arial" w:hAnsi="Arial" w:cs="Arial"/>
-        </w:rPr>
-      </w:pPr>
-      <w:r>
-        <w:rPr>
-          <w:rFonts w:ascii="Arial" w:hAnsi="Arial" w:cs="Arial"/>
-        </w:rPr>
-        <w:t>Add active sign-chip lookup before activation-stage routing:</w:t>
+        <w:t>agent_slug: state.agentSlug</w:t>
+      </w:r>
+    </w:p>
+    <w:p>
+      <w:pPr>
+        <w:pStyle w:val="NormalWeb"/>
+        <w:rPr>
+          <w:rFonts w:ascii="Arial" w:hAnsi="Arial" w:cs="Arial"/>
+        </w:rPr>
+      </w:pPr>
+      <w:r>
+        <w:rPr>
+          <w:rFonts w:ascii="Arial" w:hAnsi="Arial" w:cs="Arial"/>
+        </w:rPr>
+        <w:t>to:</w:t>
       </w:r>
     </w:p>
     <w:p>
@@ -3900,21 +4514,185 @@
           <w:szCs w:val="20"/>
           <w:bdr w:val="none" w:sz="0" w:space="0" w:color="auto" w:frame="1"/>
         </w:rPr>
-        <w:t>smart_signs?or=(uid_primary.eq.&lt;uid&gt;,uid_secondary.eq.&lt;uid&gt;)&amp;status=eq.active&amp;select=id,public_code&amp;limit=1</w:t>
-      </w:r>
-    </w:p>
-    <w:p>
-      <w:pPr>
-        <w:pStyle w:val="NormalWeb"/>
-        <w:rPr>
-          <w:rFonts w:ascii="Arial" w:hAnsi="Arial" w:cs="Arial"/>
-        </w:rPr>
-      </w:pPr>
-      <w:r>
-        <w:rPr>
-          <w:rFonts w:ascii="Arial" w:hAnsi="Arial" w:cs="Arial"/>
-        </w:rPr>
-        <w:t>If found, clear activation localStorage and open:</w:t>
+        <w:t>host_agent_slug: state.agentSlug</w:t>
+      </w:r>
+    </w:p>
+    <w:p>
+      <w:pPr>
+        <w:pStyle w:val="NormalWeb"/>
+        <w:rPr>
+          <w:rFonts w:ascii="Arial" w:hAnsi="Arial" w:cs="Arial"/>
+        </w:rPr>
+      </w:pPr>
+      <w:r>
+        <w:rPr>
+          <w:rFonts w:ascii="Arial" w:hAnsi="Arial" w:cs="Arial"/>
+        </w:rPr>
+        <w:t xml:space="preserve">Also store </w:t>
+      </w:r>
+      <w:r>
+        <w:rPr>
+          <w:rStyle w:val="HTMLCode"/>
+        </w:rPr>
+        <w:t>agent_slug</w:t>
+      </w:r>
+      <w:r>
+        <w:rPr>
+          <w:rFonts w:ascii="Arial" w:hAnsi="Arial" w:cs="Arial"/>
+        </w:rPr>
+        <w:t xml:space="preserve"> inside </w:t>
+      </w:r>
+      <w:r>
+        <w:rPr>
+          <w:rStyle w:val="HTMLCode"/>
+        </w:rPr>
+        <w:t>setup_context</w:t>
+      </w:r>
+      <w:r>
+        <w:rPr>
+          <w:rFonts w:ascii="Arial" w:hAnsi="Arial" w:cs="Arial"/>
+        </w:rPr>
+        <w:t xml:space="preserve"> for compatibility/history.</w:t>
+      </w:r>
+    </w:p>
+    <w:p>
+      <w:pPr>
+        <w:pStyle w:val="NormalWeb"/>
+        <w:rPr>
+          <w:rFonts w:ascii="Arial" w:hAnsi="Arial" w:cs="Arial"/>
+        </w:rPr>
+      </w:pPr>
+      <w:r>
+        <w:rPr>
+          <w:rFonts w:ascii="Arial" w:hAnsi="Arial" w:cs="Arial"/>
+        </w:rPr>
+        <w:t>This was verified with a live Supabase insert/delete test using a real open house ID.</w:t>
+      </w:r>
+    </w:p>
+    <w:p>
+      <w:pPr>
+        <w:pStyle w:val="NormalWeb"/>
+        <w:rPr>
+          <w:rFonts w:ascii="Arial" w:hAnsi="Arial" w:cs="Arial"/>
+        </w:rPr>
+      </w:pPr>
+      <w:r>
+        <w:rPr>
+          <w:rFonts w:ascii="Arial" w:hAnsi="Arial" w:cs="Arial"/>
+        </w:rPr>
+        <w:t>Commit:</w:t>
+      </w:r>
+    </w:p>
+    <w:p>
+      <w:pPr>
+        <w:pStyle w:val="NormalWeb"/>
+        <w:rPr>
+          <w:rFonts w:ascii="Arial" w:hAnsi="Arial" w:cs="Arial"/>
+        </w:rPr>
+      </w:pPr>
+      <w:r>
+        <w:rPr>
+          <w:rStyle w:val="HTMLCode"/>
+        </w:rPr>
+        <w:t>4c87aa9 Use host agent slug for sign events</w:t>
+      </w:r>
+    </w:p>
+    <w:p>
+      <w:pPr>
+        <w:pStyle w:val="Heading3"/>
+        <w:rPr>
+          <w:rFonts w:ascii="Arial" w:eastAsia="Times New Roman" w:hAnsi="Arial" w:cs="Arial"/>
+        </w:rPr>
+      </w:pPr>
+      <w:r>
+        <w:rPr>
+          <w:rFonts w:ascii="Arial" w:eastAsia="Times New Roman" w:hAnsi="Arial" w:cs="Arial"/>
+        </w:rPr>
+        <w:t>8. Live sign chip still opened activation</w:t>
+      </w:r>
+    </w:p>
+    <w:p>
+      <w:pPr>
+        <w:pStyle w:val="NormalWeb"/>
+        <w:rPr>
+          <w:rFonts w:ascii="Arial" w:hAnsi="Arial" w:cs="Arial"/>
+        </w:rPr>
+      </w:pPr>
+      <w:r>
+        <w:rPr>
+          <w:rFonts w:ascii="Arial" w:hAnsi="Arial" w:cs="Arial"/>
+        </w:rPr>
+        <w:t>Symptom:</w:t>
+      </w:r>
+    </w:p>
+    <w:p>
+      <w:pPr>
+        <w:pStyle w:val="NormalWeb"/>
+        <w:rPr>
+          <w:rFonts w:ascii="Arial" w:hAnsi="Arial" w:cs="Arial"/>
+        </w:rPr>
+      </w:pPr>
+      <w:r>
+        <w:rPr>
+          <w:rFonts w:ascii="Arial" w:hAnsi="Arial" w:cs="Arial"/>
+        </w:rPr>
+        <w:t>After success, scanning a sign chip still behaved like an agent activation scan.</w:t>
+      </w:r>
+    </w:p>
+    <w:p>
+      <w:pPr>
+        <w:pStyle w:val="NormalWeb"/>
+        <w:rPr>
+          <w:rFonts w:ascii="Arial" w:hAnsi="Arial" w:cs="Arial"/>
+        </w:rPr>
+      </w:pPr>
+      <w:r>
+        <w:rPr>
+          <w:rFonts w:ascii="Arial" w:hAnsi="Arial" w:cs="Arial"/>
+        </w:rPr>
+        <w:t>Cause:</w:t>
+      </w:r>
+    </w:p>
+    <w:p>
+      <w:pPr>
+        <w:pStyle w:val="NormalWeb"/>
+        <w:rPr>
+          <w:rFonts w:ascii="Arial" w:hAnsi="Arial" w:cs="Arial"/>
+        </w:rPr>
+      </w:pPr>
+      <w:r>
+        <w:rPr>
+          <w:rFonts w:ascii="Arial" w:hAnsi="Arial" w:cs="Arial"/>
+        </w:rPr>
+        <w:t>The router checked activation/session behavior before asking whether this UID belonged to an active sign.</w:t>
+      </w:r>
+    </w:p>
+    <w:p>
+      <w:pPr>
+        <w:pStyle w:val="NormalWeb"/>
+        <w:rPr>
+          <w:rFonts w:ascii="Arial" w:hAnsi="Arial" w:cs="Arial"/>
+        </w:rPr>
+      </w:pPr>
+      <w:r>
+        <w:rPr>
+          <w:rFonts w:ascii="Arial" w:hAnsi="Arial" w:cs="Arial"/>
+        </w:rPr>
+        <w:t>Fix:</w:t>
+      </w:r>
+    </w:p>
+    <w:p>
+      <w:pPr>
+        <w:pStyle w:val="NormalWeb"/>
+        <w:rPr>
+          <w:rFonts w:ascii="Arial" w:hAnsi="Arial" w:cs="Arial"/>
+        </w:rPr>
+      </w:pPr>
+      <w:r>
+        <w:rPr>
+          <w:rFonts w:ascii="Arial" w:hAnsi="Arial" w:cs="Arial"/>
+        </w:rPr>
+        <w:t>Add active sign-chip lookup before activation-stage routing:</w:t>
       </w:r>
     </w:p>
     <w:p>
@@ -3928,288 +4706,522 @@
           <w:szCs w:val="20"/>
           <w:bdr w:val="none" w:sz="0" w:space="0" w:color="auto" w:frame="1"/>
         </w:rPr>
-        <w:t>/s?code=&lt;public_code&gt;</w:t>
-      </w:r>
-    </w:p>
-    <w:p>
-      <w:pPr>
-        <w:pStyle w:val="NormalWeb"/>
-        <w:rPr>
-          <w:rFonts w:ascii="Arial" w:hAnsi="Arial" w:cs="Arial"/>
-        </w:rPr>
-      </w:pPr>
-      <w:r>
-        <w:rPr>
-          <w:rFonts w:ascii="Arial" w:hAnsi="Arial" w:cs="Arial"/>
-        </w:rPr>
-        <w:t>Commit:</w:t>
-      </w:r>
-    </w:p>
-    <w:p>
-      <w:pPr>
-        <w:pStyle w:val="NormalWeb"/>
-        <w:rPr>
-          <w:rFonts w:ascii="Arial" w:hAnsi="Arial" w:cs="Arial"/>
-        </w:rPr>
-      </w:pPr>
-      <w:r>
-        <w:rPr>
-          <w:rStyle w:val="HTMLCode"/>
-        </w:rPr>
-        <w:t>662442e Route active sign chips to live sign</w:t>
-      </w:r>
-    </w:p>
-    <w:p>
-      <w:pPr>
-        <w:pStyle w:val="Heading2"/>
-        <w:rPr>
-          <w:rFonts w:ascii="Arial" w:eastAsia="Times New Roman" w:hAnsi="Arial" w:cs="Arial"/>
-        </w:rPr>
-      </w:pPr>
-      <w:r>
-        <w:rPr>
-          <w:rFonts w:ascii="Arial" w:eastAsia="Times New Roman" w:hAnsi="Arial" w:cs="Arial"/>
-        </w:rPr>
-        <w:t>Commit Trail</w:t>
-      </w:r>
-    </w:p>
-    <w:p>
-      <w:pPr>
-        <w:pStyle w:val="NormalWeb"/>
-        <w:rPr>
-          <w:rFonts w:ascii="Arial" w:hAnsi="Arial" w:cs="Arial"/>
-        </w:rPr>
-      </w:pPr>
-      <w:r>
-        <w:rPr>
-          <w:rFonts w:ascii="Arial" w:hAnsi="Arial" w:cs="Arial"/>
-        </w:rPr>
-        <w:t>Relevant commits in order:</w:t>
+        <w:t>smart_signs?or=(uid_primary.eq.&lt;uid&gt;,uid_secondary.eq.&lt;uid&gt;)&amp;status=eq.active&amp;select=id,public_code&amp;limit=1</w:t>
+      </w:r>
+    </w:p>
+    <w:p>
+      <w:pPr>
+        <w:pStyle w:val="NormalWeb"/>
+        <w:rPr>
+          <w:rFonts w:ascii="Arial" w:hAnsi="Arial" w:cs="Arial"/>
+        </w:rPr>
+      </w:pPr>
+      <w:r>
+        <w:rPr>
+          <w:rFonts w:ascii="Arial" w:hAnsi="Arial" w:cs="Arial"/>
+        </w:rPr>
+        <w:t>If found, clear activation localStorage and open:</w:t>
       </w:r>
     </w:p>
     <w:p>
       <w:pPr>
         <w:pStyle w:val="HTMLPreformatted"/>
+      </w:pPr>
+      <w:r>
         <w:rPr>
           <w:color w:val="0F172A"/>
           <w:sz w:val="20"/>
           <w:szCs w:val="20"/>
           <w:bdr w:val="none" w:sz="0" w:space="0" w:color="auto" w:frame="1"/>
         </w:rPr>
-      </w:pPr>
-      <w:r>
+        <w:t>/s?code=&lt;public_code&gt;</w:t>
+      </w:r>
+    </w:p>
+    <w:p>
+      <w:pPr>
+        <w:pStyle w:val="NormalWeb"/>
+        <w:rPr>
+          <w:rFonts w:ascii="Arial" w:hAnsi="Arial" w:cs="Arial"/>
+        </w:rPr>
+      </w:pPr>
+      <w:r>
+        <w:rPr>
+          <w:rFonts w:ascii="Arial" w:hAnsi="Arial" w:cs="Arial"/>
+        </w:rPr>
+        <w:t>Commit:</w:t>
+      </w:r>
+    </w:p>
+    <w:p>
+      <w:pPr>
+        <w:pStyle w:val="NormalWeb"/>
+        <w:rPr>
+          <w:rFonts w:ascii="Arial" w:hAnsi="Arial" w:cs="Arial"/>
+        </w:rPr>
+      </w:pPr>
+      <w:r>
+        <w:rPr>
+          <w:rStyle w:val="HTMLCode"/>
+        </w:rPr>
+        <w:t>662442e Route active sign chips to live sign</w:t>
+      </w:r>
+    </w:p>
+    <w:p>
+      <w:pPr>
+        <w:pStyle w:val="Heading3"/>
+        <w:rPr>
+          <w:rFonts w:ascii="Arial" w:eastAsia="Times New Roman" w:hAnsi="Arial" w:cs="Arial"/>
+        </w:rPr>
+      </w:pPr>
+      <w:r>
+        <w:rPr>
+          <w:rFonts w:ascii="Arial" w:eastAsia="Times New Roman" w:hAnsi="Arial" w:cs="Arial"/>
+        </w:rPr>
+        <w:t>9. Demo reset button added</w:t>
+      </w:r>
+    </w:p>
+    <w:p>
+      <w:pPr>
+        <w:pStyle w:val="NormalWeb"/>
+        <w:rPr>
+          <w:rFonts w:ascii="Arial" w:hAnsi="Arial" w:cs="Arial"/>
+        </w:rPr>
+      </w:pPr>
+      <w:r>
+        <w:rPr>
+          <w:rFonts w:ascii="Arial" w:hAnsi="Arial" w:cs="Arial"/>
+        </w:rPr>
+        <w:t>Need:</w:t>
+      </w:r>
+    </w:p>
+    <w:p>
+      <w:pPr>
+        <w:pStyle w:val="NormalWeb"/>
+        <w:rPr>
+          <w:rFonts w:ascii="Arial" w:hAnsi="Arial" w:cs="Arial"/>
+        </w:rPr>
+      </w:pPr>
+      <w:r>
+        <w:rPr>
+          <w:rFonts w:ascii="Arial" w:hAnsi="Arial" w:cs="Arial"/>
+        </w:rPr>
+        <w:t>For live demos, the same physical sign may be shown repeatedly instead of left with every agent. Manually deleting rows from Supabase would waste time and risks deleting the wrong rows.</w:t>
+      </w:r>
+    </w:p>
+    <w:p>
+      <w:pPr>
+        <w:pStyle w:val="NormalWeb"/>
+        <w:rPr>
+          <w:rFonts w:ascii="Arial" w:hAnsi="Arial" w:cs="Arial"/>
+        </w:rPr>
+      </w:pPr>
+      <w:r>
+        <w:rPr>
+          <w:rFonts w:ascii="Arial" w:hAnsi="Arial" w:cs="Arial"/>
+        </w:rPr>
+        <w:t>Fix:</w:t>
+      </w:r>
+    </w:p>
+    <w:p>
+      <w:pPr>
+        <w:pStyle w:val="NormalWeb"/>
+        <w:rPr>
+          <w:rFonts w:ascii="Arial" w:hAnsi="Arial" w:cs="Arial"/>
+        </w:rPr>
+      </w:pPr>
+      <w:r>
+        <w:rPr>
+          <w:rFonts w:ascii="Arial" w:hAnsi="Arial" w:cs="Arial"/>
+        </w:rPr>
+        <w:t xml:space="preserve">Add </w:t>
+      </w:r>
+      <w:r>
+        <w:rPr>
+          <w:rStyle w:val="HTMLCode"/>
+        </w:rPr>
+        <w:t>Reset This Demo Sign</w:t>
+      </w:r>
+      <w:r>
+        <w:rPr>
+          <w:rFonts w:ascii="Arial" w:hAnsi="Arial" w:cs="Arial"/>
+        </w:rPr>
+        <w:t xml:space="preserve"> on the activation success screen.</w:t>
+      </w:r>
+    </w:p>
+    <w:p>
+      <w:pPr>
+        <w:pStyle w:val="NormalWeb"/>
+        <w:rPr>
+          <w:rFonts w:ascii="Arial" w:hAnsi="Arial" w:cs="Arial"/>
+        </w:rPr>
+      </w:pPr>
+      <w:r>
+        <w:rPr>
+          <w:rFonts w:ascii="Arial" w:hAnsi="Arial" w:cs="Arial"/>
+        </w:rPr>
+        <w:t>The reset requires typing the exact sign code and then:</w:t>
+      </w:r>
+    </w:p>
+    <w:p>
+      <w:pPr>
+        <w:numPr>
+          <w:ilvl w:val="0"/>
+          <w:numId w:val="11"/>
+        </w:numPr>
+        <w:spacing w:before="100" w:beforeAutospacing="1" w:after="100" w:afterAutospacing="1"/>
+        <w:rPr>
+          <w:rFonts w:ascii="Arial" w:eastAsia="Times New Roman" w:hAnsi="Arial" w:cs="Arial"/>
+          <w:color w:val="1E293B"/>
+          <w:sz w:val="21"/>
+          <w:szCs w:val="21"/>
+        </w:rPr>
+      </w:pPr>
+      <w:r>
+        <w:rPr>
+          <w:rFonts w:ascii="Arial" w:eastAsia="Times New Roman" w:hAnsi="Arial" w:cs="Arial"/>
+          <w:color w:val="1E293B"/>
+          <w:sz w:val="21"/>
+          <w:szCs w:val="21"/>
+        </w:rPr>
+        <w:t>Deletes event rows for the sign.</w:t>
+      </w:r>
+    </w:p>
+    <w:p>
+      <w:pPr>
+        <w:numPr>
+          <w:ilvl w:val="0"/>
+          <w:numId w:val="11"/>
+        </w:numPr>
+        <w:spacing w:before="100" w:beforeAutospacing="1" w:after="100" w:afterAutospacing="1"/>
+        <w:rPr>
+          <w:rFonts w:ascii="Arial" w:eastAsia="Times New Roman" w:hAnsi="Arial" w:cs="Arial"/>
+          <w:color w:val="1E293B"/>
+          <w:sz w:val="21"/>
+          <w:szCs w:val="21"/>
+        </w:rPr>
+      </w:pPr>
+      <w:r>
+        <w:rPr>
+          <w:rFonts w:ascii="Arial" w:eastAsia="Times New Roman" w:hAnsi="Arial" w:cs="Arial"/>
+          <w:color w:val="1E293B"/>
+          <w:sz w:val="21"/>
+          <w:szCs w:val="21"/>
+        </w:rPr>
+        <w:t>Clears the inventory claim/link.</w:t>
+      </w:r>
+    </w:p>
+    <w:p>
+      <w:pPr>
+        <w:numPr>
+          <w:ilvl w:val="0"/>
+          <w:numId w:val="11"/>
+        </w:numPr>
+        <w:spacing w:before="100" w:beforeAutospacing="1" w:after="100" w:afterAutospacing="1"/>
+        <w:rPr>
+          <w:rFonts w:ascii="Arial" w:eastAsia="Times New Roman" w:hAnsi="Arial" w:cs="Arial"/>
+          <w:color w:val="1E293B"/>
+          <w:sz w:val="21"/>
+          <w:szCs w:val="21"/>
+        </w:rPr>
+      </w:pPr>
+      <w:r>
+        <w:rPr>
+          <w:rFonts w:ascii="Arial" w:eastAsia="Times New Roman" w:hAnsi="Arial" w:cs="Arial"/>
+          <w:color w:val="1E293B"/>
+          <w:sz w:val="21"/>
+          <w:szCs w:val="21"/>
+        </w:rPr>
+        <w:t>Deletes the Smart Sign row, including chip bindings.</w:t>
+      </w:r>
+    </w:p>
+    <w:p>
+      <w:pPr>
+        <w:numPr>
+          <w:ilvl w:val="0"/>
+          <w:numId w:val="11"/>
+        </w:numPr>
+        <w:spacing w:before="100" w:beforeAutospacing="1" w:after="100" w:afterAutospacing="1"/>
+        <w:rPr>
+          <w:rFonts w:ascii="Arial" w:eastAsia="Times New Roman" w:hAnsi="Arial" w:cs="Arial"/>
+          <w:color w:val="1E293B"/>
+          <w:sz w:val="21"/>
+          <w:szCs w:val="21"/>
+        </w:rPr>
+      </w:pPr>
+      <w:r>
+        <w:rPr>
+          <w:rFonts w:ascii="Arial" w:eastAsia="Times New Roman" w:hAnsi="Arial" w:cs="Arial"/>
+          <w:color w:val="1E293B"/>
+          <w:sz w:val="21"/>
+          <w:szCs w:val="21"/>
+        </w:rPr>
+        <w:t>Optionally unclaims the current keychain only if the checkbox is selected.</w:t>
+      </w:r>
+    </w:p>
+    <w:p>
+      <w:pPr>
+        <w:pStyle w:val="NormalWeb"/>
+        <w:rPr>
+          <w:rFonts w:ascii="Arial" w:hAnsi="Arial" w:cs="Arial"/>
+        </w:rPr>
+      </w:pPr>
+      <w:r>
+        <w:rPr>
+          <w:rFonts w:ascii="Arial" w:hAnsi="Arial" w:cs="Arial"/>
+        </w:rPr>
+        <w:t>Commit:</w:t>
+      </w:r>
+    </w:p>
+    <w:p>
+      <w:pPr>
+        <w:pStyle w:val="NormalWeb"/>
+        <w:rPr>
+          <w:rFonts w:ascii="Arial" w:hAnsi="Arial" w:cs="Arial"/>
+        </w:rPr>
+      </w:pPr>
+      <w:r>
+        <w:rPr>
+          <w:rStyle w:val="HTMLCode"/>
+        </w:rPr>
+        <w:t>0e617c3 Add demo smart sign reset action</w:t>
+      </w:r>
+    </w:p>
+    <w:p>
+      <w:pPr>
+        <w:pStyle w:val="Heading2"/>
+        <w:rPr>
+          <w:rFonts w:ascii="Arial" w:eastAsia="Times New Roman" w:hAnsi="Arial" w:cs="Arial"/>
+        </w:rPr>
+      </w:pPr>
+      <w:r>
+        <w:rPr>
+          <w:rFonts w:ascii="Arial" w:eastAsia="Times New Roman" w:hAnsi="Arial" w:cs="Arial"/>
+        </w:rPr>
+        <w:t>Commit Trail</w:t>
+      </w:r>
+    </w:p>
+    <w:p>
+      <w:pPr>
+        <w:pStyle w:val="NormalWeb"/>
+        <w:rPr>
+          <w:rFonts w:ascii="Arial" w:hAnsi="Arial" w:cs="Arial"/>
+        </w:rPr>
+      </w:pPr>
+      <w:r>
+        <w:rPr>
+          <w:rFonts w:ascii="Arial" w:hAnsi="Arial" w:cs="Arial"/>
+        </w:rPr>
+        <w:t>Relevant commits in order:</w:t>
+      </w:r>
+    </w:p>
+    <w:p>
+      <w:pPr>
+        <w:pStyle w:val="HTMLPreformatted"/>
         <w:rPr>
           <w:color w:val="0F172A"/>
           <w:sz w:val="20"/>
           <w:szCs w:val="20"/>
           <w:bdr w:val="none" w:sz="0" w:space="0" w:color="auto" w:frame="1"/>
         </w:rPr>
-        <w:t>4484bcc Add onboarding smart sign demo activation</w:t>
-      </w:r>
-    </w:p>
-    <w:p>
-      <w:pPr>
-        <w:pStyle w:val="HTMLPreformatted"/>
+      </w:pPr>
+      <w:r>
         <w:rPr>
           <w:color w:val="0F172A"/>
           <w:sz w:val="20"/>
           <w:szCs w:val="20"/>
           <w:bdr w:val="none" w:sz="0" w:space="0" w:color="auto" w:frame="1"/>
         </w:rPr>
-      </w:pPr>
-      <w:r>
+        <w:t>4484bcc Add onboarding smart sign demo activation</w:t>
+      </w:r>
+    </w:p>
+    <w:p>
+      <w:pPr>
+        <w:pStyle w:val="HTMLPreformatted"/>
         <w:rPr>
           <w:color w:val="0F172A"/>
           <w:sz w:val="20"/>
           <w:szCs w:val="20"/>
           <w:bdr w:val="none" w:sz="0" w:space="0" w:color="auto" w:frame="1"/>
         </w:rPr>
-        <w:t>67e850a Add smart sign QR scanner inventory lookup</w:t>
-      </w:r>
-    </w:p>
-    <w:p>
-      <w:pPr>
-        <w:pStyle w:val="HTMLPreformatted"/>
+      </w:pPr>
+      <w:r>
         <w:rPr>
           <w:color w:val="0F172A"/>
           <w:sz w:val="20"/>
           <w:szCs w:val="20"/>
           <w:bdr w:val="none" w:sz="0" w:space="0" w:color="auto" w:frame="1"/>
         </w:rPr>
-      </w:pPr>
-      <w:r>
+        <w:t>67e850a Add smart sign QR scanner inventory lookup</w:t>
+      </w:r>
+    </w:p>
+    <w:p>
+      <w:pPr>
+        <w:pStyle w:val="HTMLPreformatted"/>
         <w:rPr>
           <w:color w:val="0F172A"/>
           <w:sz w:val="20"/>
           <w:szCs w:val="20"/>
           <w:bdr w:val="none" w:sz="0" w:space="0" w:color="auto" w:frame="1"/>
         </w:rPr>
-        <w:t>916a52f Create smart sign after first sign chip scan</w:t>
-      </w:r>
-    </w:p>
-    <w:p>
-      <w:pPr>
-        <w:pStyle w:val="HTMLPreformatted"/>
+      </w:pPr>
+      <w:r>
         <w:rPr>
           <w:color w:val="0F172A"/>
           <w:sz w:val="20"/>
           <w:szCs w:val="20"/>
           <w:bdr w:val="none" w:sz="0" w:space="0" w:color="auto" w:frame="1"/>
         </w:rPr>
-      </w:pPr>
-      <w:r>
+        <w:t>916a52f Create smart sign after first sign chip scan</w:t>
+      </w:r>
+    </w:p>
+    <w:p>
+      <w:pPr>
+        <w:pStyle w:val="HTMLPreformatted"/>
         <w:rPr>
           <w:color w:val="0F172A"/>
           <w:sz w:val="20"/>
           <w:szCs w:val="20"/>
           <w:bdr w:val="none" w:sz="0" w:space="0" w:color="auto" w:frame="1"/>
         </w:rPr>
-        <w:t>d52cc33 Prioritize sign chip scans during activation</w:t>
-      </w:r>
-    </w:p>
-    <w:p>
-      <w:pPr>
-        <w:pStyle w:val="HTMLPreformatted"/>
+      </w:pPr>
+      <w:r>
         <w:rPr>
           <w:color w:val="0F172A"/>
           <w:sz w:val="20"/>
           <w:szCs w:val="20"/>
           <w:bdr w:val="none" w:sz="0" w:space="0" w:color="auto" w:frame="1"/>
         </w:rPr>
-      </w:pPr>
-      <w:r>
+        <w:t>d52cc33 Prioritize sign chip scans during activation</w:t>
+      </w:r>
+    </w:p>
+    <w:p>
+      <w:pPr>
+        <w:pStyle w:val="HTMLPreformatted"/>
         <w:rPr>
           <w:color w:val="0F172A"/>
           <w:sz w:val="20"/>
           <w:szCs w:val="20"/>
           <w:bdr w:val="none" w:sz="0" w:space="0" w:color="auto" w:frame="1"/>
         </w:rPr>
-        <w:t>16c076b Add manual first sign chip fallback</w:t>
-      </w:r>
-    </w:p>
-    <w:p>
-      <w:pPr>
-        <w:pStyle w:val="HTMLPreformatted"/>
+      </w:pPr>
+      <w:r>
         <w:rPr>
           <w:color w:val="0F172A"/>
           <w:sz w:val="20"/>
           <w:szCs w:val="20"/>
           <w:bdr w:val="none" w:sz="0" w:space="0" w:color="auto" w:frame="1"/>
         </w:rPr>
-      </w:pPr>
-      <w:r>
+        <w:t>16c076b Add manual first sign chip fallback</w:t>
+      </w:r>
+    </w:p>
+    <w:p>
+      <w:pPr>
+        <w:pStyle w:val="HTMLPreformatted"/>
         <w:rPr>
           <w:color w:val="0F172A"/>
           <w:sz w:val="20"/>
           <w:szCs w:val="20"/>
           <w:bdr w:val="none" w:sz="0" w:space="0" w:color="auto" w:frame="1"/>
         </w:rPr>
-        <w:t>b818449 Carry activation context through sign chip scans</w:t>
-      </w:r>
-    </w:p>
-    <w:p>
-      <w:pPr>
-        <w:pStyle w:val="HTMLPreformatted"/>
+      </w:pPr>
+      <w:r>
         <w:rPr>
           <w:color w:val="0F172A"/>
           <w:sz w:val="20"/>
           <w:szCs w:val="20"/>
           <w:bdr w:val="none" w:sz="0" w:space="0" w:color="auto" w:frame="1"/>
         </w:rPr>
-      </w:pPr>
-      <w:r>
+        <w:t>b818449 Carry activation context through sign chip scans</w:t>
+      </w:r>
+    </w:p>
+    <w:p>
+      <w:pPr>
+        <w:pStyle w:val="HTMLPreformatted"/>
         <w:rPr>
           <w:color w:val="0F172A"/>
           <w:sz w:val="20"/>
           <w:szCs w:val="20"/>
           <w:bdr w:val="none" w:sz="0" w:space="0" w:color="auto" w:frame="1"/>
         </w:rPr>
-        <w:t>ca1922c Accept pending keychain handshake by uid</w:t>
-      </w:r>
-    </w:p>
-    <w:p>
-      <w:pPr>
-        <w:pStyle w:val="HTMLPreformatted"/>
+      </w:pPr>
+      <w:r>
         <w:rPr>
           <w:color w:val="0F172A"/>
           <w:sz w:val="20"/>
           <w:szCs w:val="20"/>
           <w:bdr w:val="none" w:sz="0" w:space="0" w:color="auto" w:frame="1"/>
         </w:rPr>
-      </w:pPr>
-      <w:r>
+        <w:t>ca1922c Accept pending keychain handshake by uid</w:t>
+      </w:r>
+    </w:p>
+    <w:p>
+      <w:pPr>
+        <w:pStyle w:val="HTMLPreformatted"/>
         <w:rPr>
           <w:color w:val="0F172A"/>
           <w:sz w:val="20"/>
           <w:szCs w:val="20"/>
           <w:bdr w:val="none" w:sz="0" w:space="0" w:color="auto" w:frame="1"/>
         </w:rPr>
-        <w:t>e3b8741 Add paired sign handshake fallback</w:t>
-      </w:r>
-    </w:p>
-    <w:p>
-      <w:pPr>
-        <w:pStyle w:val="HTMLPreformatted"/>
+      </w:pPr>
+      <w:r>
         <w:rPr>
           <w:color w:val="0F172A"/>
           <w:sz w:val="20"/>
           <w:szCs w:val="20"/>
           <w:bdr w:val="none" w:sz="0" w:space="0" w:color="auto" w:frame="1"/>
         </w:rPr>
-      </w:pPr>
-      <w:r>
+        <w:t>e3b8741 Add paired sign handshake fallback</w:t>
+      </w:r>
+    </w:p>
+    <w:p>
+      <w:pPr>
+        <w:pStyle w:val="HTMLPreformatted"/>
         <w:rPr>
           <w:color w:val="0F172A"/>
           <w:sz w:val="20"/>
           <w:szCs w:val="20"/>
           <w:bdr w:val="none" w:sz="0" w:space="0" w:color="auto" w:frame="1"/>
         </w:rPr>
-        <w:t>8832fed Fix smart sign keychain handoff loop</w:t>
-      </w:r>
-    </w:p>
-    <w:p>
-      <w:pPr>
-        <w:pStyle w:val="HTMLPreformatted"/>
+      </w:pPr>
+      <w:r>
         <w:rPr>
           <w:color w:val="0F172A"/>
           <w:sz w:val="20"/>
           <w:szCs w:val="20"/>
           <w:bdr w:val="none" w:sz="0" w:space="0" w:color="auto" w:frame="1"/>
         </w:rPr>
-      </w:pPr>
-      <w:r>
+        <w:t>8832fed Fix smart sign keychain handoff loop</w:t>
+      </w:r>
+    </w:p>
+    <w:p>
+      <w:pPr>
+        <w:pStyle w:val="HTMLPreformatted"/>
         <w:rPr>
           <w:color w:val="0F172A"/>
           <w:sz w:val="20"/>
           <w:szCs w:val="20"/>
           <w:bdr w:val="none" w:sz="0" w:space="0" w:color="auto" w:frame="1"/>
         </w:rPr>
-        <w:t>739e2e8 Fix root smart sign activation handoff</w:t>
-      </w:r>
-    </w:p>
-    <w:p>
-      <w:pPr>
-        <w:pStyle w:val="HTMLPreformatted"/>
+      </w:pPr>
+      <w:r>
         <w:rPr>
           <w:color w:val="0F172A"/>
           <w:sz w:val="20"/>
           <w:szCs w:val="20"/>
           <w:bdr w:val="none" w:sz="0" w:space="0" w:color="auto" w:frame="1"/>
         </w:rPr>
-      </w:pPr>
-      <w:r>
+        <w:t>739e2e8 Fix root smart sign activation handoff</w:t>
+      </w:r>
+    </w:p>
+    <w:p>
+      <w:pPr>
+        <w:pStyle w:val="HTMLPreformatted"/>
         <w:rPr>
           <w:color w:val="0F172A"/>
           <w:sz w:val="20"/>
           <w:szCs w:val="20"/>
           <w:bdr w:val="none" w:sz="0" w:space="0" w:color="auto" w:frame="1"/>
         </w:rPr>
-        <w:t>4c87aa9 Use host agent slug for sign events</w:t>
-      </w:r>
-    </w:p>
-    <w:p>
-      <w:pPr>
-        <w:pStyle w:val="HTMLPreformatted"/>
       </w:pPr>
       <w:r>
         <w:rPr>
@@ -4218,301 +5230,7 @@
           <w:szCs w:val="20"/>
           <w:bdr w:val="none" w:sz="0" w:space="0" w:color="auto" w:frame="1"/>
         </w:rPr>
-        <w:t>662442e Route active sign chips to live sign</w:t>
-      </w:r>
-    </w:p>
-    <w:p>
-      <w:pPr>
-        <w:pStyle w:val="Heading2"/>
-        <w:rPr>
-          <w:rFonts w:ascii="Arial" w:eastAsia="Times New Roman" w:hAnsi="Arial" w:cs="Arial"/>
-        </w:rPr>
-      </w:pPr>
-      <w:r>
-        <w:rPr>
-          <w:rFonts w:ascii="Arial" w:eastAsia="Times New Roman" w:hAnsi="Arial" w:cs="Arial"/>
-        </w:rPr>
-        <w:t>What Must Not Be Lost Tomorrow</w:t>
-      </w:r>
-    </w:p>
-    <w:p>
-      <w:pPr>
-        <w:pStyle w:val="NormalWeb"/>
-        <w:rPr>
-          <w:rFonts w:ascii="Arial" w:hAnsi="Arial" w:cs="Arial"/>
-        </w:rPr>
-      </w:pPr>
-      <w:r>
-        <w:rPr>
-          <w:rFonts w:ascii="Arial" w:hAnsi="Arial" w:cs="Arial"/>
-        </w:rPr>
-        <w:t>The working state is not theoretical. It is live in Supabase and live on production.</w:t>
-      </w:r>
-    </w:p>
-    <w:p>
-      <w:pPr>
-        <w:pStyle w:val="NormalWeb"/>
-        <w:rPr>
-          <w:rFonts w:ascii="Arial" w:hAnsi="Arial" w:cs="Arial"/>
-        </w:rPr>
-      </w:pPr>
-      <w:r>
-        <w:rPr>
-          <w:rFonts w:ascii="Arial" w:hAnsi="Arial" w:cs="Arial"/>
-        </w:rPr>
-        <w:t>Do not reset or overwrite these rows unless intentionally starting a new demo sign:</w:t>
-      </w:r>
-    </w:p>
-    <w:p>
-      <w:pPr>
-        <w:numPr>
-          <w:ilvl w:val="0"/>
-          <w:numId w:val="7"/>
-        </w:numPr>
-        <w:spacing w:before="100" w:beforeAutospacing="1" w:after="100" w:afterAutospacing="1"/>
-        <w:rPr>
-          <w:rFonts w:ascii="Arial" w:eastAsia="Times New Roman" w:hAnsi="Arial" w:cs="Arial"/>
-          <w:color w:val="1E293B"/>
-          <w:sz w:val="21"/>
-          <w:szCs w:val="21"/>
-        </w:rPr>
-      </w:pPr>
-      <w:r>
-        <w:rPr>
-          <w:rStyle w:val="HTMLCode"/>
-        </w:rPr>
-        <w:t>smart_signs.id = 2b0f9786-6476-4b99-99fc-13bdee0e90a9</w:t>
-      </w:r>
-    </w:p>
-    <w:p>
-      <w:pPr>
-        <w:numPr>
-          <w:ilvl w:val="0"/>
-          <w:numId w:val="7"/>
-        </w:numPr>
-        <w:spacing w:before="100" w:beforeAutospacing="1" w:after="100" w:afterAutospacing="1"/>
-        <w:rPr>
-          <w:rFonts w:ascii="Arial" w:eastAsia="Times New Roman" w:hAnsi="Arial" w:cs="Arial"/>
-          <w:color w:val="1E293B"/>
-          <w:sz w:val="21"/>
-          <w:szCs w:val="21"/>
-        </w:rPr>
-      </w:pPr>
-      <w:r>
-        <w:rPr>
-          <w:rStyle w:val="HTMLCode"/>
-        </w:rPr>
-        <w:t>smart_sign_inventory.id = 00bd6326-bac9-48e7-8b39-61ba7f115980</w:t>
-      </w:r>
-    </w:p>
-    <w:p>
-      <w:pPr>
-        <w:numPr>
-          <w:ilvl w:val="0"/>
-          <w:numId w:val="7"/>
-        </w:numPr>
-        <w:spacing w:before="100" w:beforeAutospacing="1" w:after="100" w:afterAutospacing="1"/>
-        <w:rPr>
-          <w:rFonts w:ascii="Arial" w:eastAsia="Times New Roman" w:hAnsi="Arial" w:cs="Arial"/>
-          <w:color w:val="1E293B"/>
-          <w:sz w:val="21"/>
-          <w:szCs w:val="21"/>
-        </w:rPr>
-      </w:pPr>
-      <w:r>
-        <w:rPr>
-          <w:rStyle w:val="HTMLCode"/>
-        </w:rPr>
-        <w:t>open_house_events.id = e19e02a8-f898-4859-8110-a8ee472d20a9</w:t>
-      </w:r>
-    </w:p>
-    <w:p>
-      <w:pPr>
-        <w:numPr>
-          <w:ilvl w:val="0"/>
-          <w:numId w:val="7"/>
-        </w:numPr>
-        <w:spacing w:before="100" w:beforeAutospacing="1" w:after="100" w:afterAutospacing="1"/>
-        <w:rPr>
-          <w:rFonts w:ascii="Arial" w:eastAsia="Times New Roman" w:hAnsi="Arial" w:cs="Arial"/>
-          <w:color w:val="1E293B"/>
-          <w:sz w:val="21"/>
-          <w:szCs w:val="21"/>
-        </w:rPr>
-      </w:pPr>
-      <w:r>
-        <w:rPr>
-          <w:rStyle w:val="HTMLCode"/>
-        </w:rPr>
-        <w:t>public_code = 38e8d6eb579c</w:t>
-      </w:r>
-    </w:p>
-    <w:p>
-      <w:pPr>
-        <w:numPr>
-          <w:ilvl w:val="0"/>
-          <w:numId w:val="7"/>
-        </w:numPr>
-        <w:spacing w:before="100" w:beforeAutospacing="1" w:after="100" w:afterAutospacing="1"/>
-        <w:rPr>
-          <w:rFonts w:ascii="Arial" w:eastAsia="Times New Roman" w:hAnsi="Arial" w:cs="Arial"/>
-          <w:color w:val="1E293B"/>
-          <w:sz w:val="21"/>
-          <w:szCs w:val="21"/>
-        </w:rPr>
-      </w:pPr>
-      <w:r>
-        <w:rPr>
-          <w:rStyle w:val="HTMLCode"/>
-        </w:rPr>
-        <w:t>uid_primary = 8ce0364c-411e-45f8-a9eb-2eb8954b0ca0</w:t>
-      </w:r>
-    </w:p>
-    <w:p>
-      <w:pPr>
-        <w:numPr>
-          <w:ilvl w:val="0"/>
-          <w:numId w:val="7"/>
-        </w:numPr>
-        <w:spacing w:before="100" w:beforeAutospacing="1" w:after="100" w:afterAutospacing="1"/>
-        <w:rPr>
-          <w:rFonts w:ascii="Arial" w:eastAsia="Times New Roman" w:hAnsi="Arial" w:cs="Arial"/>
-          <w:color w:val="1E293B"/>
-          <w:sz w:val="21"/>
-          <w:szCs w:val="21"/>
-        </w:rPr>
-      </w:pPr>
-      <w:r>
-        <w:rPr>
-          <w:rStyle w:val="HTMLCode"/>
-        </w:rPr>
-        <w:t>uid_secondary = 987fb582-6ca3-4d8a-8dc2-54b6af6e2962</w:t>
-      </w:r>
-    </w:p>
-    <w:p>
-      <w:pPr>
-        <w:pStyle w:val="NormalWeb"/>
-        <w:rPr>
-          <w:rFonts w:ascii="Arial" w:hAnsi="Arial" w:cs="Arial"/>
-        </w:rPr>
-      </w:pPr>
-      <w:r>
-        <w:rPr>
-          <w:rFonts w:ascii="Arial" w:hAnsi="Arial" w:cs="Arial"/>
-        </w:rPr>
-        <w:t>Do not run a broad cleanup against:</w:t>
-      </w:r>
-    </w:p>
-    <w:p>
-      <w:pPr>
-        <w:numPr>
-          <w:ilvl w:val="0"/>
-          <w:numId w:val="8"/>
-        </w:numPr>
-        <w:spacing w:before="100" w:beforeAutospacing="1" w:after="100" w:afterAutospacing="1"/>
-        <w:rPr>
-          <w:rFonts w:ascii="Arial" w:eastAsia="Times New Roman" w:hAnsi="Arial" w:cs="Arial"/>
-          <w:color w:val="1E293B"/>
-          <w:sz w:val="21"/>
-          <w:szCs w:val="21"/>
-        </w:rPr>
-      </w:pPr>
-      <w:r>
-        <w:rPr>
-          <w:rStyle w:val="HTMLCode"/>
-        </w:rPr>
-        <w:t>smart_signs</w:t>
-      </w:r>
-    </w:p>
-    <w:p>
-      <w:pPr>
-        <w:numPr>
-          <w:ilvl w:val="0"/>
-          <w:numId w:val="8"/>
-        </w:numPr>
-        <w:spacing w:before="100" w:beforeAutospacing="1" w:after="100" w:afterAutospacing="1"/>
-        <w:rPr>
-          <w:rFonts w:ascii="Arial" w:eastAsia="Times New Roman" w:hAnsi="Arial" w:cs="Arial"/>
-          <w:color w:val="1E293B"/>
-          <w:sz w:val="21"/>
-          <w:szCs w:val="21"/>
-        </w:rPr>
-      </w:pPr>
-      <w:r>
-        <w:rPr>
-          <w:rStyle w:val="HTMLCode"/>
-        </w:rPr>
-        <w:t>smart_sign_inventory</w:t>
-      </w:r>
-    </w:p>
-    <w:p>
-      <w:pPr>
-        <w:numPr>
-          <w:ilvl w:val="0"/>
-          <w:numId w:val="8"/>
-        </w:numPr>
-        <w:spacing w:before="100" w:beforeAutospacing="1" w:after="100" w:afterAutospacing="1"/>
-        <w:rPr>
-          <w:rFonts w:ascii="Arial" w:eastAsia="Times New Roman" w:hAnsi="Arial" w:cs="Arial"/>
-          <w:color w:val="1E293B"/>
-          <w:sz w:val="21"/>
-          <w:szCs w:val="21"/>
-        </w:rPr>
-      </w:pPr>
-      <w:r>
-        <w:rPr>
-          <w:rStyle w:val="HTMLCode"/>
-        </w:rPr>
-        <w:t>open_house_events</w:t>
-      </w:r>
-    </w:p>
-    <w:p>
-      <w:pPr>
-        <w:numPr>
-          <w:ilvl w:val="0"/>
-          <w:numId w:val="8"/>
-        </w:numPr>
-        <w:spacing w:before="100" w:beforeAutospacing="1" w:after="100" w:afterAutospacing="1"/>
-        <w:rPr>
-          <w:rFonts w:ascii="Arial" w:eastAsia="Times New Roman" w:hAnsi="Arial" w:cs="Arial"/>
-          <w:color w:val="1E293B"/>
-          <w:sz w:val="21"/>
-          <w:szCs w:val="21"/>
-        </w:rPr>
-      </w:pPr>
-      <w:r>
-        <w:rPr>
-          <w:rStyle w:val="HTMLCode"/>
-        </w:rPr>
-        <w:t>keys</w:t>
-      </w:r>
-    </w:p>
-    <w:p>
-      <w:pPr>
-        <w:pStyle w:val="NormalWeb"/>
-        <w:rPr>
-          <w:rFonts w:ascii="Arial" w:hAnsi="Arial" w:cs="Arial"/>
-        </w:rPr>
-      </w:pPr>
-      <w:r>
-        <w:rPr>
-          <w:rFonts w:ascii="Arial" w:hAnsi="Arial" w:cs="Arial"/>
-        </w:rPr>
-        <w:t>unless the target rows are explicitly filtered.</w:t>
-      </w:r>
-    </w:p>
-    <w:p>
-      <w:pPr>
-        <w:pStyle w:val="NormalWeb"/>
-        <w:rPr>
-          <w:rFonts w:ascii="Arial" w:hAnsi="Arial" w:cs="Arial"/>
-        </w:rPr>
-      </w:pPr>
-      <w:r>
-        <w:rPr>
-          <w:rFonts w:ascii="Arial" w:hAnsi="Arial" w:cs="Arial"/>
-        </w:rPr>
-        <w:t>Before changing anything tomorrow, run a read-only check:</w:t>
+        <w:t>4c87aa9 Use host agent slug for sign events</w:t>
       </w:r>
     </w:p>
     <w:p>
@@ -4532,52 +5250,398 @@
           <w:szCs w:val="20"/>
           <w:bdr w:val="none" w:sz="0" w:space="0" w:color="auto" w:frame="1"/>
         </w:rPr>
-        <w:t>$base = 'https://nicanqrfqlbnlmnoernb.supabase.co/rest/v1'</w:t>
+        <w:t>662442e Route active sign chips to live sign</w:t>
       </w:r>
     </w:p>
     <w:p>
       <w:pPr>
         <w:pStyle w:val="HTMLPreformatted"/>
+      </w:pPr>
+      <w:r>
         <w:rPr>
           <w:color w:val="0F172A"/>
           <w:sz w:val="20"/>
           <w:szCs w:val="20"/>
           <w:bdr w:val="none" w:sz="0" w:space="0" w:color="auto" w:frame="1"/>
         </w:rPr>
-      </w:pPr>
-      <w:r>
+        <w:t>0e617c3 Add demo smart sign reset action</w:t>
+      </w:r>
+    </w:p>
+    <w:p>
+      <w:pPr>
+        <w:pStyle w:val="Heading2"/>
+        <w:rPr>
+          <w:rFonts w:ascii="Arial" w:eastAsia="Times New Roman" w:hAnsi="Arial" w:cs="Arial"/>
+        </w:rPr>
+      </w:pPr>
+      <w:r>
+        <w:rPr>
+          <w:rFonts w:ascii="Arial" w:eastAsia="Times New Roman" w:hAnsi="Arial" w:cs="Arial"/>
+        </w:rPr>
+        <w:t>What Must Not Be Lost Tomorrow</w:t>
+      </w:r>
+    </w:p>
+    <w:p>
+      <w:pPr>
+        <w:pStyle w:val="NormalWeb"/>
+        <w:rPr>
+          <w:rFonts w:ascii="Arial" w:hAnsi="Arial" w:cs="Arial"/>
+        </w:rPr>
+      </w:pPr>
+      <w:r>
+        <w:rPr>
+          <w:rFonts w:ascii="Arial" w:hAnsi="Arial" w:cs="Arial"/>
+        </w:rPr>
+        <w:t>The working state is not theoretical. It is live in Supabase and live on production.</w:t>
+      </w:r>
+    </w:p>
+    <w:p>
+      <w:pPr>
+        <w:pStyle w:val="NormalWeb"/>
+        <w:rPr>
+          <w:rFonts w:ascii="Arial" w:hAnsi="Arial" w:cs="Arial"/>
+        </w:rPr>
+      </w:pPr>
+      <w:r>
+        <w:rPr>
+          <w:rFonts w:ascii="Arial" w:hAnsi="Arial" w:cs="Arial"/>
+        </w:rPr>
+        <w:t>Do not reset or overwrite these rows unless intentionally starting a new demo sign:</w:t>
+      </w:r>
+    </w:p>
+    <w:p>
+      <w:pPr>
+        <w:numPr>
+          <w:ilvl w:val="0"/>
+          <w:numId w:val="12"/>
+        </w:numPr>
+        <w:spacing w:before="100" w:beforeAutospacing="1" w:after="100" w:afterAutospacing="1"/>
+        <w:rPr>
+          <w:rFonts w:ascii="Arial" w:eastAsia="Times New Roman" w:hAnsi="Arial" w:cs="Arial"/>
+          <w:color w:val="1E293B"/>
+          <w:sz w:val="21"/>
+          <w:szCs w:val="21"/>
+        </w:rPr>
+      </w:pPr>
+      <w:r>
+        <w:rPr>
+          <w:rStyle w:val="HTMLCode"/>
+        </w:rPr>
+        <w:t>smart_signs.id = 2b0f9786-6476-4b99-99fc-13bdee0e90a9</w:t>
+      </w:r>
+    </w:p>
+    <w:p>
+      <w:pPr>
+        <w:numPr>
+          <w:ilvl w:val="0"/>
+          <w:numId w:val="12"/>
+        </w:numPr>
+        <w:spacing w:before="100" w:beforeAutospacing="1" w:after="100" w:afterAutospacing="1"/>
+        <w:rPr>
+          <w:rFonts w:ascii="Arial" w:eastAsia="Times New Roman" w:hAnsi="Arial" w:cs="Arial"/>
+          <w:color w:val="1E293B"/>
+          <w:sz w:val="21"/>
+          <w:szCs w:val="21"/>
+        </w:rPr>
+      </w:pPr>
+      <w:r>
+        <w:rPr>
+          <w:rStyle w:val="HTMLCode"/>
+        </w:rPr>
+        <w:t>smart_sign_inventory.id = 00bd6326-bac9-48e7-8b39-61ba7f115980</w:t>
+      </w:r>
+    </w:p>
+    <w:p>
+      <w:pPr>
+        <w:numPr>
+          <w:ilvl w:val="0"/>
+          <w:numId w:val="12"/>
+        </w:numPr>
+        <w:spacing w:before="100" w:beforeAutospacing="1" w:after="100" w:afterAutospacing="1"/>
+        <w:rPr>
+          <w:rFonts w:ascii="Arial" w:eastAsia="Times New Roman" w:hAnsi="Arial" w:cs="Arial"/>
+          <w:color w:val="1E293B"/>
+          <w:sz w:val="21"/>
+          <w:szCs w:val="21"/>
+        </w:rPr>
+      </w:pPr>
+      <w:r>
+        <w:rPr>
+          <w:rStyle w:val="HTMLCode"/>
+        </w:rPr>
+        <w:t>open_house_events.id = e19e02a8-f898-4859-8110-a8ee472d20a9</w:t>
+      </w:r>
+    </w:p>
+    <w:p>
+      <w:pPr>
+        <w:numPr>
+          <w:ilvl w:val="0"/>
+          <w:numId w:val="12"/>
+        </w:numPr>
+        <w:spacing w:before="100" w:beforeAutospacing="1" w:after="100" w:afterAutospacing="1"/>
+        <w:rPr>
+          <w:rFonts w:ascii="Arial" w:eastAsia="Times New Roman" w:hAnsi="Arial" w:cs="Arial"/>
+          <w:color w:val="1E293B"/>
+          <w:sz w:val="21"/>
+          <w:szCs w:val="21"/>
+        </w:rPr>
+      </w:pPr>
+      <w:r>
+        <w:rPr>
+          <w:rStyle w:val="HTMLCode"/>
+        </w:rPr>
+        <w:t>public_code = 38e8d6eb579c</w:t>
+      </w:r>
+    </w:p>
+    <w:p>
+      <w:pPr>
+        <w:numPr>
+          <w:ilvl w:val="0"/>
+          <w:numId w:val="12"/>
+        </w:numPr>
+        <w:spacing w:before="100" w:beforeAutospacing="1" w:after="100" w:afterAutospacing="1"/>
+        <w:rPr>
+          <w:rFonts w:ascii="Arial" w:eastAsia="Times New Roman" w:hAnsi="Arial" w:cs="Arial"/>
+          <w:color w:val="1E293B"/>
+          <w:sz w:val="21"/>
+          <w:szCs w:val="21"/>
+        </w:rPr>
+      </w:pPr>
+      <w:r>
+        <w:rPr>
+          <w:rStyle w:val="HTMLCode"/>
+        </w:rPr>
+        <w:t>uid_primary = 8ce0364c-411e-45f8-a9eb-2eb8954b0ca0</w:t>
+      </w:r>
+    </w:p>
+    <w:p>
+      <w:pPr>
+        <w:numPr>
+          <w:ilvl w:val="0"/>
+          <w:numId w:val="12"/>
+        </w:numPr>
+        <w:spacing w:before="100" w:beforeAutospacing="1" w:after="100" w:afterAutospacing="1"/>
+        <w:rPr>
+          <w:rFonts w:ascii="Arial" w:eastAsia="Times New Roman" w:hAnsi="Arial" w:cs="Arial"/>
+          <w:color w:val="1E293B"/>
+          <w:sz w:val="21"/>
+          <w:szCs w:val="21"/>
+        </w:rPr>
+      </w:pPr>
+      <w:r>
+        <w:rPr>
+          <w:rStyle w:val="HTMLCode"/>
+        </w:rPr>
+        <w:t>uid_secondary = 987fb582-6ca3-4d8a-8dc2-54b6af6e2962</w:t>
+      </w:r>
+    </w:p>
+    <w:p>
+      <w:pPr>
+        <w:pStyle w:val="NormalWeb"/>
+        <w:rPr>
+          <w:rFonts w:ascii="Arial" w:hAnsi="Arial" w:cs="Arial"/>
+        </w:rPr>
+      </w:pPr>
+      <w:r>
+        <w:rPr>
+          <w:rFonts w:ascii="Arial" w:hAnsi="Arial" w:cs="Arial"/>
+        </w:rPr>
+        <w:t>Exception:</w:t>
+      </w:r>
+    </w:p>
+    <w:p>
+      <w:pPr>
+        <w:pStyle w:val="NormalWeb"/>
+        <w:rPr>
+          <w:rFonts w:ascii="Arial" w:hAnsi="Arial" w:cs="Arial"/>
+        </w:rPr>
+      </w:pPr>
+      <w:r>
+        <w:rPr>
+          <w:rFonts w:ascii="Arial" w:hAnsi="Arial" w:cs="Arial"/>
+        </w:rPr>
+        <w:t xml:space="preserve">If you intentionally use the new </w:t>
+      </w:r>
+      <w:r>
+        <w:rPr>
+          <w:rStyle w:val="HTMLCode"/>
+        </w:rPr>
+        <w:t>Reset This Demo Sign</w:t>
+      </w:r>
+      <w:r>
+        <w:rPr>
+          <w:rFonts w:ascii="Arial" w:hAnsi="Arial" w:cs="Arial"/>
+        </w:rPr>
+        <w:t xml:space="preserve"> button and type the exact code </w:t>
+      </w:r>
+      <w:r>
+        <w:rPr>
+          <w:rStyle w:val="HTMLCode"/>
+        </w:rPr>
+        <w:t>38e8d6eb579c</w:t>
+      </w:r>
+      <w:r>
+        <w:rPr>
+          <w:rFonts w:ascii="Arial" w:hAnsi="Arial" w:cs="Arial"/>
+        </w:rPr>
+        <w:t>, these rows will be cleared so the same physical sign can be activated again. That is now the preferred reset path for demos.</w:t>
+      </w:r>
+    </w:p>
+    <w:p>
+      <w:pPr>
+        <w:pStyle w:val="NormalWeb"/>
+        <w:rPr>
+          <w:rFonts w:ascii="Arial" w:hAnsi="Arial" w:cs="Arial"/>
+        </w:rPr>
+      </w:pPr>
+      <w:r>
+        <w:rPr>
+          <w:rFonts w:ascii="Arial" w:hAnsi="Arial" w:cs="Arial"/>
+        </w:rPr>
+        <w:t>Do not run a broad cleanup against:</w:t>
+      </w:r>
+    </w:p>
+    <w:p>
+      <w:pPr>
+        <w:numPr>
+          <w:ilvl w:val="0"/>
+          <w:numId w:val="13"/>
+        </w:numPr>
+        <w:spacing w:before="100" w:beforeAutospacing="1" w:after="100" w:afterAutospacing="1"/>
+        <w:rPr>
+          <w:rFonts w:ascii="Arial" w:eastAsia="Times New Roman" w:hAnsi="Arial" w:cs="Arial"/>
+          <w:color w:val="1E293B"/>
+          <w:sz w:val="21"/>
+          <w:szCs w:val="21"/>
+        </w:rPr>
+      </w:pPr>
+      <w:r>
+        <w:rPr>
+          <w:rStyle w:val="HTMLCode"/>
+        </w:rPr>
+        <w:t>smart_signs</w:t>
+      </w:r>
+    </w:p>
+    <w:p>
+      <w:pPr>
+        <w:numPr>
+          <w:ilvl w:val="0"/>
+          <w:numId w:val="13"/>
+        </w:numPr>
+        <w:spacing w:before="100" w:beforeAutospacing="1" w:after="100" w:afterAutospacing="1"/>
+        <w:rPr>
+          <w:rFonts w:ascii="Arial" w:eastAsia="Times New Roman" w:hAnsi="Arial" w:cs="Arial"/>
+          <w:color w:val="1E293B"/>
+          <w:sz w:val="21"/>
+          <w:szCs w:val="21"/>
+        </w:rPr>
+      </w:pPr>
+      <w:r>
+        <w:rPr>
+          <w:rStyle w:val="HTMLCode"/>
+        </w:rPr>
+        <w:t>smart_sign_inventory</w:t>
+      </w:r>
+    </w:p>
+    <w:p>
+      <w:pPr>
+        <w:numPr>
+          <w:ilvl w:val="0"/>
+          <w:numId w:val="13"/>
+        </w:numPr>
+        <w:spacing w:before="100" w:beforeAutospacing="1" w:after="100" w:afterAutospacing="1"/>
+        <w:rPr>
+          <w:rFonts w:ascii="Arial" w:eastAsia="Times New Roman" w:hAnsi="Arial" w:cs="Arial"/>
+          <w:color w:val="1E293B"/>
+          <w:sz w:val="21"/>
+          <w:szCs w:val="21"/>
+        </w:rPr>
+      </w:pPr>
+      <w:r>
+        <w:rPr>
+          <w:rStyle w:val="HTMLCode"/>
+        </w:rPr>
+        <w:t>open_house_events</w:t>
+      </w:r>
+    </w:p>
+    <w:p>
+      <w:pPr>
+        <w:numPr>
+          <w:ilvl w:val="0"/>
+          <w:numId w:val="13"/>
+        </w:numPr>
+        <w:spacing w:before="100" w:beforeAutospacing="1" w:after="100" w:afterAutospacing="1"/>
+        <w:rPr>
+          <w:rFonts w:ascii="Arial" w:eastAsia="Times New Roman" w:hAnsi="Arial" w:cs="Arial"/>
+          <w:color w:val="1E293B"/>
+          <w:sz w:val="21"/>
+          <w:szCs w:val="21"/>
+        </w:rPr>
+      </w:pPr>
+      <w:r>
+        <w:rPr>
+          <w:rStyle w:val="HTMLCode"/>
+        </w:rPr>
+        <w:t>keys</w:t>
+      </w:r>
+    </w:p>
+    <w:p>
+      <w:pPr>
+        <w:pStyle w:val="NormalWeb"/>
+        <w:rPr>
+          <w:rFonts w:ascii="Arial" w:hAnsi="Arial" w:cs="Arial"/>
+        </w:rPr>
+      </w:pPr>
+      <w:r>
+        <w:rPr>
+          <w:rFonts w:ascii="Arial" w:hAnsi="Arial" w:cs="Arial"/>
+        </w:rPr>
+        <w:t>unless the target rows are explicitly filtered.</w:t>
+      </w:r>
+    </w:p>
+    <w:p>
+      <w:pPr>
+        <w:pStyle w:val="NormalWeb"/>
+        <w:rPr>
+          <w:rFonts w:ascii="Arial" w:hAnsi="Arial" w:cs="Arial"/>
+        </w:rPr>
+      </w:pPr>
+      <w:r>
+        <w:rPr>
+          <w:rFonts w:ascii="Arial" w:hAnsi="Arial" w:cs="Arial"/>
+        </w:rPr>
+        <w:t>Before changing anything tomorrow, run a read-only check:</w:t>
+      </w:r>
+    </w:p>
+    <w:p>
+      <w:pPr>
+        <w:pStyle w:val="HTMLPreformatted"/>
         <w:rPr>
           <w:color w:val="0F172A"/>
           <w:sz w:val="20"/>
           <w:szCs w:val="20"/>
           <w:bdr w:val="none" w:sz="0" w:space="0" w:color="auto" w:frame="1"/>
         </w:rPr>
-        <w:t>$code = '38e8d6eb579c'</w:t>
-      </w:r>
-    </w:p>
-    <w:p>
-      <w:pPr>
-        <w:pStyle w:val="HTMLPreformatted"/>
+      </w:pPr>
+      <w:r>
         <w:rPr>
           <w:color w:val="0F172A"/>
           <w:sz w:val="20"/>
           <w:szCs w:val="20"/>
           <w:bdr w:val="none" w:sz="0" w:space="0" w:color="auto" w:frame="1"/>
         </w:rPr>
-      </w:pPr>
-      <w:r>
+        <w:t>$base = 'https://nicanqrfqlbnlmnoernb.supabase.co/rest/v1'</w:t>
+      </w:r>
+    </w:p>
+    <w:p>
+      <w:pPr>
+        <w:pStyle w:val="HTMLPreformatted"/>
         <w:rPr>
           <w:color w:val="0F172A"/>
           <w:sz w:val="20"/>
           <w:szCs w:val="20"/>
           <w:bdr w:val="none" w:sz="0" w:space="0" w:color="auto" w:frame="1"/>
         </w:rPr>
-        <w:t># Use the existing anon KEY from apps/rel8tion-app/src/core/config.js.</w:t>
-      </w:r>
-    </w:p>
-    <w:p>
-      <w:pPr>
-        <w:pStyle w:val="HTMLPreformatted"/>
       </w:pPr>
       <w:r>
         <w:rPr>
@@ -4586,6 +5650,40 @@
           <w:szCs w:val="20"/>
           <w:bdr w:val="none" w:sz="0" w:space="0" w:color="auto" w:frame="1"/>
         </w:rPr>
+        <w:t>$code = '38e8d6eb579c'</w:t>
+      </w:r>
+    </w:p>
+    <w:p>
+      <w:pPr>
+        <w:pStyle w:val="HTMLPreformatted"/>
+        <w:rPr>
+          <w:color w:val="0F172A"/>
+          <w:sz w:val="20"/>
+          <w:szCs w:val="20"/>
+          <w:bdr w:val="none" w:sz="0" w:space="0" w:color="auto" w:frame="1"/>
+        </w:rPr>
+      </w:pPr>
+      <w:r>
+        <w:rPr>
+          <w:color w:val="0F172A"/>
+          <w:sz w:val="20"/>
+          <w:szCs w:val="20"/>
+          <w:bdr w:val="none" w:sz="0" w:space="0" w:color="auto" w:frame="1"/>
+        </w:rPr>
+        <w:t># Use the existing anon KEY from apps/rel8tion-app/src/core/config.js.</w:t>
+      </w:r>
+    </w:p>
+    <w:p>
+      <w:pPr>
+        <w:pStyle w:val="HTMLPreformatted"/>
+      </w:pPr>
+      <w:r>
+        <w:rPr>
+          <w:color w:val="0F172A"/>
+          <w:sz w:val="20"/>
+          <w:szCs w:val="20"/>
+          <w:bdr w:val="none" w:sz="0" w:space="0" w:color="auto" w:frame="1"/>
+        </w:rPr>
         <w:t># Confirm smart_signs.status is active and active_event_id is populated.</w:t>
       </w:r>
     </w:p>
@@ -4619,16 +5717,26 @@
     </w:p>
     <w:p>
       <w:pPr>
-        <w:pStyle w:val="NormalWeb"/>
-        <w:rPr>
-          <w:rFonts w:ascii="Arial" w:hAnsi="Arial" w:cs="Arial"/>
-        </w:rPr>
-      </w:pPr>
-      <w:r>
-        <w:rPr>
-          <w:rFonts w:ascii="Arial" w:hAnsi="Arial" w:cs="Arial"/>
-        </w:rPr>
-        <w:t xml:space="preserve">1. Open </w:t>
+        <w:numPr>
+          <w:ilvl w:val="0"/>
+          <w:numId w:val="14"/>
+        </w:numPr>
+        <w:spacing w:before="100" w:beforeAutospacing="1" w:after="100" w:afterAutospacing="1"/>
+        <w:rPr>
+          <w:rFonts w:ascii="Arial" w:eastAsia="Times New Roman" w:hAnsi="Arial" w:cs="Arial"/>
+          <w:color w:val="1E293B"/>
+          <w:sz w:val="21"/>
+          <w:szCs w:val="21"/>
+        </w:rPr>
+      </w:pPr>
+      <w:r>
+        <w:rPr>
+          <w:rFonts w:ascii="Arial" w:eastAsia="Times New Roman" w:hAnsi="Arial" w:cs="Arial"/>
+          <w:color w:val="1E293B"/>
+          <w:sz w:val="21"/>
+          <w:szCs w:val="21"/>
+        </w:rPr>
+        <w:t xml:space="preserve">Open </w:t>
       </w:r>
       <w:r>
         <w:rPr>
@@ -4638,121 +5746,204 @@
       </w:r>
       <w:r>
         <w:rPr>
-          <w:rFonts w:ascii="Arial" w:hAnsi="Arial" w:cs="Arial"/>
+          <w:rFonts w:ascii="Arial" w:eastAsia="Times New Roman" w:hAnsi="Arial" w:cs="Arial"/>
+          <w:color w:val="1E293B"/>
+          <w:sz w:val="21"/>
+          <w:szCs w:val="21"/>
         </w:rPr>
         <w:t>.</w:t>
       </w:r>
     </w:p>
     <w:p>
       <w:pPr>
-        <w:pStyle w:val="NormalWeb"/>
-        <w:rPr>
-          <w:rFonts w:ascii="Arial" w:hAnsi="Arial" w:cs="Arial"/>
-        </w:rPr>
-      </w:pPr>
-      <w:r>
-        <w:rPr>
-          <w:rFonts w:ascii="Arial" w:hAnsi="Arial" w:cs="Arial"/>
-        </w:rPr>
-        <w:t>2. Confirm the buyer-facing page opens.</w:t>
-      </w:r>
-    </w:p>
-    <w:p>
-      <w:pPr>
-        <w:pStyle w:val="NormalWeb"/>
-        <w:rPr>
-          <w:rFonts w:ascii="Arial" w:hAnsi="Arial" w:cs="Arial"/>
-        </w:rPr>
-      </w:pPr>
-      <w:r>
-        <w:rPr>
-          <w:rFonts w:ascii="Arial" w:hAnsi="Arial" w:cs="Arial"/>
-        </w:rPr>
-        <w:t>3. Tap sign chip 1.</w:t>
-      </w:r>
-    </w:p>
-    <w:p>
-      <w:pPr>
-        <w:pStyle w:val="NormalWeb"/>
-        <w:rPr>
-          <w:rFonts w:ascii="Arial" w:hAnsi="Arial" w:cs="Arial"/>
-        </w:rPr>
-      </w:pPr>
-      <w:r>
-        <w:rPr>
-          <w:rFonts w:ascii="Arial" w:hAnsi="Arial" w:cs="Arial"/>
-        </w:rPr>
-        <w:t>4. Confirm it opens the buyer-facing page, not activation.</w:t>
-      </w:r>
-    </w:p>
-    <w:p>
-      <w:pPr>
-        <w:pStyle w:val="NormalWeb"/>
-        <w:rPr>
-          <w:rFonts w:ascii="Arial" w:hAnsi="Arial" w:cs="Arial"/>
-        </w:rPr>
-      </w:pPr>
-      <w:r>
-        <w:rPr>
-          <w:rFonts w:ascii="Arial" w:hAnsi="Arial" w:cs="Arial"/>
-        </w:rPr>
-        <w:t>5. Tap sign chip 2.</w:t>
-      </w:r>
-    </w:p>
-    <w:p>
-      <w:pPr>
-        <w:pStyle w:val="NormalWeb"/>
-        <w:rPr>
-          <w:rFonts w:ascii="Arial" w:hAnsi="Arial" w:cs="Arial"/>
-        </w:rPr>
-      </w:pPr>
-      <w:r>
-        <w:rPr>
-          <w:rFonts w:ascii="Arial" w:hAnsi="Arial" w:cs="Arial"/>
-        </w:rPr>
-        <w:t>6. Confirm it opens the buyer-facing page, not activation.</w:t>
-      </w:r>
-    </w:p>
-    <w:p>
-      <w:pPr>
-        <w:pStyle w:val="NormalWeb"/>
-        <w:rPr>
-          <w:rFonts w:ascii="Arial" w:hAnsi="Arial" w:cs="Arial"/>
-        </w:rPr>
-      </w:pPr>
-      <w:r>
-        <w:rPr>
-          <w:rFonts w:ascii="Arial" w:hAnsi="Arial" w:cs="Arial"/>
-        </w:rPr>
-        <w:t>7. Tap the agent keychain.</w:t>
-      </w:r>
-    </w:p>
-    <w:p>
-      <w:pPr>
-        <w:pStyle w:val="NormalWeb"/>
-        <w:rPr>
-          <w:rFonts w:ascii="Arial" w:hAnsi="Arial" w:cs="Arial"/>
-        </w:rPr>
-      </w:pPr>
-      <w:r>
-        <w:rPr>
-          <w:rFonts w:ascii="Arial" w:hAnsi="Arial" w:cs="Arial"/>
-        </w:rPr>
-        <w:t>8. Confirm it opens the agent route/profile, not the sign activation flow.</w:t>
-      </w:r>
-    </w:p>
-    <w:p>
-      <w:pPr>
-        <w:pStyle w:val="NormalWeb"/>
-        <w:rPr>
-          <w:rFonts w:ascii="Arial" w:hAnsi="Arial" w:cs="Arial"/>
-        </w:rPr>
-      </w:pPr>
-      <w:r>
-        <w:rPr>
-          <w:rFonts w:ascii="Arial" w:hAnsi="Arial" w:cs="Arial"/>
-        </w:rPr>
-        <w:t xml:space="preserve">9. Confirm the database still shows </w:t>
+        <w:numPr>
+          <w:ilvl w:val="0"/>
+          <w:numId w:val="14"/>
+        </w:numPr>
+        <w:spacing w:before="100" w:beforeAutospacing="1" w:after="100" w:afterAutospacing="1"/>
+        <w:rPr>
+          <w:rFonts w:ascii="Arial" w:eastAsia="Times New Roman" w:hAnsi="Arial" w:cs="Arial"/>
+          <w:color w:val="1E293B"/>
+          <w:sz w:val="21"/>
+          <w:szCs w:val="21"/>
+        </w:rPr>
+      </w:pPr>
+      <w:r>
+        <w:rPr>
+          <w:rFonts w:ascii="Arial" w:eastAsia="Times New Roman" w:hAnsi="Arial" w:cs="Arial"/>
+          <w:color w:val="1E293B"/>
+          <w:sz w:val="21"/>
+          <w:szCs w:val="21"/>
+        </w:rPr>
+        <w:t>Confirm the buyer-facing page opens.</w:t>
+      </w:r>
+    </w:p>
+    <w:p>
+      <w:pPr>
+        <w:numPr>
+          <w:ilvl w:val="0"/>
+          <w:numId w:val="14"/>
+        </w:numPr>
+        <w:spacing w:before="100" w:beforeAutospacing="1" w:after="100" w:afterAutospacing="1"/>
+        <w:rPr>
+          <w:rFonts w:ascii="Arial" w:eastAsia="Times New Roman" w:hAnsi="Arial" w:cs="Arial"/>
+          <w:color w:val="1E293B"/>
+          <w:sz w:val="21"/>
+          <w:szCs w:val="21"/>
+        </w:rPr>
+      </w:pPr>
+      <w:r>
+        <w:rPr>
+          <w:rFonts w:ascii="Arial" w:eastAsia="Times New Roman" w:hAnsi="Arial" w:cs="Arial"/>
+          <w:color w:val="1E293B"/>
+          <w:sz w:val="21"/>
+          <w:szCs w:val="21"/>
+        </w:rPr>
+        <w:t>Tap sign chip 1.</w:t>
+      </w:r>
+    </w:p>
+    <w:p>
+      <w:pPr>
+        <w:numPr>
+          <w:ilvl w:val="0"/>
+          <w:numId w:val="14"/>
+        </w:numPr>
+        <w:spacing w:before="100" w:beforeAutospacing="1" w:after="100" w:afterAutospacing="1"/>
+        <w:rPr>
+          <w:rFonts w:ascii="Arial" w:eastAsia="Times New Roman" w:hAnsi="Arial" w:cs="Arial"/>
+          <w:color w:val="1E293B"/>
+          <w:sz w:val="21"/>
+          <w:szCs w:val="21"/>
+        </w:rPr>
+      </w:pPr>
+      <w:r>
+        <w:rPr>
+          <w:rFonts w:ascii="Arial" w:eastAsia="Times New Roman" w:hAnsi="Arial" w:cs="Arial"/>
+          <w:color w:val="1E293B"/>
+          <w:sz w:val="21"/>
+          <w:szCs w:val="21"/>
+        </w:rPr>
+        <w:t>Confirm it opens the buyer-facing page, not activation.</w:t>
+      </w:r>
+    </w:p>
+    <w:p>
+      <w:pPr>
+        <w:numPr>
+          <w:ilvl w:val="0"/>
+          <w:numId w:val="14"/>
+        </w:numPr>
+        <w:spacing w:before="100" w:beforeAutospacing="1" w:after="100" w:afterAutospacing="1"/>
+        <w:rPr>
+          <w:rFonts w:ascii="Arial" w:eastAsia="Times New Roman" w:hAnsi="Arial" w:cs="Arial"/>
+          <w:color w:val="1E293B"/>
+          <w:sz w:val="21"/>
+          <w:szCs w:val="21"/>
+        </w:rPr>
+      </w:pPr>
+      <w:r>
+        <w:rPr>
+          <w:rFonts w:ascii="Arial" w:eastAsia="Times New Roman" w:hAnsi="Arial" w:cs="Arial"/>
+          <w:color w:val="1E293B"/>
+          <w:sz w:val="21"/>
+          <w:szCs w:val="21"/>
+        </w:rPr>
+        <w:t>Tap sign chip 2.</w:t>
+      </w:r>
+    </w:p>
+    <w:p>
+      <w:pPr>
+        <w:numPr>
+          <w:ilvl w:val="0"/>
+          <w:numId w:val="14"/>
+        </w:numPr>
+        <w:spacing w:before="100" w:beforeAutospacing="1" w:after="100" w:afterAutospacing="1"/>
+        <w:rPr>
+          <w:rFonts w:ascii="Arial" w:eastAsia="Times New Roman" w:hAnsi="Arial" w:cs="Arial"/>
+          <w:color w:val="1E293B"/>
+          <w:sz w:val="21"/>
+          <w:szCs w:val="21"/>
+        </w:rPr>
+      </w:pPr>
+      <w:r>
+        <w:rPr>
+          <w:rFonts w:ascii="Arial" w:eastAsia="Times New Roman" w:hAnsi="Arial" w:cs="Arial"/>
+          <w:color w:val="1E293B"/>
+          <w:sz w:val="21"/>
+          <w:szCs w:val="21"/>
+        </w:rPr>
+        <w:t>Confirm it opens the buyer-facing page, not activation.</w:t>
+      </w:r>
+    </w:p>
+    <w:p>
+      <w:pPr>
+        <w:numPr>
+          <w:ilvl w:val="0"/>
+          <w:numId w:val="14"/>
+        </w:numPr>
+        <w:spacing w:before="100" w:beforeAutospacing="1" w:after="100" w:afterAutospacing="1"/>
+        <w:rPr>
+          <w:rFonts w:ascii="Arial" w:eastAsia="Times New Roman" w:hAnsi="Arial" w:cs="Arial"/>
+          <w:color w:val="1E293B"/>
+          <w:sz w:val="21"/>
+          <w:szCs w:val="21"/>
+        </w:rPr>
+      </w:pPr>
+      <w:r>
+        <w:rPr>
+          <w:rFonts w:ascii="Arial" w:eastAsia="Times New Roman" w:hAnsi="Arial" w:cs="Arial"/>
+          <w:color w:val="1E293B"/>
+          <w:sz w:val="21"/>
+          <w:szCs w:val="21"/>
+        </w:rPr>
+        <w:t>Tap the agent keychain.</w:t>
+      </w:r>
+    </w:p>
+    <w:p>
+      <w:pPr>
+        <w:numPr>
+          <w:ilvl w:val="0"/>
+          <w:numId w:val="14"/>
+        </w:numPr>
+        <w:spacing w:before="100" w:beforeAutospacing="1" w:after="100" w:afterAutospacing="1"/>
+        <w:rPr>
+          <w:rFonts w:ascii="Arial" w:eastAsia="Times New Roman" w:hAnsi="Arial" w:cs="Arial"/>
+          <w:color w:val="1E293B"/>
+          <w:sz w:val="21"/>
+          <w:szCs w:val="21"/>
+        </w:rPr>
+      </w:pPr>
+      <w:r>
+        <w:rPr>
+          <w:rFonts w:ascii="Arial" w:eastAsia="Times New Roman" w:hAnsi="Arial" w:cs="Arial"/>
+          <w:color w:val="1E293B"/>
+          <w:sz w:val="21"/>
+          <w:szCs w:val="21"/>
+        </w:rPr>
+        <w:t>Confirm it opens the agent route/profile, not the sign activation flow.</w:t>
+      </w:r>
+    </w:p>
+    <w:p>
+      <w:pPr>
+        <w:numPr>
+          <w:ilvl w:val="0"/>
+          <w:numId w:val="14"/>
+        </w:numPr>
+        <w:spacing w:before="100" w:beforeAutospacing="1" w:after="100" w:afterAutospacing="1"/>
+        <w:rPr>
+          <w:rFonts w:ascii="Arial" w:eastAsia="Times New Roman" w:hAnsi="Arial" w:cs="Arial"/>
+          <w:color w:val="1E293B"/>
+          <w:sz w:val="21"/>
+          <w:szCs w:val="21"/>
+        </w:rPr>
+      </w:pPr>
+      <w:r>
+        <w:rPr>
+          <w:rFonts w:ascii="Arial" w:eastAsia="Times New Roman" w:hAnsi="Arial" w:cs="Arial"/>
+          <w:color w:val="1E293B"/>
+          <w:sz w:val="21"/>
+          <w:szCs w:val="21"/>
+        </w:rPr>
+        <w:t xml:space="preserve">Confirm the database still shows </w:t>
       </w:r>
       <w:r>
         <w:rPr>
@@ -4762,23 +5953,36 @@
       </w:r>
       <w:r>
         <w:rPr>
-          <w:rFonts w:ascii="Arial" w:hAnsi="Arial" w:cs="Arial"/>
+          <w:rFonts w:ascii="Arial" w:eastAsia="Times New Roman" w:hAnsi="Arial" w:cs="Arial"/>
+          <w:color w:val="1E293B"/>
+          <w:sz w:val="21"/>
+          <w:szCs w:val="21"/>
         </w:rPr>
         <w:t>.</w:t>
       </w:r>
     </w:p>
     <w:p>
       <w:pPr>
-        <w:pStyle w:val="NormalWeb"/>
-        <w:rPr>
-          <w:rFonts w:ascii="Arial" w:hAnsi="Arial" w:cs="Arial"/>
-        </w:rPr>
-      </w:pPr>
-      <w:r>
-        <w:rPr>
-          <w:rFonts w:ascii="Arial" w:hAnsi="Arial" w:cs="Arial"/>
-        </w:rPr>
-        <w:t xml:space="preserve">10. Confirm </w:t>
+        <w:numPr>
+          <w:ilvl w:val="0"/>
+          <w:numId w:val="14"/>
+        </w:numPr>
+        <w:spacing w:before="100" w:beforeAutospacing="1" w:after="100" w:afterAutospacing="1"/>
+        <w:rPr>
+          <w:rFonts w:ascii="Arial" w:eastAsia="Times New Roman" w:hAnsi="Arial" w:cs="Arial"/>
+          <w:color w:val="1E293B"/>
+          <w:sz w:val="21"/>
+          <w:szCs w:val="21"/>
+        </w:rPr>
+      </w:pPr>
+      <w:r>
+        <w:rPr>
+          <w:rFonts w:ascii="Arial" w:eastAsia="Times New Roman" w:hAnsi="Arial" w:cs="Arial"/>
+          <w:color w:val="1E293B"/>
+          <w:sz w:val="21"/>
+          <w:szCs w:val="21"/>
+        </w:rPr>
+        <w:t xml:space="preserve">Confirm </w:t>
       </w:r>
       <w:r>
         <w:rPr>
@@ -4788,13 +5992,79 @@
       </w:r>
       <w:r>
         <w:rPr>
-          <w:rFonts w:ascii="Arial" w:hAnsi="Arial" w:cs="Arial"/>
+          <w:rFonts w:ascii="Arial" w:eastAsia="Times New Roman" w:hAnsi="Arial" w:cs="Arial"/>
+          <w:color w:val="1E293B"/>
+          <w:sz w:val="21"/>
+          <w:szCs w:val="21"/>
         </w:rPr>
         <w:t>.</w:t>
       </w:r>
     </w:p>
     <w:p>
       <w:pPr>
+        <w:numPr>
+          <w:ilvl w:val="0"/>
+          <w:numId w:val="14"/>
+        </w:numPr>
+        <w:spacing w:before="100" w:beforeAutospacing="1" w:after="100" w:afterAutospacing="1"/>
+        <w:rPr>
+          <w:rFonts w:ascii="Arial" w:eastAsia="Times New Roman" w:hAnsi="Arial" w:cs="Arial"/>
+          <w:color w:val="1E293B"/>
+          <w:sz w:val="21"/>
+          <w:szCs w:val="21"/>
+        </w:rPr>
+      </w:pPr>
+      <w:r>
+        <w:rPr>
+          <w:rFonts w:ascii="Arial" w:eastAsia="Times New Roman" w:hAnsi="Arial" w:cs="Arial"/>
+          <w:color w:val="1E293B"/>
+          <w:sz w:val="21"/>
+          <w:szCs w:val="21"/>
+        </w:rPr>
+        <w:t xml:space="preserve">If you need to reuse the same sign for another demo, use </w:t>
+      </w:r>
+      <w:r>
+        <w:rPr>
+          <w:rStyle w:val="HTMLCode"/>
+        </w:rPr>
+        <w:t>Reset This Demo Sign</w:t>
+      </w:r>
+      <w:r>
+        <w:rPr>
+          <w:rFonts w:ascii="Arial" w:eastAsia="Times New Roman" w:hAnsi="Arial" w:cs="Arial"/>
+          <w:color w:val="1E293B"/>
+          <w:sz w:val="21"/>
+          <w:szCs w:val="21"/>
+        </w:rPr>
+        <w:t xml:space="preserve"> from the activation success screen and type the exact public code.</w:t>
+      </w:r>
+    </w:p>
+    <w:p>
+      <w:pPr>
+        <w:numPr>
+          <w:ilvl w:val="0"/>
+          <w:numId w:val="14"/>
+        </w:numPr>
+        <w:spacing w:before="100" w:beforeAutospacing="1" w:after="100" w:afterAutospacing="1"/>
+        <w:rPr>
+          <w:rFonts w:ascii="Arial" w:eastAsia="Times New Roman" w:hAnsi="Arial" w:cs="Arial"/>
+          <w:color w:val="1E293B"/>
+          <w:sz w:val="21"/>
+          <w:szCs w:val="21"/>
+        </w:rPr>
+      </w:pPr>
+      <w:r>
+        <w:rPr>
+          <w:rFonts w:ascii="Arial" w:eastAsia="Times New Roman" w:hAnsi="Arial" w:cs="Arial"/>
+          <w:color w:val="1E293B"/>
+          <w:sz w:val="21"/>
+          <w:szCs w:val="21"/>
+        </w:rPr>
+        <w:t>After reset, scan the QR again and run the activation flow fresh.</w:t>
+      </w:r>
+    </w:p>
+    <w:p>
+      <w:pPr>
         <w:pStyle w:val="NormalWeb"/>
         <w:rPr>
           <w:rFonts w:ascii="Arial" w:hAnsi="Arial" w:cs="Arial"/>
@@ -4809,16 +6079,26 @@
     </w:p>
     <w:p>
       <w:pPr>
-        <w:pStyle w:val="NormalWeb"/>
-        <w:rPr>
-          <w:rFonts w:ascii="Arial" w:hAnsi="Arial" w:cs="Arial"/>
-        </w:rPr>
-      </w:pPr>
-      <w:r>
-        <w:rPr>
-          <w:rFonts w:ascii="Arial" w:hAnsi="Arial" w:cs="Arial"/>
-        </w:rPr>
-        <w:t xml:space="preserve">1. Use a fresh sign QR/public code from </w:t>
+        <w:numPr>
+          <w:ilvl w:val="0"/>
+          <w:numId w:val="15"/>
+        </w:numPr>
+        <w:spacing w:before="100" w:beforeAutospacing="1" w:after="100" w:afterAutospacing="1"/>
+        <w:rPr>
+          <w:rFonts w:ascii="Arial" w:eastAsia="Times New Roman" w:hAnsi="Arial" w:cs="Arial"/>
+          <w:color w:val="1E293B"/>
+          <w:sz w:val="21"/>
+          <w:szCs w:val="21"/>
+        </w:rPr>
+      </w:pPr>
+      <w:r>
+        <w:rPr>
+          <w:rFonts w:ascii="Arial" w:eastAsia="Times New Roman" w:hAnsi="Arial" w:cs="Arial"/>
+          <w:color w:val="1E293B"/>
+          <w:sz w:val="21"/>
+          <w:szCs w:val="21"/>
+        </w:rPr>
+        <w:t xml:space="preserve">Use a fresh sign QR/public code from </w:t>
       </w:r>
       <w:r>
         <w:rPr>
@@ -4828,51 +6108,84 @@
       </w:r>
       <w:r>
         <w:rPr>
-          <w:rFonts w:ascii="Arial" w:hAnsi="Arial" w:cs="Arial"/>
+          <w:rFonts w:ascii="Arial" w:eastAsia="Times New Roman" w:hAnsi="Arial" w:cs="Arial"/>
+          <w:color w:val="1E293B"/>
+          <w:sz w:val="21"/>
+          <w:szCs w:val="21"/>
         </w:rPr>
         <w:t>.</w:t>
       </w:r>
     </w:p>
     <w:p>
       <w:pPr>
-        <w:pStyle w:val="NormalWeb"/>
-        <w:rPr>
-          <w:rFonts w:ascii="Arial" w:hAnsi="Arial" w:cs="Arial"/>
-        </w:rPr>
-      </w:pPr>
-      <w:r>
-        <w:rPr>
-          <w:rFonts w:ascii="Arial" w:hAnsi="Arial" w:cs="Arial"/>
-        </w:rPr>
-        <w:t>2. Use fresh/unbound sign chips.</w:t>
-      </w:r>
-    </w:p>
-    <w:p>
-      <w:pPr>
-        <w:pStyle w:val="NormalWeb"/>
-        <w:rPr>
-          <w:rFonts w:ascii="Arial" w:hAnsi="Arial" w:cs="Arial"/>
-        </w:rPr>
-      </w:pPr>
-      <w:r>
-        <w:rPr>
-          <w:rFonts w:ascii="Arial" w:hAnsi="Arial" w:cs="Arial"/>
-        </w:rPr>
-        <w:t>3. Complete the activation flow once.</w:t>
-      </w:r>
-    </w:p>
-    <w:p>
-      <w:pPr>
-        <w:pStyle w:val="NormalWeb"/>
-        <w:rPr>
-          <w:rFonts w:ascii="Arial" w:hAnsi="Arial" w:cs="Arial"/>
-        </w:rPr>
-      </w:pPr>
-      <w:r>
-        <w:rPr>
-          <w:rFonts w:ascii="Arial" w:hAnsi="Arial" w:cs="Arial"/>
-        </w:rPr>
-        <w:t xml:space="preserve">4. Confirm both sign chips route to </w:t>
+        <w:numPr>
+          <w:ilvl w:val="0"/>
+          <w:numId w:val="15"/>
+        </w:numPr>
+        <w:spacing w:before="100" w:beforeAutospacing="1" w:after="100" w:afterAutospacing="1"/>
+        <w:rPr>
+          <w:rFonts w:ascii="Arial" w:eastAsia="Times New Roman" w:hAnsi="Arial" w:cs="Arial"/>
+          <w:color w:val="1E293B"/>
+          <w:sz w:val="21"/>
+          <w:szCs w:val="21"/>
+        </w:rPr>
+      </w:pPr>
+      <w:r>
+        <w:rPr>
+          <w:rFonts w:ascii="Arial" w:eastAsia="Times New Roman" w:hAnsi="Arial" w:cs="Arial"/>
+          <w:color w:val="1E293B"/>
+          <w:sz w:val="21"/>
+          <w:szCs w:val="21"/>
+        </w:rPr>
+        <w:t>Use fresh/unbound sign chips.</w:t>
+      </w:r>
+    </w:p>
+    <w:p>
+      <w:pPr>
+        <w:numPr>
+          <w:ilvl w:val="0"/>
+          <w:numId w:val="15"/>
+        </w:numPr>
+        <w:spacing w:before="100" w:beforeAutospacing="1" w:after="100" w:afterAutospacing="1"/>
+        <w:rPr>
+          <w:rFonts w:ascii="Arial" w:eastAsia="Times New Roman" w:hAnsi="Arial" w:cs="Arial"/>
+          <w:color w:val="1E293B"/>
+          <w:sz w:val="21"/>
+          <w:szCs w:val="21"/>
+        </w:rPr>
+      </w:pPr>
+      <w:r>
+        <w:rPr>
+          <w:rFonts w:ascii="Arial" w:eastAsia="Times New Roman" w:hAnsi="Arial" w:cs="Arial"/>
+          <w:color w:val="1E293B"/>
+          <w:sz w:val="21"/>
+          <w:szCs w:val="21"/>
+        </w:rPr>
+        <w:t>Complete the activation flow once.</w:t>
+      </w:r>
+    </w:p>
+    <w:p>
+      <w:pPr>
+        <w:numPr>
+          <w:ilvl w:val="0"/>
+          <w:numId w:val="15"/>
+        </w:numPr>
+        <w:spacing w:before="100" w:beforeAutospacing="1" w:after="100" w:afterAutospacing="1"/>
+        <w:rPr>
+          <w:rFonts w:ascii="Arial" w:eastAsia="Times New Roman" w:hAnsi="Arial" w:cs="Arial"/>
+          <w:color w:val="1E293B"/>
+          <w:sz w:val="21"/>
+          <w:szCs w:val="21"/>
+        </w:rPr>
+      </w:pPr>
+      <w:r>
+        <w:rPr>
+          <w:rFonts w:ascii="Arial" w:eastAsia="Times New Roman" w:hAnsi="Arial" w:cs="Arial"/>
+          <w:color w:val="1E293B"/>
+          <w:sz w:val="21"/>
+          <w:szCs w:val="21"/>
+        </w:rPr>
+        <w:t xml:space="preserve">Confirm both sign chips route to </w:t>
       </w:r>
       <w:r>
         <w:rPr>
@@ -4882,23 +6195,36 @@
       </w:r>
       <w:r>
         <w:rPr>
-          <w:rFonts w:ascii="Arial" w:hAnsi="Arial" w:cs="Arial"/>
+          <w:rFonts w:ascii="Arial" w:eastAsia="Times New Roman" w:hAnsi="Arial" w:cs="Arial"/>
+          <w:color w:val="1E293B"/>
+          <w:sz w:val="21"/>
+          <w:szCs w:val="21"/>
         </w:rPr>
         <w:t xml:space="preserve"> after activation.</w:t>
       </w:r>
     </w:p>
     <w:p>
       <w:pPr>
-        <w:pStyle w:val="NormalWeb"/>
-        <w:rPr>
-          <w:rFonts w:ascii="Arial" w:hAnsi="Arial" w:cs="Arial"/>
-        </w:rPr>
-      </w:pPr>
-      <w:r>
-        <w:rPr>
-          <w:rFonts w:ascii="Arial" w:hAnsi="Arial" w:cs="Arial"/>
-        </w:rPr>
-        <w:t>5. Record the new public code, smart sign ID, chip UIDs, agent slug, and event ID.</w:t>
+        <w:numPr>
+          <w:ilvl w:val="0"/>
+          <w:numId w:val="15"/>
+        </w:numPr>
+        <w:spacing w:before="100" w:beforeAutospacing="1" w:after="100" w:afterAutospacing="1"/>
+        <w:rPr>
+          <w:rFonts w:ascii="Arial" w:eastAsia="Times New Roman" w:hAnsi="Arial" w:cs="Arial"/>
+          <w:color w:val="1E293B"/>
+          <w:sz w:val="21"/>
+          <w:szCs w:val="21"/>
+        </w:rPr>
+      </w:pPr>
+      <w:r>
+        <w:rPr>
+          <w:rFonts w:ascii="Arial" w:eastAsia="Times New Roman" w:hAnsi="Arial" w:cs="Arial"/>
+          <w:color w:val="1E293B"/>
+          <w:sz w:val="21"/>
+          <w:szCs w:val="21"/>
+        </w:rPr>
+        <w:t>Record the new public code, smart sign ID, chip UIDs, agent slug, and event ID.</w:t>
       </w:r>
     </w:p>
     <w:p>
@@ -4947,7 +6273,7 @@
       <w:pPr>
         <w:numPr>
           <w:ilvl w:val="0"/>
-          <w:numId w:val="9"/>
+          <w:numId w:val="16"/>
         </w:numPr>
         <w:spacing w:before="100" w:beforeAutospacing="1" w:after="100" w:afterAutospacing="1"/>
         <w:rPr>
@@ -4971,7 +6297,7 @@
       <w:pPr>
         <w:numPr>
           <w:ilvl w:val="0"/>
-          <w:numId w:val="9"/>
+          <w:numId w:val="16"/>
         </w:numPr>
         <w:spacing w:before="100" w:beforeAutospacing="1" w:after="100" w:afterAutospacing="1"/>
         <w:rPr>
@@ -4995,7 +6321,7 @@
       <w:pPr>
         <w:numPr>
           <w:ilvl w:val="0"/>
-          <w:numId w:val="9"/>
+          <w:numId w:val="16"/>
         </w:numPr>
         <w:spacing w:before="100" w:beforeAutospacing="1" w:after="100" w:afterAutospacing="1"/>
         <w:rPr>
@@ -5019,7 +6345,7 @@
       <w:pPr>
         <w:numPr>
           <w:ilvl w:val="0"/>
-          <w:numId w:val="9"/>
+          <w:numId w:val="16"/>
         </w:numPr>
         <w:spacing w:before="100" w:beforeAutospacing="1" w:after="100" w:afterAutospacing="1"/>
         <w:rPr>
@@ -5043,7 +6369,7 @@
       <w:pPr>
         <w:numPr>
           <w:ilvl w:val="0"/>
-          <w:numId w:val="9"/>
+          <w:numId w:val="16"/>
         </w:numPr>
         <w:spacing w:before="100" w:beforeAutospacing="1" w:after="100" w:afterAutospacing="1"/>
         <w:rPr>
@@ -5067,7 +6393,7 @@
       <w:pPr>
         <w:numPr>
           <w:ilvl w:val="0"/>
-          <w:numId w:val="9"/>
+          <w:numId w:val="16"/>
         </w:numPr>
         <w:spacing w:before="100" w:beforeAutospacing="1" w:after="100" w:afterAutospacing="1"/>
         <w:rPr>
@@ -5091,7 +6417,7 @@
       <w:pPr>
         <w:numPr>
           <w:ilvl w:val="0"/>
-          <w:numId w:val="9"/>
+          <w:numId w:val="16"/>
         </w:numPr>
         <w:spacing w:before="100" w:beforeAutospacing="1" w:after="100" w:afterAutospacing="1"/>
         <w:rPr>
@@ -5115,7 +6441,7 @@
       <w:pPr>
         <w:numPr>
           <w:ilvl w:val="0"/>
-          <w:numId w:val="9"/>
+          <w:numId w:val="16"/>
         </w:numPr>
         <w:spacing w:before="100" w:beforeAutospacing="1" w:after="100" w:afterAutospacing="1"/>
         <w:rPr>
@@ -5139,7 +6465,7 @@
       <w:pPr>
         <w:numPr>
           <w:ilvl w:val="0"/>
-          <w:numId w:val="9"/>
+          <w:numId w:val="16"/>
         </w:numPr>
         <w:spacing w:before="100" w:beforeAutospacing="1" w:after="100" w:afterAutospacing="1"/>
         <w:rPr>
@@ -5161,6 +6487,30 @@
     </w:p>
     <w:p>
       <w:pPr>
+        <w:numPr>
+          <w:ilvl w:val="0"/>
+          <w:numId w:val="16"/>
+        </w:numPr>
+        <w:spacing w:before="100" w:beforeAutospacing="1" w:after="100" w:afterAutospacing="1"/>
+        <w:rPr>
+          <w:rFonts w:ascii="Arial" w:eastAsia="Times New Roman" w:hAnsi="Arial" w:cs="Arial"/>
+          <w:color w:val="1E293B"/>
+          <w:sz w:val="21"/>
+          <w:szCs w:val="21"/>
+        </w:rPr>
+      </w:pPr>
+      <w:r>
+        <w:rPr>
+          <w:rFonts w:ascii="Arial" w:eastAsia="Times New Roman" w:hAnsi="Arial" w:cs="Arial"/>
+          <w:color w:val="1E293B"/>
+          <w:sz w:val="21"/>
+          <w:szCs w:val="21"/>
+        </w:rPr>
+        <w:t>Whether the sign was reset after the demo.</w:t>
+      </w:r>
+    </w:p>
+    <w:p>
+      <w:pPr>
         <w:pStyle w:val="NormalWeb"/>
         <w:rPr>
           <w:rFonts w:ascii="Arial" w:hAnsi="Arial" w:cs="Arial"/>
@@ -5175,6 +6525,218 @@
     </w:p>
     <w:p>
       <w:pPr>
+        <w:pStyle w:val="NormalWeb"/>
+        <w:rPr>
+          <w:rFonts w:ascii="Arial" w:hAnsi="Arial" w:cs="Arial"/>
+        </w:rPr>
+      </w:pPr>
+      <w:r>
+        <w:rPr>
+          <w:rFonts w:ascii="Arial" w:hAnsi="Arial" w:cs="Arial"/>
+        </w:rPr>
+        <w:t>For signs you are only demoing and not leaving behind:</w:t>
+      </w:r>
+    </w:p>
+    <w:p>
+      <w:pPr>
+        <w:numPr>
+          <w:ilvl w:val="0"/>
+          <w:numId w:val="17"/>
+        </w:numPr>
+        <w:spacing w:before="100" w:beforeAutospacing="1" w:after="100" w:afterAutospacing="1"/>
+        <w:rPr>
+          <w:rFonts w:ascii="Arial" w:eastAsia="Times New Roman" w:hAnsi="Arial" w:cs="Arial"/>
+          <w:color w:val="1E293B"/>
+          <w:sz w:val="21"/>
+          <w:szCs w:val="21"/>
+        </w:rPr>
+      </w:pPr>
+      <w:r>
+        <w:rPr>
+          <w:rFonts w:ascii="Arial" w:eastAsia="Times New Roman" w:hAnsi="Arial" w:cs="Arial"/>
+          <w:color w:val="1E293B"/>
+          <w:sz w:val="21"/>
+          <w:szCs w:val="21"/>
+        </w:rPr>
+        <w:t>Demo the live sign.</w:t>
+      </w:r>
+    </w:p>
+    <w:p>
+      <w:pPr>
+        <w:numPr>
+          <w:ilvl w:val="0"/>
+          <w:numId w:val="17"/>
+        </w:numPr>
+        <w:spacing w:before="100" w:beforeAutospacing="1" w:after="100" w:afterAutospacing="1"/>
+        <w:rPr>
+          <w:rFonts w:ascii="Arial" w:eastAsia="Times New Roman" w:hAnsi="Arial" w:cs="Arial"/>
+          <w:color w:val="1E293B"/>
+          <w:sz w:val="21"/>
+          <w:szCs w:val="21"/>
+        </w:rPr>
+      </w:pPr>
+      <w:r>
+        <w:rPr>
+          <w:rFonts w:ascii="Arial" w:eastAsia="Times New Roman" w:hAnsi="Arial" w:cs="Arial"/>
+          <w:color w:val="1E293B"/>
+          <w:sz w:val="21"/>
+          <w:szCs w:val="21"/>
+        </w:rPr>
+        <w:t>If the agent will not keep it, return to the activation success screen.</w:t>
+      </w:r>
+    </w:p>
+    <w:p>
+      <w:pPr>
+        <w:numPr>
+          <w:ilvl w:val="0"/>
+          <w:numId w:val="17"/>
+        </w:numPr>
+        <w:spacing w:before="100" w:beforeAutospacing="1" w:after="100" w:afterAutospacing="1"/>
+        <w:rPr>
+          <w:rFonts w:ascii="Arial" w:eastAsia="Times New Roman" w:hAnsi="Arial" w:cs="Arial"/>
+          <w:color w:val="1E293B"/>
+          <w:sz w:val="21"/>
+          <w:szCs w:val="21"/>
+        </w:rPr>
+      </w:pPr>
+      <w:r>
+        <w:rPr>
+          <w:rFonts w:ascii="Arial" w:eastAsia="Times New Roman" w:hAnsi="Arial" w:cs="Arial"/>
+          <w:color w:val="1E293B"/>
+          <w:sz w:val="21"/>
+          <w:szCs w:val="21"/>
+        </w:rPr>
+        <w:t xml:space="preserve">Tap </w:t>
+      </w:r>
+      <w:r>
+        <w:rPr>
+          <w:rStyle w:val="HTMLCode"/>
+        </w:rPr>
+        <w:t>Reset This Demo Sign</w:t>
+      </w:r>
+      <w:r>
+        <w:rPr>
+          <w:rFonts w:ascii="Arial" w:eastAsia="Times New Roman" w:hAnsi="Arial" w:cs="Arial"/>
+          <w:color w:val="1E293B"/>
+          <w:sz w:val="21"/>
+          <w:szCs w:val="21"/>
+        </w:rPr>
+        <w:t>.</w:t>
+      </w:r>
+    </w:p>
+    <w:p>
+      <w:pPr>
+        <w:numPr>
+          <w:ilvl w:val="0"/>
+          <w:numId w:val="17"/>
+        </w:numPr>
+        <w:spacing w:before="100" w:beforeAutospacing="1" w:after="100" w:afterAutospacing="1"/>
+        <w:rPr>
+          <w:rFonts w:ascii="Arial" w:eastAsia="Times New Roman" w:hAnsi="Arial" w:cs="Arial"/>
+          <w:color w:val="1E293B"/>
+          <w:sz w:val="21"/>
+          <w:szCs w:val="21"/>
+        </w:rPr>
+      </w:pPr>
+      <w:r>
+        <w:rPr>
+          <w:rFonts w:ascii="Arial" w:eastAsia="Times New Roman" w:hAnsi="Arial" w:cs="Arial"/>
+          <w:color w:val="1E293B"/>
+          <w:sz w:val="21"/>
+          <w:szCs w:val="21"/>
+        </w:rPr>
+        <w:t>Type the exact public code.</w:t>
+      </w:r>
+    </w:p>
+    <w:p>
+      <w:pPr>
+        <w:numPr>
+          <w:ilvl w:val="0"/>
+          <w:numId w:val="17"/>
+        </w:numPr>
+        <w:spacing w:before="100" w:beforeAutospacing="1" w:after="100" w:afterAutospacing="1"/>
+        <w:rPr>
+          <w:rFonts w:ascii="Arial" w:eastAsia="Times New Roman" w:hAnsi="Arial" w:cs="Arial"/>
+          <w:color w:val="1E293B"/>
+          <w:sz w:val="21"/>
+          <w:szCs w:val="21"/>
+        </w:rPr>
+      </w:pPr>
+      <w:r>
+        <w:rPr>
+          <w:rFonts w:ascii="Arial" w:eastAsia="Times New Roman" w:hAnsi="Arial" w:cs="Arial"/>
+          <w:color w:val="1E293B"/>
+          <w:sz w:val="21"/>
+          <w:szCs w:val="21"/>
+        </w:rPr>
+        <w:t xml:space="preserve">Leave </w:t>
+      </w:r>
+      <w:r>
+        <w:rPr>
+          <w:rStyle w:val="HTMLCode"/>
+        </w:rPr>
+        <w:t>Also unclaim this current keychain UID</w:t>
+      </w:r>
+      <w:r>
+        <w:rPr>
+          <w:rFonts w:ascii="Arial" w:eastAsia="Times New Roman" w:hAnsi="Arial" w:cs="Arial"/>
+          <w:color w:val="1E293B"/>
+          <w:sz w:val="21"/>
+          <w:szCs w:val="21"/>
+        </w:rPr>
+        <w:t xml:space="preserve"> unchecked unless you mean to reset that specific keychain.</w:t>
+      </w:r>
+    </w:p>
+    <w:p>
+      <w:pPr>
+        <w:numPr>
+          <w:ilvl w:val="0"/>
+          <w:numId w:val="17"/>
+        </w:numPr>
+        <w:spacing w:before="100" w:beforeAutospacing="1" w:after="100" w:afterAutospacing="1"/>
+        <w:rPr>
+          <w:rFonts w:ascii="Arial" w:eastAsia="Times New Roman" w:hAnsi="Arial" w:cs="Arial"/>
+          <w:color w:val="1E293B"/>
+          <w:sz w:val="21"/>
+          <w:szCs w:val="21"/>
+        </w:rPr>
+      </w:pPr>
+      <w:r>
+        <w:rPr>
+          <w:rFonts w:ascii="Arial" w:eastAsia="Times New Roman" w:hAnsi="Arial" w:cs="Arial"/>
+          <w:color w:val="1E293B"/>
+          <w:sz w:val="21"/>
+          <w:szCs w:val="21"/>
+        </w:rPr>
+        <w:t>Confirm the reset.</w:t>
+      </w:r>
+    </w:p>
+    <w:p>
+      <w:pPr>
+        <w:numPr>
+          <w:ilvl w:val="0"/>
+          <w:numId w:val="17"/>
+        </w:numPr>
+        <w:spacing w:before="100" w:beforeAutospacing="1" w:after="100" w:afterAutospacing="1"/>
+        <w:rPr>
+          <w:rFonts w:ascii="Arial" w:eastAsia="Times New Roman" w:hAnsi="Arial" w:cs="Arial"/>
+          <w:color w:val="1E293B"/>
+          <w:sz w:val="21"/>
+          <w:szCs w:val="21"/>
+        </w:rPr>
+      </w:pPr>
+      <w:r>
+        <w:rPr>
+          <w:rFonts w:ascii="Arial" w:eastAsia="Times New Roman" w:hAnsi="Arial" w:cs="Arial"/>
+          <w:color w:val="1E293B"/>
+          <w:sz w:val="21"/>
+          <w:szCs w:val="21"/>
+        </w:rPr>
+        <w:t>The printed QR and sign chips are ready for the next activation.</w:t>
+      </w:r>
+    </w:p>
+    <w:p>
+      <w:pPr>
         <w:pStyle w:val="Heading3"/>
         <w:rPr>
           <w:rFonts w:ascii="Arial" w:eastAsia="Times New Roman" w:hAnsi="Arial" w:cs="Arial"/>
@@ -5189,16 +6751,26 @@
     </w:p>
     <w:p>
       <w:pPr>
-        <w:pStyle w:val="NormalWeb"/>
-        <w:rPr>
-          <w:rFonts w:ascii="Arial" w:hAnsi="Arial" w:cs="Arial"/>
-        </w:rPr>
-      </w:pPr>
-      <w:r>
-        <w:rPr>
-          <w:rFonts w:ascii="Arial" w:hAnsi="Arial" w:cs="Arial"/>
-        </w:rPr>
-        <w:t xml:space="preserve">1. Remove or consolidate duplicate root/app HTML files, especially </w:t>
+        <w:numPr>
+          <w:ilvl w:val="0"/>
+          <w:numId w:val="18"/>
+        </w:numPr>
+        <w:spacing w:before="100" w:beforeAutospacing="1" w:after="100" w:afterAutospacing="1"/>
+        <w:rPr>
+          <w:rFonts w:ascii="Arial" w:eastAsia="Times New Roman" w:hAnsi="Arial" w:cs="Arial"/>
+          <w:color w:val="1E293B"/>
+          <w:sz w:val="21"/>
+          <w:szCs w:val="21"/>
+        </w:rPr>
+      </w:pPr>
+      <w:r>
+        <w:rPr>
+          <w:rFonts w:ascii="Arial" w:eastAsia="Times New Roman" w:hAnsi="Arial" w:cs="Arial"/>
+          <w:color w:val="1E293B"/>
+          <w:sz w:val="21"/>
+          <w:szCs w:val="21"/>
+        </w:rPr>
+        <w:t xml:space="preserve">Remove or consolidate duplicate root/app HTML files, especially </w:t>
       </w:r>
       <w:r>
         <w:rPr>
@@ -5208,65 +6780,108 @@
       </w:r>
       <w:r>
         <w:rPr>
-          <w:rFonts w:ascii="Arial" w:hAnsi="Arial" w:cs="Arial"/>
+          <w:rFonts w:ascii="Arial" w:eastAsia="Times New Roman" w:hAnsi="Arial" w:cs="Arial"/>
+          <w:color w:val="1E293B"/>
+          <w:sz w:val="21"/>
+          <w:szCs w:val="21"/>
         </w:rPr>
         <w:t>.</w:t>
       </w:r>
     </w:p>
     <w:p>
       <w:pPr>
-        <w:pStyle w:val="NormalWeb"/>
-        <w:rPr>
-          <w:rFonts w:ascii="Arial" w:hAnsi="Arial" w:cs="Arial"/>
-        </w:rPr>
-      </w:pPr>
-      <w:r>
-        <w:rPr>
-          <w:rFonts w:ascii="Arial" w:hAnsi="Arial" w:cs="Arial"/>
-        </w:rPr>
-        <w:t>2. Add a shared route/build rule so production cannot serve stale root copies.</w:t>
-      </w:r>
-    </w:p>
-    <w:p>
-      <w:pPr>
-        <w:pStyle w:val="NormalWeb"/>
-        <w:rPr>
-          <w:rFonts w:ascii="Arial" w:hAnsi="Arial" w:cs="Arial"/>
-        </w:rPr>
-      </w:pPr>
-      <w:r>
-        <w:rPr>
-          <w:rFonts w:ascii="Arial" w:hAnsi="Arial" w:cs="Arial"/>
-        </w:rPr>
-        <w:t>3. Move the Smart Sign activation state machine out of one giant inline HTML script into versioned modules.</w:t>
-      </w:r>
-    </w:p>
-    <w:p>
-      <w:pPr>
-        <w:pStyle w:val="NormalWeb"/>
-        <w:rPr>
-          <w:rFonts w:ascii="Arial" w:hAnsi="Arial" w:cs="Arial"/>
-        </w:rPr>
-      </w:pPr>
-      <w:r>
-        <w:rPr>
-          <w:rFonts w:ascii="Arial" w:hAnsi="Arial" w:cs="Arial"/>
-        </w:rPr>
-        <w:t>4. Add a small admin/debug page for demo signs showing public code, chips, owner, status, and event.</w:t>
-      </w:r>
-    </w:p>
-    <w:p>
-      <w:pPr>
-        <w:pStyle w:val="NormalWeb"/>
-        <w:rPr>
-          <w:rFonts w:ascii="Arial" w:hAnsi="Arial" w:cs="Arial"/>
-        </w:rPr>
-      </w:pPr>
-      <w:r>
-        <w:rPr>
-          <w:rFonts w:ascii="Arial" w:hAnsi="Arial" w:cs="Arial"/>
-        </w:rPr>
-        <w:t>5. Add a read-only verification script:</w:t>
+        <w:numPr>
+          <w:ilvl w:val="0"/>
+          <w:numId w:val="18"/>
+        </w:numPr>
+        <w:spacing w:before="100" w:beforeAutospacing="1" w:after="100" w:afterAutospacing="1"/>
+        <w:rPr>
+          <w:rFonts w:ascii="Arial" w:eastAsia="Times New Roman" w:hAnsi="Arial" w:cs="Arial"/>
+          <w:color w:val="1E293B"/>
+          <w:sz w:val="21"/>
+          <w:szCs w:val="21"/>
+        </w:rPr>
+      </w:pPr>
+      <w:r>
+        <w:rPr>
+          <w:rFonts w:ascii="Arial" w:eastAsia="Times New Roman" w:hAnsi="Arial" w:cs="Arial"/>
+          <w:color w:val="1E293B"/>
+          <w:sz w:val="21"/>
+          <w:szCs w:val="21"/>
+        </w:rPr>
+        <w:t>Add a shared route/build rule so production cannot serve stale root copies.</w:t>
+      </w:r>
+    </w:p>
+    <w:p>
+      <w:pPr>
+        <w:numPr>
+          <w:ilvl w:val="0"/>
+          <w:numId w:val="18"/>
+        </w:numPr>
+        <w:spacing w:before="100" w:beforeAutospacing="1" w:after="100" w:afterAutospacing="1"/>
+        <w:rPr>
+          <w:rFonts w:ascii="Arial" w:eastAsia="Times New Roman" w:hAnsi="Arial" w:cs="Arial"/>
+          <w:color w:val="1E293B"/>
+          <w:sz w:val="21"/>
+          <w:szCs w:val="21"/>
+        </w:rPr>
+      </w:pPr>
+      <w:r>
+        <w:rPr>
+          <w:rFonts w:ascii="Arial" w:eastAsia="Times New Roman" w:hAnsi="Arial" w:cs="Arial"/>
+          <w:color w:val="1E293B"/>
+          <w:sz w:val="21"/>
+          <w:szCs w:val="21"/>
+        </w:rPr>
+        <w:t>Move the Smart Sign activation state machine out of one giant inline HTML script into versioned modules.</w:t>
+      </w:r>
+    </w:p>
+    <w:p>
+      <w:pPr>
+        <w:numPr>
+          <w:ilvl w:val="0"/>
+          <w:numId w:val="18"/>
+        </w:numPr>
+        <w:spacing w:before="100" w:beforeAutospacing="1" w:after="100" w:afterAutospacing="1"/>
+        <w:rPr>
+          <w:rFonts w:ascii="Arial" w:eastAsia="Times New Roman" w:hAnsi="Arial" w:cs="Arial"/>
+          <w:color w:val="1E293B"/>
+          <w:sz w:val="21"/>
+          <w:szCs w:val="21"/>
+        </w:rPr>
+      </w:pPr>
+      <w:r>
+        <w:rPr>
+          <w:rFonts w:ascii="Arial" w:eastAsia="Times New Roman" w:hAnsi="Arial" w:cs="Arial"/>
+          <w:color w:val="1E293B"/>
+          <w:sz w:val="21"/>
+          <w:szCs w:val="21"/>
+        </w:rPr>
+        <w:t>Add a small admin/debug page for demo signs showing public code, chips, owner, status, and event.</w:t>
+      </w:r>
+    </w:p>
+    <w:p>
+      <w:pPr>
+        <w:numPr>
+          <w:ilvl w:val="0"/>
+          <w:numId w:val="18"/>
+        </w:numPr>
+        <w:spacing w:before="100" w:beforeAutospacing="1" w:after="100" w:afterAutospacing="1"/>
+        <w:rPr>
+          <w:rFonts w:ascii="Arial" w:eastAsia="Times New Roman" w:hAnsi="Arial" w:cs="Arial"/>
+          <w:color w:val="1E293B"/>
+          <w:sz w:val="21"/>
+          <w:szCs w:val="21"/>
+        </w:rPr>
+      </w:pPr>
+      <w:r>
+        <w:rPr>
+          <w:rFonts w:ascii="Arial" w:eastAsia="Times New Roman" w:hAnsi="Arial" w:cs="Arial"/>
+          <w:color w:val="1E293B"/>
+          <w:sz w:val="21"/>
+          <w:szCs w:val="21"/>
+        </w:rPr>
+        <w:t>Add a read-only verification script:</w:t>
       </w:r>
     </w:p>
     <w:p>
@@ -5285,16 +6900,50 @@
     </w:p>
     <w:p>
       <w:pPr>
-        <w:pStyle w:val="NormalWeb"/>
-        <w:rPr>
-          <w:rFonts w:ascii="Arial" w:hAnsi="Arial" w:cs="Arial"/>
-        </w:rPr>
-      </w:pPr>
-      <w:r>
-        <w:rPr>
-          <w:rFonts w:ascii="Arial" w:hAnsi="Arial" w:cs="Arial"/>
-        </w:rPr>
-        <w:t>6. Add a reset script for demo-only signs, but make it require the exact public code.</w:t>
+        <w:numPr>
+          <w:ilvl w:val="0"/>
+          <w:numId w:val="19"/>
+        </w:numPr>
+        <w:spacing w:before="100" w:beforeAutospacing="1" w:after="100" w:afterAutospacing="1"/>
+        <w:rPr>
+          <w:rFonts w:ascii="Arial" w:eastAsia="Times New Roman" w:hAnsi="Arial" w:cs="Arial"/>
+          <w:color w:val="1E293B"/>
+          <w:sz w:val="21"/>
+          <w:szCs w:val="21"/>
+        </w:rPr>
+      </w:pPr>
+      <w:r>
+        <w:rPr>
+          <w:rFonts w:ascii="Arial" w:eastAsia="Times New Roman" w:hAnsi="Arial" w:cs="Arial"/>
+          <w:color w:val="1E293B"/>
+          <w:sz w:val="21"/>
+          <w:szCs w:val="21"/>
+        </w:rPr>
+        <w:t>Add a reset script for demo-only signs, but make it require the exact public code.</w:t>
+      </w:r>
+    </w:p>
+    <w:p>
+      <w:pPr>
+        <w:numPr>
+          <w:ilvl w:val="0"/>
+          <w:numId w:val="19"/>
+        </w:numPr>
+        <w:spacing w:before="100" w:beforeAutospacing="1" w:after="100" w:afterAutospacing="1"/>
+        <w:rPr>
+          <w:rFonts w:ascii="Arial" w:eastAsia="Times New Roman" w:hAnsi="Arial" w:cs="Arial"/>
+          <w:color w:val="1E293B"/>
+          <w:sz w:val="21"/>
+          <w:szCs w:val="21"/>
+        </w:rPr>
+      </w:pPr>
+      <w:r>
+        <w:rPr>
+          <w:rFonts w:ascii="Arial" w:eastAsia="Times New Roman" w:hAnsi="Arial" w:cs="Arial"/>
+          <w:color w:val="1E293B"/>
+          <w:sz w:val="21"/>
+          <w:szCs w:val="21"/>
+        </w:rPr>
+        <w:t>Later, move the reset action behind a proper admin/demo-only gate before wider production usage.</w:t>
       </w:r>
     </w:p>
     <w:p>
@@ -5357,7 +7006,7 @@
       <w:pPr>
         <w:numPr>
           <w:ilvl w:val="0"/>
-          <w:numId w:val="10"/>
+          <w:numId w:val="20"/>
         </w:numPr>
         <w:spacing w:before="100" w:beforeAutospacing="1" w:after="100" w:afterAutospacing="1"/>
         <w:rPr>
@@ -5378,7 +7027,7 @@
       <w:pPr>
         <w:numPr>
           <w:ilvl w:val="0"/>
-          <w:numId w:val="10"/>
+          <w:numId w:val="20"/>
         </w:numPr>
         <w:spacing w:before="100" w:beforeAutospacing="1" w:after="100" w:afterAutospacing="1"/>
         <w:rPr>
@@ -5399,7 +7048,7 @@
       <w:pPr>
         <w:numPr>
           <w:ilvl w:val="0"/>
-          <w:numId w:val="10"/>
+          <w:numId w:val="20"/>
         </w:numPr>
         <w:spacing w:before="100" w:beforeAutospacing="1" w:after="100" w:afterAutospacing="1"/>
         <w:rPr>
@@ -5420,7 +7069,7 @@
       <w:pPr>
         <w:numPr>
           <w:ilvl w:val="0"/>
-          <w:numId w:val="10"/>
+          <w:numId w:val="20"/>
         </w:numPr>
         <w:spacing w:before="100" w:beforeAutospacing="1" w:after="100" w:afterAutospacing="1"/>
         <w:rPr>
@@ -5441,7 +7090,7 @@
       <w:pPr>
         <w:numPr>
           <w:ilvl w:val="0"/>
-          <w:numId w:val="10"/>
+          <w:numId w:val="20"/>
         </w:numPr>
         <w:spacing w:before="100" w:beforeAutospacing="1" w:after="100" w:afterAutospacing="1"/>
         <w:rPr>
@@ -5462,7 +7111,7 @@
       <w:pPr>
         <w:numPr>
           <w:ilvl w:val="0"/>
-          <w:numId w:val="10"/>
+          <w:numId w:val="20"/>
         </w:numPr>
         <w:spacing w:before="100" w:beforeAutospacing="1" w:after="100" w:afterAutospacing="1"/>
         <w:rPr>
@@ -5483,7 +7132,7 @@
       <w:pPr>
         <w:numPr>
           <w:ilvl w:val="0"/>
-          <w:numId w:val="10"/>
+          <w:numId w:val="20"/>
         </w:numPr>
         <w:spacing w:before="100" w:beforeAutospacing="1" w:after="100" w:afterAutospacing="1"/>
         <w:rPr>
@@ -5504,7 +7153,7 @@
       <w:pPr>
         <w:numPr>
           <w:ilvl w:val="0"/>
-          <w:numId w:val="10"/>
+          <w:numId w:val="20"/>
         </w:numPr>
         <w:spacing w:before="100" w:beforeAutospacing="1" w:after="100" w:afterAutospacing="1"/>
         <w:rPr>
@@ -5525,7 +7174,7 @@
       <w:pPr>
         <w:numPr>
           <w:ilvl w:val="0"/>
-          <w:numId w:val="10"/>
+          <w:numId w:val="20"/>
         </w:numPr>
         <w:spacing w:before="100" w:beforeAutospacing="1" w:after="100" w:afterAutospacing="1"/>
         <w:rPr>
@@ -5546,7 +7195,7 @@
       <w:pPr>
         <w:numPr>
           <w:ilvl w:val="0"/>
-          <w:numId w:val="10"/>
+          <w:numId w:val="20"/>
         </w:numPr>
         <w:spacing w:before="100" w:beforeAutospacing="1" w:after="100" w:afterAutospacing="1"/>
         <w:rPr>
@@ -5607,44 +7256,74 @@
     </w:p>
     <w:p>
       <w:pPr>
-        <w:pStyle w:val="NormalWeb"/>
-        <w:rPr>
-          <w:rFonts w:ascii="Arial" w:hAnsi="Arial" w:cs="Arial"/>
-        </w:rPr>
-      </w:pPr>
-      <w:r>
-        <w:rPr>
-          <w:rFonts w:ascii="Arial" w:hAnsi="Arial" w:cs="Arial"/>
-        </w:rPr>
-        <w:t>1. Improve the activation UI copy.</w:t>
-      </w:r>
-    </w:p>
-    <w:p>
-      <w:pPr>
-        <w:pStyle w:val="NormalWeb"/>
-        <w:rPr>
-          <w:rFonts w:ascii="Arial" w:hAnsi="Arial" w:cs="Arial"/>
-        </w:rPr>
-      </w:pPr>
-      <w:r>
-        <w:rPr>
-          <w:rFonts w:ascii="Arial" w:hAnsi="Arial" w:cs="Arial"/>
-        </w:rPr>
-        <w:t>2. Remove manual UID fallback buttons from demo mode if not needed.</w:t>
-      </w:r>
-    </w:p>
-    <w:p>
-      <w:pPr>
-        <w:pStyle w:val="NormalWeb"/>
-        <w:rPr>
-          <w:rFonts w:ascii="Arial" w:hAnsi="Arial" w:cs="Arial"/>
-        </w:rPr>
-      </w:pPr>
-      <w:r>
-        <w:rPr>
-          <w:rFonts w:ascii="Arial" w:hAnsi="Arial" w:cs="Arial"/>
-        </w:rPr>
-        <w:t>3. Add clearer success language:</w:t>
+        <w:numPr>
+          <w:ilvl w:val="0"/>
+          <w:numId w:val="21"/>
+        </w:numPr>
+        <w:spacing w:before="100" w:beforeAutospacing="1" w:after="100" w:afterAutospacing="1"/>
+        <w:rPr>
+          <w:rFonts w:ascii="Arial" w:eastAsia="Times New Roman" w:hAnsi="Arial" w:cs="Arial"/>
+          <w:color w:val="1E293B"/>
+          <w:sz w:val="21"/>
+          <w:szCs w:val="21"/>
+        </w:rPr>
+      </w:pPr>
+      <w:r>
+        <w:rPr>
+          <w:rFonts w:ascii="Arial" w:eastAsia="Times New Roman" w:hAnsi="Arial" w:cs="Arial"/>
+          <w:color w:val="1E293B"/>
+          <w:sz w:val="21"/>
+          <w:szCs w:val="21"/>
+        </w:rPr>
+        <w:t>Improve the activation UI copy.</w:t>
+      </w:r>
+    </w:p>
+    <w:p>
+      <w:pPr>
+        <w:numPr>
+          <w:ilvl w:val="0"/>
+          <w:numId w:val="21"/>
+        </w:numPr>
+        <w:spacing w:before="100" w:beforeAutospacing="1" w:after="100" w:afterAutospacing="1"/>
+        <w:rPr>
+          <w:rFonts w:ascii="Arial" w:eastAsia="Times New Roman" w:hAnsi="Arial" w:cs="Arial"/>
+          <w:color w:val="1E293B"/>
+          <w:sz w:val="21"/>
+          <w:szCs w:val="21"/>
+        </w:rPr>
+      </w:pPr>
+      <w:r>
+        <w:rPr>
+          <w:rFonts w:ascii="Arial" w:eastAsia="Times New Roman" w:hAnsi="Arial" w:cs="Arial"/>
+          <w:color w:val="1E293B"/>
+          <w:sz w:val="21"/>
+          <w:szCs w:val="21"/>
+        </w:rPr>
+        <w:t>Remove manual UID fallback buttons from demo mode if not needed.</w:t>
+      </w:r>
+    </w:p>
+    <w:p>
+      <w:pPr>
+        <w:numPr>
+          <w:ilvl w:val="0"/>
+          <w:numId w:val="21"/>
+        </w:numPr>
+        <w:spacing w:before="100" w:beforeAutospacing="1" w:after="100" w:afterAutospacing="1"/>
+        <w:rPr>
+          <w:rFonts w:ascii="Arial" w:eastAsia="Times New Roman" w:hAnsi="Arial" w:cs="Arial"/>
+          <w:color w:val="1E293B"/>
+          <w:sz w:val="21"/>
+          <w:szCs w:val="21"/>
+        </w:rPr>
+      </w:pPr>
+      <w:r>
+        <w:rPr>
+          <w:rFonts w:ascii="Arial" w:eastAsia="Times New Roman" w:hAnsi="Arial" w:cs="Arial"/>
+          <w:color w:val="1E293B"/>
+          <w:sz w:val="21"/>
+          <w:szCs w:val="21"/>
+        </w:rPr>
+        <w:t>Add clearer success language:</w:t>
       </w:r>
     </w:p>
     <w:p>
@@ -5677,30 +7356,50 @@
     </w:p>
     <w:p>
       <w:pPr>
-        <w:pStyle w:val="NormalWeb"/>
-        <w:rPr>
-          <w:rFonts w:ascii="Arial" w:hAnsi="Arial" w:cs="Arial"/>
-        </w:rPr>
-      </w:pPr>
-      <w:r>
-        <w:rPr>
-          <w:rFonts w:ascii="Arial" w:hAnsi="Arial" w:cs="Arial"/>
-        </w:rPr>
-        <w:t>4. Add an agent handoff page for activated demo signs.</w:t>
-      </w:r>
-    </w:p>
-    <w:p>
-      <w:pPr>
-        <w:pStyle w:val="NormalWeb"/>
-        <w:rPr>
-          <w:rFonts w:ascii="Arial" w:hAnsi="Arial" w:cs="Arial"/>
-        </w:rPr>
-      </w:pPr>
-      <w:r>
-        <w:rPr>
-          <w:rFonts w:ascii="Arial" w:hAnsi="Arial" w:cs="Arial"/>
-        </w:rPr>
-        <w:t>5. Add SMS-only confirmation if that is the basic tier.</w:t>
+        <w:numPr>
+          <w:ilvl w:val="0"/>
+          <w:numId w:val="22"/>
+        </w:numPr>
+        <w:spacing w:before="100" w:beforeAutospacing="1" w:after="100" w:afterAutospacing="1"/>
+        <w:rPr>
+          <w:rFonts w:ascii="Arial" w:eastAsia="Times New Roman" w:hAnsi="Arial" w:cs="Arial"/>
+          <w:color w:val="1E293B"/>
+          <w:sz w:val="21"/>
+          <w:szCs w:val="21"/>
+        </w:rPr>
+      </w:pPr>
+      <w:r>
+        <w:rPr>
+          <w:rFonts w:ascii="Arial" w:eastAsia="Times New Roman" w:hAnsi="Arial" w:cs="Arial"/>
+          <w:color w:val="1E293B"/>
+          <w:sz w:val="21"/>
+          <w:szCs w:val="21"/>
+        </w:rPr>
+        <w:t>Add an agent handoff page for activated demo signs.</w:t>
+      </w:r>
+    </w:p>
+    <w:p>
+      <w:pPr>
+        <w:numPr>
+          <w:ilvl w:val="0"/>
+          <w:numId w:val="22"/>
+        </w:numPr>
+        <w:spacing w:before="100" w:beforeAutospacing="1" w:after="100" w:afterAutospacing="1"/>
+        <w:rPr>
+          <w:rFonts w:ascii="Arial" w:eastAsia="Times New Roman" w:hAnsi="Arial" w:cs="Arial"/>
+          <w:color w:val="1E293B"/>
+          <w:sz w:val="21"/>
+          <w:szCs w:val="21"/>
+        </w:rPr>
+      </w:pPr>
+      <w:r>
+        <w:rPr>
+          <w:rFonts w:ascii="Arial" w:eastAsia="Times New Roman" w:hAnsi="Arial" w:cs="Arial"/>
+          <w:color w:val="1E293B"/>
+          <w:sz w:val="21"/>
+          <w:szCs w:val="21"/>
+        </w:rPr>
+        <w:t>Add SMS-only confirmation if that is the basic tier.</w:t>
       </w:r>
     </w:p>
     <w:p>
@@ -5719,59 +7418,90 @@
     </w:p>
     <w:p>
       <w:pPr>
-        <w:pStyle w:val="NormalWeb"/>
-        <w:rPr>
-          <w:rFonts w:ascii="Arial" w:hAnsi="Arial" w:cs="Arial"/>
-        </w:rPr>
-      </w:pPr>
-      <w:r>
-        <w:rPr>
-          <w:rFonts w:ascii="Arial" w:hAnsi="Arial" w:cs="Arial"/>
-        </w:rPr>
-        <w:t>1. The activation page still exists in two locations. Patch both until consolidated.</w:t>
-      </w:r>
-    </w:p>
-    <w:p>
-      <w:pPr>
-        <w:pStyle w:val="NormalWeb"/>
-        <w:rPr>
-          <w:rFonts w:ascii="Arial" w:hAnsi="Arial" w:cs="Arial"/>
-        </w:rPr>
-      </w:pPr>
-      <w:r>
-        <w:rPr>
-          <w:rFonts w:ascii="Arial" w:hAnsi="Arial" w:cs="Arial"/>
-        </w:rPr>
-        <w:t>2. The current fallback for a recently paired inactive sign was built for demo speed, not multi-agent production scale.</w:t>
-      </w:r>
-    </w:p>
-    <w:p>
-      <w:pPr>
-        <w:pStyle w:val="NormalWeb"/>
-        <w:rPr>
-          <w:rFonts w:ascii="Arial" w:hAnsi="Arial" w:cs="Arial"/>
-        </w:rPr>
-      </w:pPr>
-      <w:r>
-        <w:rPr>
-          <w:rFonts w:ascii="Arial" w:hAnsi="Arial" w:cs="Arial"/>
-        </w:rPr>
-        <w:t>3. Browser localStorage can still hold stale activation state, but active sign chip routing now clears it when the sign is live.</w:t>
-      </w:r>
-    </w:p>
-    <w:p>
-      <w:pPr>
-        <w:pStyle w:val="NormalWeb"/>
-        <w:rPr>
-          <w:rFonts w:ascii="Arial" w:hAnsi="Arial" w:cs="Arial"/>
-        </w:rPr>
-      </w:pPr>
-      <w:r>
-        <w:rPr>
-          <w:rFonts w:ascii="Arial" w:hAnsi="Arial" w:cs="Arial"/>
-        </w:rPr>
-        <w:t xml:space="preserve">4. </w:t>
-      </w:r>
+        <w:numPr>
+          <w:ilvl w:val="0"/>
+          <w:numId w:val="23"/>
+        </w:numPr>
+        <w:spacing w:before="100" w:beforeAutospacing="1" w:after="100" w:afterAutospacing="1"/>
+        <w:rPr>
+          <w:rFonts w:ascii="Arial" w:eastAsia="Times New Roman" w:hAnsi="Arial" w:cs="Arial"/>
+          <w:color w:val="1E293B"/>
+          <w:sz w:val="21"/>
+          <w:szCs w:val="21"/>
+        </w:rPr>
+      </w:pPr>
+      <w:r>
+        <w:rPr>
+          <w:rFonts w:ascii="Arial" w:eastAsia="Times New Roman" w:hAnsi="Arial" w:cs="Arial"/>
+          <w:color w:val="1E293B"/>
+          <w:sz w:val="21"/>
+          <w:szCs w:val="21"/>
+        </w:rPr>
+        <w:t>The activation page still exists in two locations. Patch both until consolidated.</w:t>
+      </w:r>
+    </w:p>
+    <w:p>
+      <w:pPr>
+        <w:numPr>
+          <w:ilvl w:val="0"/>
+          <w:numId w:val="23"/>
+        </w:numPr>
+        <w:spacing w:before="100" w:beforeAutospacing="1" w:after="100" w:afterAutospacing="1"/>
+        <w:rPr>
+          <w:rFonts w:ascii="Arial" w:eastAsia="Times New Roman" w:hAnsi="Arial" w:cs="Arial"/>
+          <w:color w:val="1E293B"/>
+          <w:sz w:val="21"/>
+          <w:szCs w:val="21"/>
+        </w:rPr>
+      </w:pPr>
+      <w:r>
+        <w:rPr>
+          <w:rFonts w:ascii="Arial" w:eastAsia="Times New Roman" w:hAnsi="Arial" w:cs="Arial"/>
+          <w:color w:val="1E293B"/>
+          <w:sz w:val="21"/>
+          <w:szCs w:val="21"/>
+        </w:rPr>
+        <w:t>The current fallback for a recently paired inactive sign was built for demo speed, not multi-agent production scale.</w:t>
+      </w:r>
+    </w:p>
+    <w:p>
+      <w:pPr>
+        <w:numPr>
+          <w:ilvl w:val="0"/>
+          <w:numId w:val="23"/>
+        </w:numPr>
+        <w:spacing w:before="100" w:beforeAutospacing="1" w:after="100" w:afterAutospacing="1"/>
+        <w:rPr>
+          <w:rFonts w:ascii="Arial" w:eastAsia="Times New Roman" w:hAnsi="Arial" w:cs="Arial"/>
+          <w:color w:val="1E293B"/>
+          <w:sz w:val="21"/>
+          <w:szCs w:val="21"/>
+        </w:rPr>
+      </w:pPr>
+      <w:r>
+        <w:rPr>
+          <w:rFonts w:ascii="Arial" w:eastAsia="Times New Roman" w:hAnsi="Arial" w:cs="Arial"/>
+          <w:color w:val="1E293B"/>
+          <w:sz w:val="21"/>
+          <w:szCs w:val="21"/>
+        </w:rPr>
+        <w:t>Browser localStorage can still hold stale activation state, but active sign chip routing now clears it when the sign is live.</w:t>
+      </w:r>
+    </w:p>
+    <w:p>
+      <w:pPr>
+        <w:numPr>
+          <w:ilvl w:val="0"/>
+          <w:numId w:val="23"/>
+        </w:numPr>
+        <w:spacing w:before="100" w:beforeAutospacing="1" w:after="100" w:afterAutospacing="1"/>
+        <w:rPr>
+          <w:rFonts w:ascii="Arial" w:eastAsia="Times New Roman" w:hAnsi="Arial" w:cs="Arial"/>
+          <w:color w:val="1E293B"/>
+          <w:sz w:val="21"/>
+          <w:szCs w:val="21"/>
+        </w:rPr>
+      </w:pPr>
       <w:r>
         <w:rPr>
           <w:rStyle w:val="HTMLCode"/>
@@ -5780,7 +7510,10 @@
       </w:r>
       <w:r>
         <w:rPr>
-          <w:rFonts w:ascii="Arial" w:hAnsi="Arial" w:cs="Arial"/>
+          <w:rFonts w:ascii="Arial" w:eastAsia="Times New Roman" w:hAnsi="Arial" w:cs="Arial"/>
+          <w:color w:val="1E293B"/>
+          <w:sz w:val="21"/>
+          <w:szCs w:val="21"/>
         </w:rPr>
         <w:t xml:space="preserve"> uses </w:t>
       </w:r>
@@ -5792,7 +7525,10 @@
       </w:r>
       <w:r>
         <w:rPr>
-          <w:rFonts w:ascii="Arial" w:hAnsi="Arial" w:cs="Arial"/>
+          <w:rFonts w:ascii="Arial" w:eastAsia="Times New Roman" w:hAnsi="Arial" w:cs="Arial"/>
+          <w:color w:val="1E293B"/>
+          <w:sz w:val="21"/>
+          <w:szCs w:val="21"/>
         </w:rPr>
         <w:t xml:space="preserve">; older code may still refer to </w:t>
       </w:r>
@@ -5804,24 +7540,28 @@
       </w:r>
       <w:r>
         <w:rPr>
-          <w:rFonts w:ascii="Arial" w:hAnsi="Arial" w:cs="Arial"/>
+          <w:rFonts w:ascii="Arial" w:eastAsia="Times New Roman" w:hAnsi="Arial" w:cs="Arial"/>
+          <w:color w:val="1E293B"/>
+          <w:sz w:val="21"/>
+          <w:szCs w:val="21"/>
         </w:rPr>
         <w:t>.</w:t>
       </w:r>
     </w:p>
     <w:p>
       <w:pPr>
-        <w:pStyle w:val="NormalWeb"/>
-        <w:rPr>
-          <w:rFonts w:ascii="Arial" w:hAnsi="Arial" w:cs="Arial"/>
-        </w:rPr>
-      </w:pPr>
-      <w:r>
-        <w:rPr>
-          <w:rFonts w:ascii="Arial" w:hAnsi="Arial" w:cs="Arial"/>
-        </w:rPr>
-        <w:t xml:space="preserve">5. </w:t>
-      </w:r>
+        <w:numPr>
+          <w:ilvl w:val="0"/>
+          <w:numId w:val="23"/>
+        </w:numPr>
+        <w:spacing w:before="100" w:beforeAutospacing="1" w:after="100" w:afterAutospacing="1"/>
+        <w:rPr>
+          <w:rFonts w:ascii="Arial" w:eastAsia="Times New Roman" w:hAnsi="Arial" w:cs="Arial"/>
+          <w:color w:val="1E293B"/>
+          <w:sz w:val="21"/>
+          <w:szCs w:val="21"/>
+        </w:rPr>
+      </w:pPr>
       <w:r>
         <w:rPr>
           <w:rStyle w:val="HTMLCode"/>
@@ -5830,7 +7570,10 @@
       </w:r>
       <w:r>
         <w:rPr>
-          <w:rFonts w:ascii="Arial" w:hAnsi="Arial" w:cs="Arial"/>
+          <w:rFonts w:ascii="Arial" w:eastAsia="Times New Roman" w:hAnsi="Arial" w:cs="Arial"/>
+          <w:color w:val="1E293B"/>
+          <w:sz w:val="21"/>
+          <w:szCs w:val="21"/>
         </w:rPr>
         <w:t xml:space="preserve"> is on </w:t>
       </w:r>
@@ -5842,7 +7585,10 @@
       </w:r>
       <w:r>
         <w:rPr>
-          <w:rFonts w:ascii="Arial" w:hAnsi="Arial" w:cs="Arial"/>
+          <w:rFonts w:ascii="Arial" w:eastAsia="Times New Roman" w:hAnsi="Arial" w:cs="Arial"/>
+          <w:color w:val="1E293B"/>
+          <w:sz w:val="21"/>
+          <w:szCs w:val="21"/>
         </w:rPr>
         <w:t xml:space="preserve">; event ownership is </w:t>
       </w:r>
@@ -5854,13 +7600,40 @@
       </w:r>
       <w:r>
         <w:rPr>
-          <w:rFonts w:ascii="Arial" w:hAnsi="Arial" w:cs="Arial"/>
+          <w:rFonts w:ascii="Arial" w:eastAsia="Times New Roman" w:hAnsi="Arial" w:cs="Arial"/>
+          <w:color w:val="1E293B"/>
+          <w:sz w:val="21"/>
+          <w:szCs w:val="21"/>
         </w:rPr>
         <w:t>.</w:t>
       </w:r>
     </w:p>
     <w:p>
       <w:pPr>
+        <w:numPr>
+          <w:ilvl w:val="0"/>
+          <w:numId w:val="23"/>
+        </w:numPr>
+        <w:spacing w:before="100" w:beforeAutospacing="1" w:after="100" w:afterAutospacing="1"/>
+        <w:rPr>
+          <w:rFonts w:ascii="Arial" w:eastAsia="Times New Roman" w:hAnsi="Arial" w:cs="Arial"/>
+          <w:color w:val="1E293B"/>
+          <w:sz w:val="21"/>
+          <w:szCs w:val="21"/>
+        </w:rPr>
+      </w:pPr>
+      <w:r>
+        <w:rPr>
+          <w:rFonts w:ascii="Arial" w:eastAsia="Times New Roman" w:hAnsi="Arial" w:cs="Arial"/>
+          <w:color w:val="1E293B"/>
+          <w:sz w:val="21"/>
+          <w:szCs w:val="21"/>
+        </w:rPr>
+        <w:t>The reset button is powerful. It is guarded by exact public-code confirmation, but it is still a real database reset for that sign.</w:t>
+      </w:r>
+    </w:p>
+    <w:p>
+      <w:pPr>
         <w:pStyle w:val="Heading2"/>
         <w:rPr>
           <w:rFonts w:ascii="Arial" w:eastAsia="Times New Roman" w:hAnsi="Arial" w:cs="Arial"/>
@@ -5891,7 +7664,7 @@
       <w:pPr>
         <w:numPr>
           <w:ilvl w:val="0"/>
-          <w:numId w:val="11"/>
+          <w:numId w:val="24"/>
         </w:numPr>
         <w:spacing w:before="100" w:beforeAutospacing="1" w:after="100" w:afterAutospacing="1"/>
         <w:rPr>
@@ -5915,7 +7688,7 @@
       <w:pPr>
         <w:numPr>
           <w:ilvl w:val="0"/>
-          <w:numId w:val="11"/>
+          <w:numId w:val="24"/>
         </w:numPr>
         <w:spacing w:before="100" w:beforeAutospacing="1" w:after="100" w:afterAutospacing="1"/>
         <w:rPr>
@@ -5954,7 +7727,7 @@
       <w:pPr>
         <w:numPr>
           <w:ilvl w:val="0"/>
-          <w:numId w:val="11"/>
+          <w:numId w:val="24"/>
         </w:numPr>
         <w:spacing w:before="100" w:beforeAutospacing="1" w:after="100" w:afterAutospacing="1"/>
         <w:rPr>
@@ -5993,7 +7766,7 @@
       <w:pPr>
         <w:numPr>
           <w:ilvl w:val="0"/>
-          <w:numId w:val="11"/>
+          <w:numId w:val="24"/>
         </w:numPr>
         <w:spacing w:before="100" w:beforeAutospacing="1" w:after="100" w:afterAutospacing="1"/>
         <w:rPr>
@@ -6032,7 +7805,7 @@
       <w:pPr>
         <w:numPr>
           <w:ilvl w:val="0"/>
-          <w:numId w:val="11"/>
+          <w:numId w:val="24"/>
         </w:numPr>
         <w:spacing w:before="100" w:beforeAutospacing="1" w:after="100" w:afterAutospacing="1"/>
         <w:rPr>
@@ -6085,7 +7858,7 @@
       <w:pPr>
         <w:numPr>
           <w:ilvl w:val="0"/>
-          <w:numId w:val="12"/>
+          <w:numId w:val="25"/>
         </w:numPr>
         <w:spacing w:before="100" w:beforeAutospacing="1" w:after="100" w:afterAutospacing="1"/>
         <w:rPr>
@@ -6109,7 +7882,7 @@
       <w:pPr>
         <w:numPr>
           <w:ilvl w:val="0"/>
-          <w:numId w:val="12"/>
+          <w:numId w:val="25"/>
         </w:numPr>
         <w:spacing w:before="100" w:beforeAutospacing="1" w:after="100" w:afterAutospacing="1"/>
         <w:rPr>
@@ -6198,9 +7971,9 @@
 <file path=word/numbering.xml><?xml version="1.0" encoding="utf-8"?>
 <w:numbering xmlns:wpc="http://schemas.microsoft.com/office/word/2010/wordprocessingCanvas" xmlns:cx="http://schemas.microsoft.com/office/drawing/2014/chartex" xmlns:cx1="http://schemas.microsoft.com/office/drawing/2015/9/8/chartex" xmlns:cx2="http://schemas.microsoft.com/office/drawing/2015/10/21/chartex" xmlns:cx3="http://schemas.microsoft.com/office/drawing/2016/5/9/chartex" xmlns:cx4="http://schemas.microsoft.com/office/drawing/2016/5/10/chartex" xmlns:cx5="http://schemas.microsoft.com/office/drawing/2016/5/11/chartex" xmlns:cx6="http://schemas.microsoft.com/office/drawing/2016/5/12/chartex" xmlns:cx7="http://schemas.microsoft.com/office/drawing/2016/5/13/chartex" xmlns:cx8="http://schemas.microsoft.com/office/drawing/2016/5/14/chartex" xmlns:mc="http://schemas.openxmlformats.org/markup-compatibility/2006" xmlns:aink="http://schemas.microsoft.com/office/drawing/2016/ink" xmlns:am3d="http://schemas.microsoft.com/office/drawing/2017/model3d" xmlns:o="urn:schemas-microsoft-com:office:office" xmlns:oel="http://schemas.microsoft.com/office/2019/extlst" xmlns:r="http://schemas.openxmlformats.org/officeDocument/2006/relationships" xmlns:m="http://schemas.openxmlformats.org/officeDocument/2006/math" xmlns:v="urn:schemas-microsoft-com:vml" xmlns:wp14="http://schemas.microsoft.com/office/word/2010/wordprocessingDrawing" xmlns:wp="http://schemas.openxmlformats.org/drawingml/2006/wordprocessingDrawing" xmlns:w10="urn:schemas-microsoft-com:office:word" xmlns:w="http://schemas.openxmlformats.org/wordprocessingml/2006/main" xmlns:w14="http://schemas.microsoft.com/office/word/2010/wordml" xmlns:w15="http://schemas.microsoft.com/office/word/2012/wordml" xmlns:w16cex="http://schemas.microsoft.com/office/word/2018/wordml/cex" xmlns:w16cid="http://schemas.microsoft.com/office/word/2016/wordml/cid" xmlns:w16="http://schemas.microsoft.com/office/word/2018/wordml" xmlns:w16du="http://schemas.microsoft.com/office/word/2023/wordml/word16du" xmlns:w16sdtdh="http://schemas.microsoft.com/office/word/2020/wordml/sdtdatahash" xmlns:w16sdtfl="http://schemas.microsoft.com/office/word/2024/wordml/sdtformatlock" xmlns:w16se="http://schemas.microsoft.com/office/word/2015/wordml/symex" xmlns:wpg="http://schemas.microsoft.com/office/word/2010/wordprocessingGroup" xmlns:wpi="http://schemas.microsoft.com/office/word/2010/wordprocessingInk" xmlns:wne="http://schemas.microsoft.com/office/word/2006/wordml" xmlns:wps="http://schemas.microsoft.com/office/word/2010/wordprocessingShape" mc:Ignorable="w14 w15 w16se w16cid w16 w16cex w16sdtdh w16sdtfl w16du wp14">
   <w:abstractNum w:abstractNumId="0" w15:restartNumberingAfterBreak="0">
-    <w:nsid w:val="0713014A"/>
+    <w:nsid w:val="002F3925"/>
     <w:multiLevelType w:val="multilevel"/>
-    <w:tmpl w:val="244820C6"/>
+    <w:tmpl w:val="D9646E6E"/>
     <w:lvl w:ilvl="0">
       <w:start w:val="1"/>
       <w:numFmt w:val="bullet"/>
@@ -6347,9 +8120,9 @@
     </w:lvl>
   </w:abstractNum>
   <w:abstractNum w:abstractNumId="1" w15:restartNumberingAfterBreak="0">
-    <w:nsid w:val="14012243"/>
+    <w:nsid w:val="03F916FE"/>
     <w:multiLevelType w:val="multilevel"/>
-    <w:tmpl w:val="4C92DA74"/>
+    <w:tmpl w:val="919EF648"/>
     <w:lvl w:ilvl="0">
       <w:start w:val="1"/>
       <w:numFmt w:val="bullet"/>
@@ -6496,9 +8269,9 @@
     </w:lvl>
   </w:abstractNum>
   <w:abstractNum w:abstractNumId="2" w15:restartNumberingAfterBreak="0">
-    <w:nsid w:val="1A2F2DA4"/>
+    <w:nsid w:val="0AAC1CEA"/>
     <w:multiLevelType w:val="multilevel"/>
-    <w:tmpl w:val="425C5420"/>
+    <w:tmpl w:val="0302B344"/>
     <w:lvl w:ilvl="0">
       <w:start w:val="1"/>
       <w:numFmt w:val="bullet"/>
@@ -6645,9 +8418,9 @@
     </w:lvl>
   </w:abstractNum>
   <w:abstractNum w:abstractNumId="3" w15:restartNumberingAfterBreak="0">
-    <w:nsid w:val="2AF94899"/>
+    <w:nsid w:val="0F8D4C98"/>
     <w:multiLevelType w:val="multilevel"/>
-    <w:tmpl w:val="D346CF2E"/>
+    <w:tmpl w:val="32B6D232"/>
     <w:lvl w:ilvl="0">
       <w:start w:val="1"/>
       <w:numFmt w:val="bullet"/>
@@ -6794,9 +8567,9 @@
     </w:lvl>
   </w:abstractNum>
   <w:abstractNum w:abstractNumId="4" w15:restartNumberingAfterBreak="0">
-    <w:nsid w:val="447B754C"/>
+    <w:nsid w:val="13C21D00"/>
     <w:multiLevelType w:val="multilevel"/>
-    <w:tmpl w:val="8DFEAD18"/>
+    <w:tmpl w:val="7D3C0EB8"/>
     <w:lvl w:ilvl="0">
       <w:start w:val="1"/>
       <w:numFmt w:val="bullet"/>
@@ -6943,13 +8716,13 @@
     </w:lvl>
   </w:abstractNum>
   <w:abstractNum w:abstractNumId="5" w15:restartNumberingAfterBreak="0">
-    <w:nsid w:val="461422F4"/>
+    <w:nsid w:val="1F970EE3"/>
     <w:multiLevelType w:val="multilevel"/>
-    <w:tmpl w:val="4C747E0A"/>
+    <w:tmpl w:val="ADC269AE"/>
     <w:lvl w:ilvl="0">
       <w:start w:val="1"/>
-      <w:numFmt w:val="bullet"/>
-      <w:lvlText w:val=""/>
+      <w:numFmt w:val="decimal"/>
+      <w:lvlText w:val="%1."/>
       <w:lvlJc w:val="left"/>
       <w:pPr>
         <w:tabs>
@@ -6957,15 +8730,11 @@
         </w:tabs>
         <w:ind w:left="720" w:hanging="360"/>
       </w:pPr>
-      <w:rPr>
-        <w:rFonts w:ascii="Symbol" w:hAnsi="Symbol" w:hint="default"/>
-        <w:sz w:val="20"/>
-      </w:rPr>
     </w:lvl>
     <w:lvl w:ilvl="1" w:tentative="1">
       <w:start w:val="1"/>
-      <w:numFmt w:val="bullet"/>
-      <w:lvlText w:val="o"/>
+      <w:numFmt w:val="decimal"/>
+      <w:lvlText w:val="%2."/>
       <w:lvlJc w:val="left"/>
       <w:pPr>
         <w:tabs>
@@ -6973,15 +8742,11 @@
         </w:tabs>
         <w:ind w:left="1440" w:hanging="360"/>
       </w:pPr>
-      <w:rPr>
-        <w:rFonts w:ascii="Courier New" w:hAnsi="Courier New" w:hint="default"/>
-        <w:sz w:val="20"/>
-      </w:rPr>
     </w:lvl>
     <w:lvl w:ilvl="2" w:tentative="1">
       <w:start w:val="1"/>
-      <w:numFmt w:val="bullet"/>
-      <w:lvlText w:val=""/>
+      <w:numFmt w:val="decimal"/>
+      <w:lvlText w:val="%3."/>
       <w:lvlJc w:val="left"/>
       <w:pPr>
         <w:tabs>
@@ -6989,15 +8754,11 @@
         </w:tabs>
         <w:ind w:left="2160" w:hanging="360"/>
       </w:pPr>
-      <w:rPr>
-        <w:rFonts w:ascii="Wingdings" w:hAnsi="Wingdings" w:hint="default"/>
-        <w:sz w:val="20"/>
-      </w:rPr>
     </w:lvl>
     <w:lvl w:ilvl="3" w:tentative="1">
       <w:start w:val="1"/>
-      <w:numFmt w:val="bullet"/>
-      <w:lvlText w:val=""/>
+      <w:numFmt w:val="decimal"/>
+      <w:lvlText w:val="%4."/>
       <w:lvlJc w:val="left"/>
       <w:pPr>
         <w:tabs>
@@ -7005,15 +8766,11 @@
         </w:tabs>
         <w:ind w:left="2880" w:hanging="360"/>
       </w:pPr>
-      <w:rPr>
-        <w:rFonts w:ascii="Wingdings" w:hAnsi="Wingdings" w:hint="default"/>
-        <w:sz w:val="20"/>
-      </w:rPr>
     </w:lvl>
     <w:lvl w:ilvl="4" w:tentative="1">
       <w:start w:val="1"/>
-      <w:numFmt w:val="bullet"/>
-      <w:lvlText w:val=""/>
+      <w:numFmt w:val="decimal"/>
+      <w:lvlText w:val="%5."/>
       <w:lvlJc w:val="left"/>
       <w:pPr>
         <w:tabs>
@@ -7021,15 +8778,11 @@
         </w:tabs>
         <w:ind w:left="3600" w:hanging="360"/>
       </w:pPr>
-      <w:rPr>
-        <w:rFonts w:ascii="Wingdings" w:hAnsi="Wingdings" w:hint="default"/>
-        <w:sz w:val="20"/>
-      </w:rPr>
     </w:lvl>
     <w:lvl w:ilvl="5" w:tentative="1">
       <w:start w:val="1"/>
-      <w:numFmt w:val="bullet"/>
-      <w:lvlText w:val=""/>
+      <w:numFmt w:val="decimal"/>
+      <w:lvlText w:val="%6."/>
       <w:lvlJc w:val="left"/>
       <w:pPr>
         <w:tabs>
@@ -7037,15 +8790,11 @@
         </w:tabs>
         <w:ind w:left="4320" w:hanging="360"/>
       </w:pPr>
-      <w:rPr>
-        <w:rFonts w:ascii="Wingdings" w:hAnsi="Wingdings" w:hint="default"/>
-        <w:sz w:val="20"/>
-      </w:rPr>
     </w:lvl>
     <w:lvl w:ilvl="6" w:tentative="1">
       <w:start w:val="1"/>
-      <w:numFmt w:val="bullet"/>
-      <w:lvlText w:val=""/>
+      <w:numFmt w:val="decimal"/>
+      <w:lvlText w:val="%7."/>
       <w:lvlJc w:val="left"/>
       <w:pPr>
         <w:tabs>
@@ -7053,15 +8802,11 @@
         </w:tabs>
         <w:ind w:left="5040" w:hanging="360"/>
       </w:pPr>
-      <w:rPr>
-        <w:rFonts w:ascii="Wingdings" w:hAnsi="Wingdings" w:hint="default"/>
-        <w:sz w:val="20"/>
-      </w:rPr>
     </w:lvl>
     <w:lvl w:ilvl="7" w:tentative="1">
       <w:start w:val="1"/>
-      <w:numFmt w:val="bullet"/>
-      <w:lvlText w:val=""/>
+      <w:numFmt w:val="decimal"/>
+      <w:lvlText w:val="%8."/>
       <w:lvlJc w:val="left"/>
       <w:pPr>
         <w:tabs>
@@ -7069,15 +8814,11 @@
         </w:tabs>
         <w:ind w:left="5760" w:hanging="360"/>
       </w:pPr>
-      <w:rPr>
-        <w:rFonts w:ascii="Wingdings" w:hAnsi="Wingdings" w:hint="default"/>
-        <w:sz w:val="20"/>
-      </w:rPr>
     </w:lvl>
     <w:lvl w:ilvl="8" w:tentative="1">
       <w:start w:val="1"/>
-      <w:numFmt w:val="bullet"/>
-      <w:lvlText w:val=""/>
+      <w:numFmt w:val="decimal"/>
+      <w:lvlText w:val="%9."/>
       <w:lvlJc w:val="left"/>
       <w:pPr>
         <w:tabs>
@@ -7085,16 +8826,12 @@
         </w:tabs>
         <w:ind w:left="6480" w:hanging="360"/>
       </w:pPr>
-      <w:rPr>
-        <w:rFonts w:ascii="Wingdings" w:hAnsi="Wingdings" w:hint="default"/>
-        <w:sz w:val="20"/>
-      </w:rPr>
     </w:lvl>
   </w:abstractNum>
   <w:abstractNum w:abstractNumId="6" w15:restartNumberingAfterBreak="0">
-    <w:nsid w:val="47106E78"/>
+    <w:nsid w:val="298E63AA"/>
     <w:multiLevelType w:val="multilevel"/>
-    <w:tmpl w:val="87FC349A"/>
+    <w:tmpl w:val="6AD254CE"/>
     <w:lvl w:ilvl="0">
       <w:start w:val="1"/>
       <w:numFmt w:val="bullet"/>
@@ -7241,9 +8978,9 @@
     </w:lvl>
   </w:abstractNum>
   <w:abstractNum w:abstractNumId="7" w15:restartNumberingAfterBreak="0">
-    <w:nsid w:val="4BE00BE9"/>
+    <w:nsid w:val="2BD96E3C"/>
     <w:multiLevelType w:val="multilevel"/>
-    <w:tmpl w:val="3CD65CFC"/>
+    <w:tmpl w:val="7786BB9E"/>
     <w:lvl w:ilvl="0">
       <w:start w:val="1"/>
       <w:numFmt w:val="bullet"/>
@@ -7390,13 +9127,13 @@
     </w:lvl>
   </w:abstractNum>
   <w:abstractNum w:abstractNumId="8" w15:restartNumberingAfterBreak="0">
-    <w:nsid w:val="55A55B37"/>
+    <w:nsid w:val="2E3C7928"/>
     <w:multiLevelType w:val="multilevel"/>
-    <w:tmpl w:val="4188685C"/>
+    <w:tmpl w:val="88D2715A"/>
     <w:lvl w:ilvl="0">
       <w:start w:val="1"/>
-      <w:numFmt w:val="bullet"/>
-      <w:lvlText w:val=""/>
+      <w:numFmt w:val="decimal"/>
+      <w:lvlText w:val="%1."/>
       <w:lvlJc w:val="left"/>
       <w:pPr>
         <w:tabs>
@@ -7404,15 +9141,11 @@
         </w:tabs>
         <w:ind w:left="720" w:hanging="360"/>
       </w:pPr>
-      <w:rPr>
-        <w:rFonts w:ascii="Symbol" w:hAnsi="Symbol" w:hint="default"/>
-        <w:sz w:val="20"/>
-      </w:rPr>
     </w:lvl>
     <w:lvl w:ilvl="1" w:tentative="1">
       <w:start w:val="1"/>
-      <w:numFmt w:val="bullet"/>
-      <w:lvlText w:val="o"/>
+      <w:numFmt w:val="decimal"/>
+      <w:lvlText w:val="%2."/>
       <w:lvlJc w:val="left"/>
       <w:pPr>
         <w:tabs>
@@ -7420,15 +9153,11 @@
         </w:tabs>
         <w:ind w:left="1440" w:hanging="360"/>
       </w:pPr>
-      <w:rPr>
-        <w:rFonts w:ascii="Courier New" w:hAnsi="Courier New" w:hint="default"/>
-        <w:sz w:val="20"/>
-      </w:rPr>
     </w:lvl>
     <w:lvl w:ilvl="2" w:tentative="1">
       <w:start w:val="1"/>
-      <w:numFmt w:val="bullet"/>
-      <w:lvlText w:val=""/>
+      <w:numFmt w:val="decimal"/>
+      <w:lvlText w:val="%3."/>
       <w:lvlJc w:val="left"/>
       <w:pPr>
         <w:tabs>
@@ -7436,15 +9165,11 @@
         </w:tabs>
         <w:ind w:left="2160" w:hanging="360"/>
       </w:pPr>
-      <w:rPr>
-        <w:rFonts w:ascii="Wingdings" w:hAnsi="Wingdings" w:hint="default"/>
-        <w:sz w:val="20"/>
-      </w:rPr>
     </w:lvl>
     <w:lvl w:ilvl="3" w:tentative="1">
       <w:start w:val="1"/>
-      <w:numFmt w:val="bullet"/>
-      <w:lvlText w:val=""/>
+      <w:numFmt w:val="decimal"/>
+      <w:lvlText w:val="%4."/>
       <w:lvlJc w:val="left"/>
       <w:pPr>
         <w:tabs>
@@ -7452,15 +9177,11 @@
         </w:tabs>
         <w:ind w:left="2880" w:hanging="360"/>
       </w:pPr>
-      <w:rPr>
-        <w:rFonts w:ascii="Wingdings" w:hAnsi="Wingdings" w:hint="default"/>
-        <w:sz w:val="20"/>
-      </w:rPr>
     </w:lvl>
     <w:lvl w:ilvl="4" w:tentative="1">
       <w:start w:val="1"/>
-      <w:numFmt w:val="bullet"/>
-      <w:lvlText w:val=""/>
+      <w:numFmt w:val="decimal"/>
+      <w:lvlText w:val="%5."/>
       <w:lvlJc w:val="left"/>
       <w:pPr>
         <w:tabs>
@@ -7468,15 +9189,11 @@
         </w:tabs>
         <w:ind w:left="3600" w:hanging="360"/>
       </w:pPr>
-      <w:rPr>
-        <w:rFonts w:ascii="Wingdings" w:hAnsi="Wingdings" w:hint="default"/>
-        <w:sz w:val="20"/>
-      </w:rPr>
     </w:lvl>
     <w:lvl w:ilvl="5" w:tentative="1">
       <w:start w:val="1"/>
-      <w:numFmt w:val="bullet"/>
-      <w:lvlText w:val=""/>
+      <w:numFmt w:val="decimal"/>
+      <w:lvlText w:val="%6."/>
       <w:lvlJc w:val="left"/>
       <w:pPr>
         <w:tabs>
@@ -7484,15 +9201,11 @@
         </w:tabs>
         <w:ind w:left="4320" w:hanging="360"/>
       </w:pPr>
-      <w:rPr>
-        <w:rFonts w:ascii="Wingdings" w:hAnsi="Wingdings" w:hint="default"/>
-        <w:sz w:val="20"/>
-      </w:rPr>
     </w:lvl>
     <w:lvl w:ilvl="6" w:tentative="1">
       <w:start w:val="1"/>
-      <w:numFmt w:val="bullet"/>
-      <w:lvlText w:val=""/>
+      <w:numFmt w:val="decimal"/>
+      <w:lvlText w:val="%7."/>
       <w:lvlJc w:val="left"/>
       <w:pPr>
         <w:tabs>
@@ -7500,15 +9213,11 @@
         </w:tabs>
         <w:ind w:left="5040" w:hanging="360"/>
       </w:pPr>
-      <w:rPr>
-        <w:rFonts w:ascii="Wingdings" w:hAnsi="Wingdings" w:hint="default"/>
-        <w:sz w:val="20"/>
-      </w:rPr>
     </w:lvl>
     <w:lvl w:ilvl="7" w:tentative="1">
       <w:start w:val="1"/>
-      <w:numFmt w:val="bullet"/>
-      <w:lvlText w:val=""/>
+      <w:numFmt w:val="decimal"/>
+      <w:lvlText w:val="%8."/>
       <w:lvlJc w:val="left"/>
       <w:pPr>
         <w:tabs>
@@ -7516,15 +9225,11 @@
         </w:tabs>
         <w:ind w:left="5760" w:hanging="360"/>
       </w:pPr>
-      <w:rPr>
-        <w:rFonts w:ascii="Wingdings" w:hAnsi="Wingdings" w:hint="default"/>
-        <w:sz w:val="20"/>
-      </w:rPr>
     </w:lvl>
     <w:lvl w:ilvl="8" w:tentative="1">
       <w:start w:val="1"/>
-      <w:numFmt w:val="bullet"/>
-      <w:lvlText w:val=""/>
+      <w:numFmt w:val="decimal"/>
+      <w:lvlText w:val="%9."/>
       <w:lvlJc w:val="left"/>
       <w:pPr>
         <w:tabs>
@@ -7532,16 +9237,12 @@
         </w:tabs>
         <w:ind w:left="6480" w:hanging="360"/>
       </w:pPr>
-      <w:rPr>
-        <w:rFonts w:ascii="Wingdings" w:hAnsi="Wingdings" w:hint="default"/>
-        <w:sz w:val="20"/>
-      </w:rPr>
     </w:lvl>
   </w:abstractNum>
   <w:abstractNum w:abstractNumId="9" w15:restartNumberingAfterBreak="0">
-    <w:nsid w:val="58EF1197"/>
+    <w:nsid w:val="2F2B4B08"/>
     <w:multiLevelType w:val="multilevel"/>
-    <w:tmpl w:val="F724D894"/>
+    <w:tmpl w:val="856271F2"/>
     <w:lvl w:ilvl="0">
       <w:start w:val="1"/>
       <w:numFmt w:val="bullet"/>
@@ -7688,13 +9389,13 @@
     </w:lvl>
   </w:abstractNum>
   <w:abstractNum w:abstractNumId="10" w15:restartNumberingAfterBreak="0">
-    <w:nsid w:val="5F1B4A4D"/>
+    <w:nsid w:val="320A578D"/>
     <w:multiLevelType w:val="multilevel"/>
-    <w:tmpl w:val="50DECB76"/>
+    <w:tmpl w:val="01628AF8"/>
     <w:lvl w:ilvl="0">
       <w:start w:val="1"/>
-      <w:numFmt w:val="bullet"/>
-      <w:lvlText w:val=""/>
+      <w:numFmt w:val="decimal"/>
+      <w:lvlText w:val="%1."/>
       <w:lvlJc w:val="left"/>
       <w:pPr>
         <w:tabs>
@@ -7702,15 +9403,11 @@
         </w:tabs>
         <w:ind w:left="720" w:hanging="360"/>
       </w:pPr>
-      <w:rPr>
-        <w:rFonts w:ascii="Symbol" w:hAnsi="Symbol" w:hint="default"/>
-        <w:sz w:val="20"/>
-      </w:rPr>
     </w:lvl>
     <w:lvl w:ilvl="1" w:tentative="1">
       <w:start w:val="1"/>
-      <w:numFmt w:val="bullet"/>
-      <w:lvlText w:val="o"/>
+      <w:numFmt w:val="decimal"/>
+      <w:lvlText w:val="%2."/>
       <w:lvlJc w:val="left"/>
       <w:pPr>
         <w:tabs>
@@ -7718,15 +9415,11 @@
         </w:tabs>
         <w:ind w:left="1440" w:hanging="360"/>
       </w:pPr>
-      <w:rPr>
-        <w:rFonts w:ascii="Courier New" w:hAnsi="Courier New" w:hint="default"/>
-        <w:sz w:val="20"/>
-      </w:rPr>
     </w:lvl>
     <w:lvl w:ilvl="2" w:tentative="1">
       <w:start w:val="1"/>
-      <w:numFmt w:val="bullet"/>
-      <w:lvlText w:val=""/>
+      <w:numFmt w:val="decimal"/>
+      <w:lvlText w:val="%3."/>
       <w:lvlJc w:val="left"/>
       <w:pPr>
         <w:tabs>
@@ -7734,15 +9427,11 @@
         </w:tabs>
         <w:ind w:left="2160" w:hanging="360"/>
       </w:pPr>
-      <w:rPr>
-        <w:rFonts w:ascii="Wingdings" w:hAnsi="Wingdings" w:hint="default"/>
-        <w:sz w:val="20"/>
-      </w:rPr>
     </w:lvl>
     <w:lvl w:ilvl="3" w:tentative="1">
       <w:start w:val="1"/>
-      <w:numFmt w:val="bullet"/>
-      <w:lvlText w:val=""/>
+      <w:numFmt w:val="decimal"/>
+      <w:lvlText w:val="%4."/>
       <w:lvlJc w:val="left"/>
       <w:pPr>
         <w:tabs>
@@ -7750,15 +9439,11 @@
         </w:tabs>
         <w:ind w:left="2880" w:hanging="360"/>
       </w:pPr>
-      <w:rPr>
-        <w:rFonts w:ascii="Wingdings" w:hAnsi="Wingdings" w:hint="default"/>
-        <w:sz w:val="20"/>
-      </w:rPr>
     </w:lvl>
     <w:lvl w:ilvl="4" w:tentative="1">
       <w:start w:val="1"/>
-      <w:numFmt w:val="bullet"/>
-      <w:lvlText w:val=""/>
+      <w:numFmt w:val="decimal"/>
+      <w:lvlText w:val="%5."/>
       <w:lvlJc w:val="left"/>
       <w:pPr>
         <w:tabs>
@@ -7766,15 +9451,11 @@
         </w:tabs>
         <w:ind w:left="3600" w:hanging="360"/>
       </w:pPr>
-      <w:rPr>
-        <w:rFonts w:ascii="Wingdings" w:hAnsi="Wingdings" w:hint="default"/>
-        <w:sz w:val="20"/>
-      </w:rPr>
     </w:lvl>
     <w:lvl w:ilvl="5" w:tentative="1">
       <w:start w:val="1"/>
-      <w:numFmt w:val="bullet"/>
-      <w:lvlText w:val=""/>
+      <w:numFmt w:val="decimal"/>
+      <w:lvlText w:val="%6."/>
       <w:lvlJc w:val="left"/>
       <w:pPr>
         <w:tabs>
@@ -7782,15 +9463,11 @@
         </w:tabs>
         <w:ind w:left="4320" w:hanging="360"/>
       </w:pPr>
-      <w:rPr>
-        <w:rFonts w:ascii="Wingdings" w:hAnsi="Wingdings" w:hint="default"/>
-        <w:sz w:val="20"/>
-      </w:rPr>
     </w:lvl>
     <w:lvl w:ilvl="6" w:tentative="1">
       <w:start w:val="1"/>
-      <w:numFmt w:val="bullet"/>
-      <w:lvlText w:val=""/>
+      <w:numFmt w:val="decimal"/>
+      <w:lvlText w:val="%7."/>
       <w:lvlJc w:val="left"/>
       <w:pPr>
         <w:tabs>
@@ -7798,15 +9475,11 @@
         </w:tabs>
         <w:ind w:left="5040" w:hanging="360"/>
       </w:pPr>
-      <w:rPr>
-        <w:rFonts w:ascii="Wingdings" w:hAnsi="Wingdings" w:hint="default"/>
-        <w:sz w:val="20"/>
-      </w:rPr>
     </w:lvl>
     <w:lvl w:ilvl="7" w:tentative="1">
       <w:start w:val="1"/>
-      <w:numFmt w:val="bullet"/>
-      <w:lvlText w:val=""/>
+      <w:numFmt w:val="decimal"/>
+      <w:lvlText w:val="%8."/>
       <w:lvlJc w:val="left"/>
       <w:pPr>
         <w:tabs>
@@ -7814,15 +9487,11 @@
         </w:tabs>
         <w:ind w:left="5760" w:hanging="360"/>
       </w:pPr>
-      <w:rPr>
-        <w:rFonts w:ascii="Wingdings" w:hAnsi="Wingdings" w:hint="default"/>
-        <w:sz w:val="20"/>
-      </w:rPr>
     </w:lvl>
     <w:lvl w:ilvl="8" w:tentative="1">
       <w:start w:val="1"/>
-      <w:numFmt w:val="bullet"/>
-      <w:lvlText w:val=""/>
+      <w:numFmt w:val="decimal"/>
+      <w:lvlText w:val="%9."/>
       <w:lvlJc w:val="left"/>
       <w:pPr>
         <w:tabs>
@@ -7830,18 +9499,127 @@
         </w:tabs>
         <w:ind w:left="6480" w:hanging="360"/>
       </w:pPr>
-      <w:rPr>
-        <w:rFonts w:ascii="Wingdings" w:hAnsi="Wingdings" w:hint="default"/>
-        <w:sz w:val="20"/>
-      </w:rPr>
     </w:lvl>
   </w:abstractNum>
   <w:abstractNum w:abstractNumId="11" w15:restartNumberingAfterBreak="0">
-    <w:nsid w:val="66755E3E"/>
+    <w:nsid w:val="33F04C3E"/>
     <w:multiLevelType w:val="multilevel"/>
-    <w:tmpl w:val="65F6F0D8"/>
+    <w:tmpl w:val="4D5C450C"/>
     <w:lvl w:ilvl="0">
       <w:start w:val="1"/>
+      <w:numFmt w:val="decimal"/>
+      <w:lvlText w:val="%1."/>
+      <w:lvlJc w:val="left"/>
+      <w:pPr>
+        <w:tabs>
+          <w:tab w:val="num" w:pos="720"/>
+        </w:tabs>
+        <w:ind w:left="720" w:hanging="360"/>
+      </w:pPr>
+    </w:lvl>
+    <w:lvl w:ilvl="1" w:tentative="1">
+      <w:start w:val="1"/>
+      <w:numFmt w:val="decimal"/>
+      <w:lvlText w:val="%2."/>
+      <w:lvlJc w:val="left"/>
+      <w:pPr>
+        <w:tabs>
+          <w:tab w:val="num" w:pos="1440"/>
+        </w:tabs>
+        <w:ind w:left="1440" w:hanging="360"/>
+      </w:pPr>
+    </w:lvl>
+    <w:lvl w:ilvl="2" w:tentative="1">
+      <w:start w:val="1"/>
+      <w:numFmt w:val="decimal"/>
+      <w:lvlText w:val="%3."/>
+      <w:lvlJc w:val="left"/>
+      <w:pPr>
+        <w:tabs>
+          <w:tab w:val="num" w:pos="2160"/>
+        </w:tabs>
+        <w:ind w:left="2160" w:hanging="360"/>
+      </w:pPr>
+    </w:lvl>
+    <w:lvl w:ilvl="3" w:tentative="1">
+      <w:start w:val="1"/>
+      <w:numFmt w:val="decimal"/>
+      <w:lvlText w:val="%4."/>
+      <w:lvlJc w:val="left"/>
+      <w:pPr>
+        <w:tabs>
+          <w:tab w:val="num" w:pos="2880"/>
+        </w:tabs>
+        <w:ind w:left="2880" w:hanging="360"/>
+      </w:pPr>
+    </w:lvl>
+    <w:lvl w:ilvl="4" w:tentative="1">
+      <w:start w:val="1"/>
+      <w:numFmt w:val="decimal"/>
+      <w:lvlText w:val="%5."/>
+      <w:lvlJc w:val="left"/>
+      <w:pPr>
+        <w:tabs>
+          <w:tab w:val="num" w:pos="3600"/>
+        </w:tabs>
+        <w:ind w:left="3600" w:hanging="360"/>
+      </w:pPr>
+    </w:lvl>
+    <w:lvl w:ilvl="5" w:tentative="1">
+      <w:start w:val="1"/>
+      <w:numFmt w:val="decimal"/>
+      <w:lvlText w:val="%6."/>
+      <w:lvlJc w:val="left"/>
+      <w:pPr>
+        <w:tabs>
+          <w:tab w:val="num" w:pos="4320"/>
+        </w:tabs>
+        <w:ind w:left="4320" w:hanging="360"/>
+      </w:pPr>
+    </w:lvl>
+    <w:lvl w:ilvl="6" w:tentative="1">
+      <w:start w:val="1"/>
+      <w:numFmt w:val="decimal"/>
+      <w:lvlText w:val="%7."/>
+      <w:lvlJc w:val="left"/>
+      <w:pPr>
+        <w:tabs>
+          <w:tab w:val="num" w:pos="5040"/>
+        </w:tabs>
+        <w:ind w:left="5040" w:hanging="360"/>
+      </w:pPr>
+    </w:lvl>
+    <w:lvl w:ilvl="7" w:tentative="1">
+      <w:start w:val="1"/>
+      <w:numFmt w:val="decimal"/>
+      <w:lvlText w:val="%8."/>
+      <w:lvlJc w:val="left"/>
+      <w:pPr>
+        <w:tabs>
+          <w:tab w:val="num" w:pos="5760"/>
+        </w:tabs>
+        <w:ind w:left="5760" w:hanging="360"/>
+      </w:pPr>
+    </w:lvl>
+    <w:lvl w:ilvl="8" w:tentative="1">
+      <w:start w:val="1"/>
+      <w:numFmt w:val="decimal"/>
+      <w:lvlText w:val="%9."/>
+      <w:lvlJc w:val="left"/>
+      <w:pPr>
+        <w:tabs>
+          <w:tab w:val="num" w:pos="6480"/>
+        </w:tabs>
+        <w:ind w:left="6480" w:hanging="360"/>
+      </w:pPr>
+    </w:lvl>
+  </w:abstractNum>
+  <w:abstractNum w:abstractNumId="12" w15:restartNumberingAfterBreak="0">
+    <w:nsid w:val="36784EEA"/>
+    <w:multiLevelType w:val="multilevel"/>
+    <w:tmpl w:val="52EC85D8"/>
+    <w:lvl w:ilvl="0">
+      <w:start w:val="1"/>
       <w:numFmt w:val="bullet"/>
       <w:lvlText w:val=""/>
       <w:lvlJc w:val="left"/>
@@ -7985,41 +9763,1652 @@
       </w:rPr>
     </w:lvl>
   </w:abstractNum>
-  <w:num w:numId="1" w16cid:durableId="1108813441">
+  <w:abstractNum w:abstractNumId="13" w15:restartNumberingAfterBreak="0">
+    <w:nsid w:val="3D260D31"/>
+    <w:multiLevelType w:val="multilevel"/>
+    <w:tmpl w:val="93C685AC"/>
+    <w:lvl w:ilvl="0">
+      <w:start w:val="1"/>
+      <w:numFmt w:val="bullet"/>
+      <w:lvlText w:val=""/>
+      <w:lvlJc w:val="left"/>
+      <w:pPr>
+        <w:tabs>
+          <w:tab w:val="num" w:pos="720"/>
+        </w:tabs>
+        <w:ind w:left="720" w:hanging="360"/>
+      </w:pPr>
+      <w:rPr>
+        <w:rFonts w:ascii="Symbol" w:hAnsi="Symbol" w:hint="default"/>
+        <w:sz w:val="20"/>
+      </w:rPr>
+    </w:lvl>
+    <w:lvl w:ilvl="1" w:tentative="1">
+      <w:start w:val="1"/>
+      <w:numFmt w:val="bullet"/>
+      <w:lvlText w:val="o"/>
+      <w:lvlJc w:val="left"/>
+      <w:pPr>
+        <w:tabs>
+          <w:tab w:val="num" w:pos="1440"/>
+        </w:tabs>
+        <w:ind w:left="1440" w:hanging="360"/>
+      </w:pPr>
+      <w:rPr>
+        <w:rFonts w:ascii="Courier New" w:hAnsi="Courier New" w:hint="default"/>
+        <w:sz w:val="20"/>
+      </w:rPr>
+    </w:lvl>
+    <w:lvl w:ilvl="2" w:tentative="1">
+      <w:start w:val="1"/>
+      <w:numFmt w:val="bullet"/>
+      <w:lvlText w:val=""/>
+      <w:lvlJc w:val="left"/>
+      <w:pPr>
+        <w:tabs>
+          <w:tab w:val="num" w:pos="2160"/>
+        </w:tabs>
+        <w:ind w:left="2160" w:hanging="360"/>
+      </w:pPr>
+      <w:rPr>
+        <w:rFonts w:ascii="Wingdings" w:hAnsi="Wingdings" w:hint="default"/>
+        <w:sz w:val="20"/>
+      </w:rPr>
+    </w:lvl>
+    <w:lvl w:ilvl="3" w:tentative="1">
+      <w:start w:val="1"/>
+      <w:numFmt w:val="bullet"/>
+      <w:lvlText w:val=""/>
+      <w:lvlJc w:val="left"/>
+      <w:pPr>
+        <w:tabs>
+          <w:tab w:val="num" w:pos="2880"/>
+        </w:tabs>
+        <w:ind w:left="2880" w:hanging="360"/>
+      </w:pPr>
+      <w:rPr>
+        <w:rFonts w:ascii="Wingdings" w:hAnsi="Wingdings" w:hint="default"/>
+        <w:sz w:val="20"/>
+      </w:rPr>
+    </w:lvl>
+    <w:lvl w:ilvl="4" w:tentative="1">
+      <w:start w:val="1"/>
+      <w:numFmt w:val="bullet"/>
+      <w:lvlText w:val=""/>
+      <w:lvlJc w:val="left"/>
+      <w:pPr>
+        <w:tabs>
+          <w:tab w:val="num" w:pos="3600"/>
+        </w:tabs>
+        <w:ind w:left="3600" w:hanging="360"/>
+      </w:pPr>
+      <w:rPr>
+        <w:rFonts w:ascii="Wingdings" w:hAnsi="Wingdings" w:hint="default"/>
+        <w:sz w:val="20"/>
+      </w:rPr>
+    </w:lvl>
+    <w:lvl w:ilvl="5" w:tentative="1">
+      <w:start w:val="1"/>
+      <w:numFmt w:val="bullet"/>
+      <w:lvlText w:val=""/>
+      <w:lvlJc w:val="left"/>
+      <w:pPr>
+        <w:tabs>
+          <w:tab w:val="num" w:pos="4320"/>
+        </w:tabs>
+        <w:ind w:left="4320" w:hanging="360"/>
+      </w:pPr>
+      <w:rPr>
+        <w:rFonts w:ascii="Wingdings" w:hAnsi="Wingdings" w:hint="default"/>
+        <w:sz w:val="20"/>
+      </w:rPr>
+    </w:lvl>
+    <w:lvl w:ilvl="6" w:tentative="1">
+      <w:start w:val="1"/>
+      <w:numFmt w:val="bullet"/>
+      <w:lvlText w:val=""/>
+      <w:lvlJc w:val="left"/>
+      <w:pPr>
+        <w:tabs>
+          <w:tab w:val="num" w:pos="5040"/>
+        </w:tabs>
+        <w:ind w:left="5040" w:hanging="360"/>
+      </w:pPr>
+      <w:rPr>
+        <w:rFonts w:ascii="Wingdings" w:hAnsi="Wingdings" w:hint="default"/>
+        <w:sz w:val="20"/>
+      </w:rPr>
+    </w:lvl>
+    <w:lvl w:ilvl="7" w:tentative="1">
+      <w:start w:val="1"/>
+      <w:numFmt w:val="bullet"/>
+      <w:lvlText w:val=""/>
+      <w:lvlJc w:val="left"/>
+      <w:pPr>
+        <w:tabs>
+          <w:tab w:val="num" w:pos="5760"/>
+        </w:tabs>
+        <w:ind w:left="5760" w:hanging="360"/>
+      </w:pPr>
+      <w:rPr>
+        <w:rFonts w:ascii="Wingdings" w:hAnsi="Wingdings" w:hint="default"/>
+        <w:sz w:val="20"/>
+      </w:rPr>
+    </w:lvl>
+    <w:lvl w:ilvl="8" w:tentative="1">
+      <w:start w:val="1"/>
+      <w:numFmt w:val="bullet"/>
+      <w:lvlText w:val=""/>
+      <w:lvlJc w:val="left"/>
+      <w:pPr>
+        <w:tabs>
+          <w:tab w:val="num" w:pos="6480"/>
+        </w:tabs>
+        <w:ind w:left="6480" w:hanging="360"/>
+      </w:pPr>
+      <w:rPr>
+        <w:rFonts w:ascii="Wingdings" w:hAnsi="Wingdings" w:hint="default"/>
+        <w:sz w:val="20"/>
+      </w:rPr>
+    </w:lvl>
+  </w:abstractNum>
+  <w:abstractNum w:abstractNumId="14" w15:restartNumberingAfterBreak="0">
+    <w:nsid w:val="3F0C7F9F"/>
+    <w:multiLevelType w:val="multilevel"/>
+    <w:tmpl w:val="8F40F4C8"/>
+    <w:lvl w:ilvl="0">
+      <w:start w:val="1"/>
+      <w:numFmt w:val="decimal"/>
+      <w:lvlText w:val="%1."/>
+      <w:lvlJc w:val="left"/>
+      <w:pPr>
+        <w:tabs>
+          <w:tab w:val="num" w:pos="720"/>
+        </w:tabs>
+        <w:ind w:left="720" w:hanging="360"/>
+      </w:pPr>
+    </w:lvl>
+    <w:lvl w:ilvl="1" w:tentative="1">
+      <w:start w:val="1"/>
+      <w:numFmt w:val="decimal"/>
+      <w:lvlText w:val="%2."/>
+      <w:lvlJc w:val="left"/>
+      <w:pPr>
+        <w:tabs>
+          <w:tab w:val="num" w:pos="1440"/>
+        </w:tabs>
+        <w:ind w:left="1440" w:hanging="360"/>
+      </w:pPr>
+    </w:lvl>
+    <w:lvl w:ilvl="2" w:tentative="1">
+      <w:start w:val="1"/>
+      <w:numFmt w:val="decimal"/>
+      <w:lvlText w:val="%3."/>
+      <w:lvlJc w:val="left"/>
+      <w:pPr>
+        <w:tabs>
+          <w:tab w:val="num" w:pos="2160"/>
+        </w:tabs>
+        <w:ind w:left="2160" w:hanging="360"/>
+      </w:pPr>
+    </w:lvl>
+    <w:lvl w:ilvl="3" w:tentative="1">
+      <w:start w:val="1"/>
+      <w:numFmt w:val="decimal"/>
+      <w:lvlText w:val="%4."/>
+      <w:lvlJc w:val="left"/>
+      <w:pPr>
+        <w:tabs>
+          <w:tab w:val="num" w:pos="2880"/>
+        </w:tabs>
+        <w:ind w:left="2880" w:hanging="360"/>
+      </w:pPr>
+    </w:lvl>
+    <w:lvl w:ilvl="4" w:tentative="1">
+      <w:start w:val="1"/>
+      <w:numFmt w:val="decimal"/>
+      <w:lvlText w:val="%5."/>
+      <w:lvlJc w:val="left"/>
+      <w:pPr>
+        <w:tabs>
+          <w:tab w:val="num" w:pos="3600"/>
+        </w:tabs>
+        <w:ind w:left="3600" w:hanging="360"/>
+      </w:pPr>
+    </w:lvl>
+    <w:lvl w:ilvl="5" w:tentative="1">
+      <w:start w:val="1"/>
+      <w:numFmt w:val="decimal"/>
+      <w:lvlText w:val="%6."/>
+      <w:lvlJc w:val="left"/>
+      <w:pPr>
+        <w:tabs>
+          <w:tab w:val="num" w:pos="4320"/>
+        </w:tabs>
+        <w:ind w:left="4320" w:hanging="360"/>
+      </w:pPr>
+    </w:lvl>
+    <w:lvl w:ilvl="6" w:tentative="1">
+      <w:start w:val="1"/>
+      <w:numFmt w:val="decimal"/>
+      <w:lvlText w:val="%7."/>
+      <w:lvlJc w:val="left"/>
+      <w:pPr>
+        <w:tabs>
+          <w:tab w:val="num" w:pos="5040"/>
+        </w:tabs>
+        <w:ind w:left="5040" w:hanging="360"/>
+      </w:pPr>
+    </w:lvl>
+    <w:lvl w:ilvl="7" w:tentative="1">
+      <w:start w:val="1"/>
+      <w:numFmt w:val="decimal"/>
+      <w:lvlText w:val="%8."/>
+      <w:lvlJc w:val="left"/>
+      <w:pPr>
+        <w:tabs>
+          <w:tab w:val="num" w:pos="5760"/>
+        </w:tabs>
+        <w:ind w:left="5760" w:hanging="360"/>
+      </w:pPr>
+    </w:lvl>
+    <w:lvl w:ilvl="8" w:tentative="1">
+      <w:start w:val="1"/>
+      <w:numFmt w:val="decimal"/>
+      <w:lvlText w:val="%9."/>
+      <w:lvlJc w:val="left"/>
+      <w:pPr>
+        <w:tabs>
+          <w:tab w:val="num" w:pos="6480"/>
+        </w:tabs>
+        <w:ind w:left="6480" w:hanging="360"/>
+      </w:pPr>
+    </w:lvl>
+  </w:abstractNum>
+  <w:abstractNum w:abstractNumId="15" w15:restartNumberingAfterBreak="0">
+    <w:nsid w:val="40BD4ECB"/>
+    <w:multiLevelType w:val="multilevel"/>
+    <w:tmpl w:val="FC1C4D6E"/>
+    <w:lvl w:ilvl="0">
+      <w:start w:val="1"/>
+      <w:numFmt w:val="decimal"/>
+      <w:lvlText w:val="%1."/>
+      <w:lvlJc w:val="left"/>
+      <w:pPr>
+        <w:tabs>
+          <w:tab w:val="num" w:pos="720"/>
+        </w:tabs>
+        <w:ind w:left="720" w:hanging="360"/>
+      </w:pPr>
+    </w:lvl>
+    <w:lvl w:ilvl="1" w:tentative="1">
+      <w:start w:val="1"/>
+      <w:numFmt w:val="decimal"/>
+      <w:lvlText w:val="%2."/>
+      <w:lvlJc w:val="left"/>
+      <w:pPr>
+        <w:tabs>
+          <w:tab w:val="num" w:pos="1440"/>
+        </w:tabs>
+        <w:ind w:left="1440" w:hanging="360"/>
+      </w:pPr>
+    </w:lvl>
+    <w:lvl w:ilvl="2" w:tentative="1">
+      <w:start w:val="1"/>
+      <w:numFmt w:val="decimal"/>
+      <w:lvlText w:val="%3."/>
+      <w:lvlJc w:val="left"/>
+      <w:pPr>
+        <w:tabs>
+          <w:tab w:val="num" w:pos="2160"/>
+        </w:tabs>
+        <w:ind w:left="2160" w:hanging="360"/>
+      </w:pPr>
+    </w:lvl>
+    <w:lvl w:ilvl="3" w:tentative="1">
+      <w:start w:val="1"/>
+      <w:numFmt w:val="decimal"/>
+      <w:lvlText w:val="%4."/>
+      <w:lvlJc w:val="left"/>
+      <w:pPr>
+        <w:tabs>
+          <w:tab w:val="num" w:pos="2880"/>
+        </w:tabs>
+        <w:ind w:left="2880" w:hanging="360"/>
+      </w:pPr>
+    </w:lvl>
+    <w:lvl w:ilvl="4" w:tentative="1">
+      <w:start w:val="1"/>
+      <w:numFmt w:val="decimal"/>
+      <w:lvlText w:val="%5."/>
+      <w:lvlJc w:val="left"/>
+      <w:pPr>
+        <w:tabs>
+          <w:tab w:val="num" w:pos="3600"/>
+        </w:tabs>
+        <w:ind w:left="3600" w:hanging="360"/>
+      </w:pPr>
+    </w:lvl>
+    <w:lvl w:ilvl="5" w:tentative="1">
+      <w:start w:val="1"/>
+      <w:numFmt w:val="decimal"/>
+      <w:lvlText w:val="%6."/>
+      <w:lvlJc w:val="left"/>
+      <w:pPr>
+        <w:tabs>
+          <w:tab w:val="num" w:pos="4320"/>
+        </w:tabs>
+        <w:ind w:left="4320" w:hanging="360"/>
+      </w:pPr>
+    </w:lvl>
+    <w:lvl w:ilvl="6" w:tentative="1">
+      <w:start w:val="1"/>
+      <w:numFmt w:val="decimal"/>
+      <w:lvlText w:val="%7."/>
+      <w:lvlJc w:val="left"/>
+      <w:pPr>
+        <w:tabs>
+          <w:tab w:val="num" w:pos="5040"/>
+        </w:tabs>
+        <w:ind w:left="5040" w:hanging="360"/>
+      </w:pPr>
+    </w:lvl>
+    <w:lvl w:ilvl="7" w:tentative="1">
+      <w:start w:val="1"/>
+      <w:numFmt w:val="decimal"/>
+      <w:lvlText w:val="%8."/>
+      <w:lvlJc w:val="left"/>
+      <w:pPr>
+        <w:tabs>
+          <w:tab w:val="num" w:pos="5760"/>
+        </w:tabs>
+        <w:ind w:left="5760" w:hanging="360"/>
+      </w:pPr>
+    </w:lvl>
+    <w:lvl w:ilvl="8" w:tentative="1">
+      <w:start w:val="1"/>
+      <w:numFmt w:val="decimal"/>
+      <w:lvlText w:val="%9."/>
+      <w:lvlJc w:val="left"/>
+      <w:pPr>
+        <w:tabs>
+          <w:tab w:val="num" w:pos="6480"/>
+        </w:tabs>
+        <w:ind w:left="6480" w:hanging="360"/>
+      </w:pPr>
+    </w:lvl>
+  </w:abstractNum>
+  <w:abstractNum w:abstractNumId="16" w15:restartNumberingAfterBreak="0">
+    <w:nsid w:val="464C26EC"/>
+    <w:multiLevelType w:val="multilevel"/>
+    <w:tmpl w:val="D8C21CBC"/>
+    <w:lvl w:ilvl="0">
+      <w:start w:val="1"/>
+      <w:numFmt w:val="bullet"/>
+      <w:lvlText w:val=""/>
+      <w:lvlJc w:val="left"/>
+      <w:pPr>
+        <w:tabs>
+          <w:tab w:val="num" w:pos="720"/>
+        </w:tabs>
+        <w:ind w:left="720" w:hanging="360"/>
+      </w:pPr>
+      <w:rPr>
+        <w:rFonts w:ascii="Symbol" w:hAnsi="Symbol" w:hint="default"/>
+        <w:sz w:val="20"/>
+      </w:rPr>
+    </w:lvl>
+    <w:lvl w:ilvl="1" w:tentative="1">
+      <w:start w:val="1"/>
+      <w:numFmt w:val="bullet"/>
+      <w:lvlText w:val="o"/>
+      <w:lvlJc w:val="left"/>
+      <w:pPr>
+        <w:tabs>
+          <w:tab w:val="num" w:pos="1440"/>
+        </w:tabs>
+        <w:ind w:left="1440" w:hanging="360"/>
+      </w:pPr>
+      <w:rPr>
+        <w:rFonts w:ascii="Courier New" w:hAnsi="Courier New" w:hint="default"/>
+        <w:sz w:val="20"/>
+      </w:rPr>
+    </w:lvl>
+    <w:lvl w:ilvl="2" w:tentative="1">
+      <w:start w:val="1"/>
+      <w:numFmt w:val="bullet"/>
+      <w:lvlText w:val=""/>
+      <w:lvlJc w:val="left"/>
+      <w:pPr>
+        <w:tabs>
+          <w:tab w:val="num" w:pos="2160"/>
+        </w:tabs>
+        <w:ind w:left="2160" w:hanging="360"/>
+      </w:pPr>
+      <w:rPr>
+        <w:rFonts w:ascii="Wingdings" w:hAnsi="Wingdings" w:hint="default"/>
+        <w:sz w:val="20"/>
+      </w:rPr>
+    </w:lvl>
+    <w:lvl w:ilvl="3" w:tentative="1">
+      <w:start w:val="1"/>
+      <w:numFmt w:val="bullet"/>
+      <w:lvlText w:val=""/>
+      <w:lvlJc w:val="left"/>
+      <w:pPr>
+        <w:tabs>
+          <w:tab w:val="num" w:pos="2880"/>
+        </w:tabs>
+        <w:ind w:left="2880" w:hanging="360"/>
+      </w:pPr>
+      <w:rPr>
+        <w:rFonts w:ascii="Wingdings" w:hAnsi="Wingdings" w:hint="default"/>
+        <w:sz w:val="20"/>
+      </w:rPr>
+    </w:lvl>
+    <w:lvl w:ilvl="4" w:tentative="1">
+      <w:start w:val="1"/>
+      <w:numFmt w:val="bullet"/>
+      <w:lvlText w:val=""/>
+      <w:lvlJc w:val="left"/>
+      <w:pPr>
+        <w:tabs>
+          <w:tab w:val="num" w:pos="3600"/>
+        </w:tabs>
+        <w:ind w:left="3600" w:hanging="360"/>
+      </w:pPr>
+      <w:rPr>
+        <w:rFonts w:ascii="Wingdings" w:hAnsi="Wingdings" w:hint="default"/>
+        <w:sz w:val="20"/>
+      </w:rPr>
+    </w:lvl>
+    <w:lvl w:ilvl="5" w:tentative="1">
+      <w:start w:val="1"/>
+      <w:numFmt w:val="bullet"/>
+      <w:lvlText w:val=""/>
+      <w:lvlJc w:val="left"/>
+      <w:pPr>
+        <w:tabs>
+          <w:tab w:val="num" w:pos="4320"/>
+        </w:tabs>
+        <w:ind w:left="4320" w:hanging="360"/>
+      </w:pPr>
+      <w:rPr>
+        <w:rFonts w:ascii="Wingdings" w:hAnsi="Wingdings" w:hint="default"/>
+        <w:sz w:val="20"/>
+      </w:rPr>
+    </w:lvl>
+    <w:lvl w:ilvl="6" w:tentative="1">
+      <w:start w:val="1"/>
+      <w:numFmt w:val="bullet"/>
+      <w:lvlText w:val=""/>
+      <w:lvlJc w:val="left"/>
+      <w:pPr>
+        <w:tabs>
+          <w:tab w:val="num" w:pos="5040"/>
+        </w:tabs>
+        <w:ind w:left="5040" w:hanging="360"/>
+      </w:pPr>
+      <w:rPr>
+        <w:rFonts w:ascii="Wingdings" w:hAnsi="Wingdings" w:hint="default"/>
+        <w:sz w:val="20"/>
+      </w:rPr>
+    </w:lvl>
+    <w:lvl w:ilvl="7" w:tentative="1">
+      <w:start w:val="1"/>
+      <w:numFmt w:val="bullet"/>
+      <w:lvlText w:val=""/>
+      <w:lvlJc w:val="left"/>
+      <w:pPr>
+        <w:tabs>
+          <w:tab w:val="num" w:pos="5760"/>
+        </w:tabs>
+        <w:ind w:left="5760" w:hanging="360"/>
+      </w:pPr>
+      <w:rPr>
+        <w:rFonts w:ascii="Wingdings" w:hAnsi="Wingdings" w:hint="default"/>
+        <w:sz w:val="20"/>
+      </w:rPr>
+    </w:lvl>
+    <w:lvl w:ilvl="8" w:tentative="1">
+      <w:start w:val="1"/>
+      <w:numFmt w:val="bullet"/>
+      <w:lvlText w:val=""/>
+      <w:lvlJc w:val="left"/>
+      <w:pPr>
+        <w:tabs>
+          <w:tab w:val="num" w:pos="6480"/>
+        </w:tabs>
+        <w:ind w:left="6480" w:hanging="360"/>
+      </w:pPr>
+      <w:rPr>
+        <w:rFonts w:ascii="Wingdings" w:hAnsi="Wingdings" w:hint="default"/>
+        <w:sz w:val="20"/>
+      </w:rPr>
+    </w:lvl>
+  </w:abstractNum>
+  <w:abstractNum w:abstractNumId="17" w15:restartNumberingAfterBreak="0">
+    <w:nsid w:val="48552C3F"/>
+    <w:multiLevelType w:val="multilevel"/>
+    <w:tmpl w:val="60481ABA"/>
+    <w:lvl w:ilvl="0">
+      <w:start w:val="1"/>
+      <w:numFmt w:val="bullet"/>
+      <w:lvlText w:val=""/>
+      <w:lvlJc w:val="left"/>
+      <w:pPr>
+        <w:tabs>
+          <w:tab w:val="num" w:pos="720"/>
+        </w:tabs>
+        <w:ind w:left="720" w:hanging="360"/>
+      </w:pPr>
+      <w:rPr>
+        <w:rFonts w:ascii="Symbol" w:hAnsi="Symbol" w:hint="default"/>
+        <w:sz w:val="20"/>
+      </w:rPr>
+    </w:lvl>
+    <w:lvl w:ilvl="1" w:tentative="1">
+      <w:start w:val="1"/>
+      <w:numFmt w:val="bullet"/>
+      <w:lvlText w:val="o"/>
+      <w:lvlJc w:val="left"/>
+      <w:pPr>
+        <w:tabs>
+          <w:tab w:val="num" w:pos="1440"/>
+        </w:tabs>
+        <w:ind w:left="1440" w:hanging="360"/>
+      </w:pPr>
+      <w:rPr>
+        <w:rFonts w:ascii="Courier New" w:hAnsi="Courier New" w:hint="default"/>
+        <w:sz w:val="20"/>
+      </w:rPr>
+    </w:lvl>
+    <w:lvl w:ilvl="2" w:tentative="1">
+      <w:start w:val="1"/>
+      <w:numFmt w:val="bullet"/>
+      <w:lvlText w:val=""/>
+      <w:lvlJc w:val="left"/>
+      <w:pPr>
+        <w:tabs>
+          <w:tab w:val="num" w:pos="2160"/>
+        </w:tabs>
+        <w:ind w:left="2160" w:hanging="360"/>
+      </w:pPr>
+      <w:rPr>
+        <w:rFonts w:ascii="Wingdings" w:hAnsi="Wingdings" w:hint="default"/>
+        <w:sz w:val="20"/>
+      </w:rPr>
+    </w:lvl>
+    <w:lvl w:ilvl="3" w:tentative="1">
+      <w:start w:val="1"/>
+      <w:numFmt w:val="bullet"/>
+      <w:lvlText w:val=""/>
+      <w:lvlJc w:val="left"/>
+      <w:pPr>
+        <w:tabs>
+          <w:tab w:val="num" w:pos="2880"/>
+        </w:tabs>
+        <w:ind w:left="2880" w:hanging="360"/>
+      </w:pPr>
+      <w:rPr>
+        <w:rFonts w:ascii="Wingdings" w:hAnsi="Wingdings" w:hint="default"/>
+        <w:sz w:val="20"/>
+      </w:rPr>
+    </w:lvl>
+    <w:lvl w:ilvl="4" w:tentative="1">
+      <w:start w:val="1"/>
+      <w:numFmt w:val="bullet"/>
+      <w:lvlText w:val=""/>
+      <w:lvlJc w:val="left"/>
+      <w:pPr>
+        <w:tabs>
+          <w:tab w:val="num" w:pos="3600"/>
+        </w:tabs>
+        <w:ind w:left="3600" w:hanging="360"/>
+      </w:pPr>
+      <w:rPr>
+        <w:rFonts w:ascii="Wingdings" w:hAnsi="Wingdings" w:hint="default"/>
+        <w:sz w:val="20"/>
+      </w:rPr>
+    </w:lvl>
+    <w:lvl w:ilvl="5" w:tentative="1">
+      <w:start w:val="1"/>
+      <w:numFmt w:val="bullet"/>
+      <w:lvlText w:val=""/>
+      <w:lvlJc w:val="left"/>
+      <w:pPr>
+        <w:tabs>
+          <w:tab w:val="num" w:pos="4320"/>
+        </w:tabs>
+        <w:ind w:left="4320" w:hanging="360"/>
+      </w:pPr>
+      <w:rPr>
+        <w:rFonts w:ascii="Wingdings" w:hAnsi="Wingdings" w:hint="default"/>
+        <w:sz w:val="20"/>
+      </w:rPr>
+    </w:lvl>
+    <w:lvl w:ilvl="6" w:tentative="1">
+      <w:start w:val="1"/>
+      <w:numFmt w:val="bullet"/>
+      <w:lvlText w:val=""/>
+      <w:lvlJc w:val="left"/>
+      <w:pPr>
+        <w:tabs>
+          <w:tab w:val="num" w:pos="5040"/>
+        </w:tabs>
+        <w:ind w:left="5040" w:hanging="360"/>
+      </w:pPr>
+      <w:rPr>
+        <w:rFonts w:ascii="Wingdings" w:hAnsi="Wingdings" w:hint="default"/>
+        <w:sz w:val="20"/>
+      </w:rPr>
+    </w:lvl>
+    <w:lvl w:ilvl="7" w:tentative="1">
+      <w:start w:val="1"/>
+      <w:numFmt w:val="bullet"/>
+      <w:lvlText w:val=""/>
+      <w:lvlJc w:val="left"/>
+      <w:pPr>
+        <w:tabs>
+          <w:tab w:val="num" w:pos="5760"/>
+        </w:tabs>
+        <w:ind w:left="5760" w:hanging="360"/>
+      </w:pPr>
+      <w:rPr>
+        <w:rFonts w:ascii="Wingdings" w:hAnsi="Wingdings" w:hint="default"/>
+        <w:sz w:val="20"/>
+      </w:rPr>
+    </w:lvl>
+    <w:lvl w:ilvl="8" w:tentative="1">
+      <w:start w:val="1"/>
+      <w:numFmt w:val="bullet"/>
+      <w:lvlText w:val=""/>
+      <w:lvlJc w:val="left"/>
+      <w:pPr>
+        <w:tabs>
+          <w:tab w:val="num" w:pos="6480"/>
+        </w:tabs>
+        <w:ind w:left="6480" w:hanging="360"/>
+      </w:pPr>
+      <w:rPr>
+        <w:rFonts w:ascii="Wingdings" w:hAnsi="Wingdings" w:hint="default"/>
+        <w:sz w:val="20"/>
+      </w:rPr>
+    </w:lvl>
+  </w:abstractNum>
+  <w:abstractNum w:abstractNumId="18" w15:restartNumberingAfterBreak="0">
+    <w:nsid w:val="49297804"/>
+    <w:multiLevelType w:val="multilevel"/>
+    <w:tmpl w:val="1DE07D70"/>
+    <w:lvl w:ilvl="0">
+      <w:start w:val="1"/>
+      <w:numFmt w:val="decimal"/>
+      <w:lvlText w:val="%1."/>
+      <w:lvlJc w:val="left"/>
+      <w:pPr>
+        <w:tabs>
+          <w:tab w:val="num" w:pos="720"/>
+        </w:tabs>
+        <w:ind w:left="720" w:hanging="360"/>
+      </w:pPr>
+    </w:lvl>
+    <w:lvl w:ilvl="1" w:tentative="1">
+      <w:start w:val="1"/>
+      <w:numFmt w:val="decimal"/>
+      <w:lvlText w:val="%2."/>
+      <w:lvlJc w:val="left"/>
+      <w:pPr>
+        <w:tabs>
+          <w:tab w:val="num" w:pos="1440"/>
+        </w:tabs>
+        <w:ind w:left="1440" w:hanging="360"/>
+      </w:pPr>
+    </w:lvl>
+    <w:lvl w:ilvl="2" w:tentative="1">
+      <w:start w:val="1"/>
+      <w:numFmt w:val="decimal"/>
+      <w:lvlText w:val="%3."/>
+      <w:lvlJc w:val="left"/>
+      <w:pPr>
+        <w:tabs>
+          <w:tab w:val="num" w:pos="2160"/>
+        </w:tabs>
+        <w:ind w:left="2160" w:hanging="360"/>
+      </w:pPr>
+    </w:lvl>
+    <w:lvl w:ilvl="3" w:tentative="1">
+      <w:start w:val="1"/>
+      <w:numFmt w:val="decimal"/>
+      <w:lvlText w:val="%4."/>
+      <w:lvlJc w:val="left"/>
+      <w:pPr>
+        <w:tabs>
+          <w:tab w:val="num" w:pos="2880"/>
+        </w:tabs>
+        <w:ind w:left="2880" w:hanging="360"/>
+      </w:pPr>
+    </w:lvl>
+    <w:lvl w:ilvl="4" w:tentative="1">
+      <w:start w:val="1"/>
+      <w:numFmt w:val="decimal"/>
+      <w:lvlText w:val="%5."/>
+      <w:lvlJc w:val="left"/>
+      <w:pPr>
+        <w:tabs>
+          <w:tab w:val="num" w:pos="3600"/>
+        </w:tabs>
+        <w:ind w:left="3600" w:hanging="360"/>
+      </w:pPr>
+    </w:lvl>
+    <w:lvl w:ilvl="5" w:tentative="1">
+      <w:start w:val="1"/>
+      <w:numFmt w:val="decimal"/>
+      <w:lvlText w:val="%6."/>
+      <w:lvlJc w:val="left"/>
+      <w:pPr>
+        <w:tabs>
+          <w:tab w:val="num" w:pos="4320"/>
+        </w:tabs>
+        <w:ind w:left="4320" w:hanging="360"/>
+      </w:pPr>
+    </w:lvl>
+    <w:lvl w:ilvl="6" w:tentative="1">
+      <w:start w:val="1"/>
+      <w:numFmt w:val="decimal"/>
+      <w:lvlText w:val="%7."/>
+      <w:lvlJc w:val="left"/>
+      <w:pPr>
+        <w:tabs>
+          <w:tab w:val="num" w:pos="5040"/>
+        </w:tabs>
+        <w:ind w:left="5040" w:hanging="360"/>
+      </w:pPr>
+    </w:lvl>
+    <w:lvl w:ilvl="7" w:tentative="1">
+      <w:start w:val="1"/>
+      <w:numFmt w:val="decimal"/>
+      <w:lvlText w:val="%8."/>
+      <w:lvlJc w:val="left"/>
+      <w:pPr>
+        <w:tabs>
+          <w:tab w:val="num" w:pos="5760"/>
+        </w:tabs>
+        <w:ind w:left="5760" w:hanging="360"/>
+      </w:pPr>
+    </w:lvl>
+    <w:lvl w:ilvl="8" w:tentative="1">
+      <w:start w:val="1"/>
+      <w:numFmt w:val="decimal"/>
+      <w:lvlText w:val="%9."/>
+      <w:lvlJc w:val="left"/>
+      <w:pPr>
+        <w:tabs>
+          <w:tab w:val="num" w:pos="6480"/>
+        </w:tabs>
+        <w:ind w:left="6480" w:hanging="360"/>
+      </w:pPr>
+    </w:lvl>
+  </w:abstractNum>
+  <w:abstractNum w:abstractNumId="19" w15:restartNumberingAfterBreak="0">
+    <w:nsid w:val="531B683F"/>
+    <w:multiLevelType w:val="multilevel"/>
+    <w:tmpl w:val="23F4A20C"/>
+    <w:lvl w:ilvl="0">
+      <w:start w:val="1"/>
+      <w:numFmt w:val="bullet"/>
+      <w:lvlText w:val=""/>
+      <w:lvlJc w:val="left"/>
+      <w:pPr>
+        <w:tabs>
+          <w:tab w:val="num" w:pos="720"/>
+        </w:tabs>
+        <w:ind w:left="720" w:hanging="360"/>
+      </w:pPr>
+      <w:rPr>
+        <w:rFonts w:ascii="Symbol" w:hAnsi="Symbol" w:hint="default"/>
+        <w:sz w:val="20"/>
+      </w:rPr>
+    </w:lvl>
+    <w:lvl w:ilvl="1" w:tentative="1">
+      <w:start w:val="1"/>
+      <w:numFmt w:val="bullet"/>
+      <w:lvlText w:val="o"/>
+      <w:lvlJc w:val="left"/>
+      <w:pPr>
+        <w:tabs>
+          <w:tab w:val="num" w:pos="1440"/>
+        </w:tabs>
+        <w:ind w:left="1440" w:hanging="360"/>
+      </w:pPr>
+      <w:rPr>
+        <w:rFonts w:ascii="Courier New" w:hAnsi="Courier New" w:hint="default"/>
+        <w:sz w:val="20"/>
+      </w:rPr>
+    </w:lvl>
+    <w:lvl w:ilvl="2" w:tentative="1">
+      <w:start w:val="1"/>
+      <w:numFmt w:val="bullet"/>
+      <w:lvlText w:val=""/>
+      <w:lvlJc w:val="left"/>
+      <w:pPr>
+        <w:tabs>
+          <w:tab w:val="num" w:pos="2160"/>
+        </w:tabs>
+        <w:ind w:left="2160" w:hanging="360"/>
+      </w:pPr>
+      <w:rPr>
+        <w:rFonts w:ascii="Wingdings" w:hAnsi="Wingdings" w:hint="default"/>
+        <w:sz w:val="20"/>
+      </w:rPr>
+    </w:lvl>
+    <w:lvl w:ilvl="3" w:tentative="1">
+      <w:start w:val="1"/>
+      <w:numFmt w:val="bullet"/>
+      <w:lvlText w:val=""/>
+      <w:lvlJc w:val="left"/>
+      <w:pPr>
+        <w:tabs>
+          <w:tab w:val="num" w:pos="2880"/>
+        </w:tabs>
+        <w:ind w:left="2880" w:hanging="360"/>
+      </w:pPr>
+      <w:rPr>
+        <w:rFonts w:ascii="Wingdings" w:hAnsi="Wingdings" w:hint="default"/>
+        <w:sz w:val="20"/>
+      </w:rPr>
+    </w:lvl>
+    <w:lvl w:ilvl="4" w:tentative="1">
+      <w:start w:val="1"/>
+      <w:numFmt w:val="bullet"/>
+      <w:lvlText w:val=""/>
+      <w:lvlJc w:val="left"/>
+      <w:pPr>
+        <w:tabs>
+          <w:tab w:val="num" w:pos="3600"/>
+        </w:tabs>
+        <w:ind w:left="3600" w:hanging="360"/>
+      </w:pPr>
+      <w:rPr>
+        <w:rFonts w:ascii="Wingdings" w:hAnsi="Wingdings" w:hint="default"/>
+        <w:sz w:val="20"/>
+      </w:rPr>
+    </w:lvl>
+    <w:lvl w:ilvl="5" w:tentative="1">
+      <w:start w:val="1"/>
+      <w:numFmt w:val="bullet"/>
+      <w:lvlText w:val=""/>
+      <w:lvlJc w:val="left"/>
+      <w:pPr>
+        <w:tabs>
+          <w:tab w:val="num" w:pos="4320"/>
+        </w:tabs>
+        <w:ind w:left="4320" w:hanging="360"/>
+      </w:pPr>
+      <w:rPr>
+        <w:rFonts w:ascii="Wingdings" w:hAnsi="Wingdings" w:hint="default"/>
+        <w:sz w:val="20"/>
+      </w:rPr>
+    </w:lvl>
+    <w:lvl w:ilvl="6" w:tentative="1">
+      <w:start w:val="1"/>
+      <w:numFmt w:val="bullet"/>
+      <w:lvlText w:val=""/>
+      <w:lvlJc w:val="left"/>
+      <w:pPr>
+        <w:tabs>
+          <w:tab w:val="num" w:pos="5040"/>
+        </w:tabs>
+        <w:ind w:left="5040" w:hanging="360"/>
+      </w:pPr>
+      <w:rPr>
+        <w:rFonts w:ascii="Wingdings" w:hAnsi="Wingdings" w:hint="default"/>
+        <w:sz w:val="20"/>
+      </w:rPr>
+    </w:lvl>
+    <w:lvl w:ilvl="7" w:tentative="1">
+      <w:start w:val="1"/>
+      <w:numFmt w:val="bullet"/>
+      <w:lvlText w:val=""/>
+      <w:lvlJc w:val="left"/>
+      <w:pPr>
+        <w:tabs>
+          <w:tab w:val="num" w:pos="5760"/>
+        </w:tabs>
+        <w:ind w:left="5760" w:hanging="360"/>
+      </w:pPr>
+      <w:rPr>
+        <w:rFonts w:ascii="Wingdings" w:hAnsi="Wingdings" w:hint="default"/>
+        <w:sz w:val="20"/>
+      </w:rPr>
+    </w:lvl>
+    <w:lvl w:ilvl="8" w:tentative="1">
+      <w:start w:val="1"/>
+      <w:numFmt w:val="bullet"/>
+      <w:lvlText w:val=""/>
+      <w:lvlJc w:val="left"/>
+      <w:pPr>
+        <w:tabs>
+          <w:tab w:val="num" w:pos="6480"/>
+        </w:tabs>
+        <w:ind w:left="6480" w:hanging="360"/>
+      </w:pPr>
+      <w:rPr>
+        <w:rFonts w:ascii="Wingdings" w:hAnsi="Wingdings" w:hint="default"/>
+        <w:sz w:val="20"/>
+      </w:rPr>
+    </w:lvl>
+  </w:abstractNum>
+  <w:abstractNum w:abstractNumId="20" w15:restartNumberingAfterBreak="0">
+    <w:nsid w:val="5A541DA2"/>
+    <w:multiLevelType w:val="multilevel"/>
+    <w:tmpl w:val="19AE6B04"/>
+    <w:lvl w:ilvl="0">
+      <w:start w:val="1"/>
+      <w:numFmt w:val="bullet"/>
+      <w:lvlText w:val=""/>
+      <w:lvlJc w:val="left"/>
+      <w:pPr>
+        <w:tabs>
+          <w:tab w:val="num" w:pos="720"/>
+        </w:tabs>
+        <w:ind w:left="720" w:hanging="360"/>
+      </w:pPr>
+      <w:rPr>
+        <w:rFonts w:ascii="Symbol" w:hAnsi="Symbol" w:hint="default"/>
+        <w:sz w:val="20"/>
+      </w:rPr>
+    </w:lvl>
+    <w:lvl w:ilvl="1" w:tentative="1">
+      <w:start w:val="1"/>
+      <w:numFmt w:val="bullet"/>
+      <w:lvlText w:val="o"/>
+      <w:lvlJc w:val="left"/>
+      <w:pPr>
+        <w:tabs>
+          <w:tab w:val="num" w:pos="1440"/>
+        </w:tabs>
+        <w:ind w:left="1440" w:hanging="360"/>
+      </w:pPr>
+      <w:rPr>
+        <w:rFonts w:ascii="Courier New" w:hAnsi="Courier New" w:hint="default"/>
+        <w:sz w:val="20"/>
+      </w:rPr>
+    </w:lvl>
+    <w:lvl w:ilvl="2" w:tentative="1">
+      <w:start w:val="1"/>
+      <w:numFmt w:val="bullet"/>
+      <w:lvlText w:val=""/>
+      <w:lvlJc w:val="left"/>
+      <w:pPr>
+        <w:tabs>
+          <w:tab w:val="num" w:pos="2160"/>
+        </w:tabs>
+        <w:ind w:left="2160" w:hanging="360"/>
+      </w:pPr>
+      <w:rPr>
+        <w:rFonts w:ascii="Wingdings" w:hAnsi="Wingdings" w:hint="default"/>
+        <w:sz w:val="20"/>
+      </w:rPr>
+    </w:lvl>
+    <w:lvl w:ilvl="3" w:tentative="1">
+      <w:start w:val="1"/>
+      <w:numFmt w:val="bullet"/>
+      <w:lvlText w:val=""/>
+      <w:lvlJc w:val="left"/>
+      <w:pPr>
+        <w:tabs>
+          <w:tab w:val="num" w:pos="2880"/>
+        </w:tabs>
+        <w:ind w:left="2880" w:hanging="360"/>
+      </w:pPr>
+      <w:rPr>
+        <w:rFonts w:ascii="Wingdings" w:hAnsi="Wingdings" w:hint="default"/>
+        <w:sz w:val="20"/>
+      </w:rPr>
+    </w:lvl>
+    <w:lvl w:ilvl="4" w:tentative="1">
+      <w:start w:val="1"/>
+      <w:numFmt w:val="bullet"/>
+      <w:lvlText w:val=""/>
+      <w:lvlJc w:val="left"/>
+      <w:pPr>
+        <w:tabs>
+          <w:tab w:val="num" w:pos="3600"/>
+        </w:tabs>
+        <w:ind w:left="3600" w:hanging="360"/>
+      </w:pPr>
+      <w:rPr>
+        <w:rFonts w:ascii="Wingdings" w:hAnsi="Wingdings" w:hint="default"/>
+        <w:sz w:val="20"/>
+      </w:rPr>
+    </w:lvl>
+    <w:lvl w:ilvl="5" w:tentative="1">
+      <w:start w:val="1"/>
+      <w:numFmt w:val="bullet"/>
+      <w:lvlText w:val=""/>
+      <w:lvlJc w:val="left"/>
+      <w:pPr>
+        <w:tabs>
+          <w:tab w:val="num" w:pos="4320"/>
+        </w:tabs>
+        <w:ind w:left="4320" w:hanging="360"/>
+      </w:pPr>
+      <w:rPr>
+        <w:rFonts w:ascii="Wingdings" w:hAnsi="Wingdings" w:hint="default"/>
+        <w:sz w:val="20"/>
+      </w:rPr>
+    </w:lvl>
+    <w:lvl w:ilvl="6" w:tentative="1">
+      <w:start w:val="1"/>
+      <w:numFmt w:val="bullet"/>
+      <w:lvlText w:val=""/>
+      <w:lvlJc w:val="left"/>
+      <w:pPr>
+        <w:tabs>
+          <w:tab w:val="num" w:pos="5040"/>
+        </w:tabs>
+        <w:ind w:left="5040" w:hanging="360"/>
+      </w:pPr>
+      <w:rPr>
+        <w:rFonts w:ascii="Wingdings" w:hAnsi="Wingdings" w:hint="default"/>
+        <w:sz w:val="20"/>
+      </w:rPr>
+    </w:lvl>
+    <w:lvl w:ilvl="7" w:tentative="1">
+      <w:start w:val="1"/>
+      <w:numFmt w:val="bullet"/>
+      <w:lvlText w:val=""/>
+      <w:lvlJc w:val="left"/>
+      <w:pPr>
+        <w:tabs>
+          <w:tab w:val="num" w:pos="5760"/>
+        </w:tabs>
+        <w:ind w:left="5760" w:hanging="360"/>
+      </w:pPr>
+      <w:rPr>
+        <w:rFonts w:ascii="Wingdings" w:hAnsi="Wingdings" w:hint="default"/>
+        <w:sz w:val="20"/>
+      </w:rPr>
+    </w:lvl>
+    <w:lvl w:ilvl="8" w:tentative="1">
+      <w:start w:val="1"/>
+      <w:numFmt w:val="bullet"/>
+      <w:lvlText w:val=""/>
+      <w:lvlJc w:val="left"/>
+      <w:pPr>
+        <w:tabs>
+          <w:tab w:val="num" w:pos="6480"/>
+        </w:tabs>
+        <w:ind w:left="6480" w:hanging="360"/>
+      </w:pPr>
+      <w:rPr>
+        <w:rFonts w:ascii="Wingdings" w:hAnsi="Wingdings" w:hint="default"/>
+        <w:sz w:val="20"/>
+      </w:rPr>
+    </w:lvl>
+  </w:abstractNum>
+  <w:abstractNum w:abstractNumId="21" w15:restartNumberingAfterBreak="0">
+    <w:nsid w:val="5F3E05D2"/>
+    <w:multiLevelType w:val="multilevel"/>
+    <w:tmpl w:val="E68E81BC"/>
+    <w:lvl w:ilvl="0">
+      <w:start w:val="1"/>
+      <w:numFmt w:val="decimal"/>
+      <w:lvlText w:val="%1."/>
+      <w:lvlJc w:val="left"/>
+      <w:pPr>
+        <w:tabs>
+          <w:tab w:val="num" w:pos="720"/>
+        </w:tabs>
+        <w:ind w:left="720" w:hanging="360"/>
+      </w:pPr>
+    </w:lvl>
+    <w:lvl w:ilvl="1" w:tentative="1">
+      <w:start w:val="1"/>
+      <w:numFmt w:val="decimal"/>
+      <w:lvlText w:val="%2."/>
+      <w:lvlJc w:val="left"/>
+      <w:pPr>
+        <w:tabs>
+          <w:tab w:val="num" w:pos="1440"/>
+        </w:tabs>
+        <w:ind w:left="1440" w:hanging="360"/>
+      </w:pPr>
+    </w:lvl>
+    <w:lvl w:ilvl="2" w:tentative="1">
+      <w:start w:val="1"/>
+      <w:numFmt w:val="decimal"/>
+      <w:lvlText w:val="%3."/>
+      <w:lvlJc w:val="left"/>
+      <w:pPr>
+        <w:tabs>
+          <w:tab w:val="num" w:pos="2160"/>
+        </w:tabs>
+        <w:ind w:left="2160" w:hanging="360"/>
+      </w:pPr>
+    </w:lvl>
+    <w:lvl w:ilvl="3" w:tentative="1">
+      <w:start w:val="1"/>
+      <w:numFmt w:val="decimal"/>
+      <w:lvlText w:val="%4."/>
+      <w:lvlJc w:val="left"/>
+      <w:pPr>
+        <w:tabs>
+          <w:tab w:val="num" w:pos="2880"/>
+        </w:tabs>
+        <w:ind w:left="2880" w:hanging="360"/>
+      </w:pPr>
+    </w:lvl>
+    <w:lvl w:ilvl="4" w:tentative="1">
+      <w:start w:val="1"/>
+      <w:numFmt w:val="decimal"/>
+      <w:lvlText w:val="%5."/>
+      <w:lvlJc w:val="left"/>
+      <w:pPr>
+        <w:tabs>
+          <w:tab w:val="num" w:pos="3600"/>
+        </w:tabs>
+        <w:ind w:left="3600" w:hanging="360"/>
+      </w:pPr>
+    </w:lvl>
+    <w:lvl w:ilvl="5" w:tentative="1">
+      <w:start w:val="1"/>
+      <w:numFmt w:val="decimal"/>
+      <w:lvlText w:val="%6."/>
+      <w:lvlJc w:val="left"/>
+      <w:pPr>
+        <w:tabs>
+          <w:tab w:val="num" w:pos="4320"/>
+        </w:tabs>
+        <w:ind w:left="4320" w:hanging="360"/>
+      </w:pPr>
+    </w:lvl>
+    <w:lvl w:ilvl="6" w:tentative="1">
+      <w:start w:val="1"/>
+      <w:numFmt w:val="decimal"/>
+      <w:lvlText w:val="%7."/>
+      <w:lvlJc w:val="left"/>
+      <w:pPr>
+        <w:tabs>
+          <w:tab w:val="num" w:pos="5040"/>
+        </w:tabs>
+        <w:ind w:left="5040" w:hanging="360"/>
+      </w:pPr>
+    </w:lvl>
+    <w:lvl w:ilvl="7" w:tentative="1">
+      <w:start w:val="1"/>
+      <w:numFmt w:val="decimal"/>
+      <w:lvlText w:val="%8."/>
+      <w:lvlJc w:val="left"/>
+      <w:pPr>
+        <w:tabs>
+          <w:tab w:val="num" w:pos="5760"/>
+        </w:tabs>
+        <w:ind w:left="5760" w:hanging="360"/>
+      </w:pPr>
+    </w:lvl>
+    <w:lvl w:ilvl="8" w:tentative="1">
+      <w:start w:val="1"/>
+      <w:numFmt w:val="decimal"/>
+      <w:lvlText w:val="%9."/>
+      <w:lvlJc w:val="left"/>
+      <w:pPr>
+        <w:tabs>
+          <w:tab w:val="num" w:pos="6480"/>
+        </w:tabs>
+        <w:ind w:left="6480" w:hanging="360"/>
+      </w:pPr>
+    </w:lvl>
+  </w:abstractNum>
+  <w:abstractNum w:abstractNumId="22" w15:restartNumberingAfterBreak="0">
+    <w:nsid w:val="60CD6D8B"/>
+    <w:multiLevelType w:val="multilevel"/>
+    <w:tmpl w:val="8220A430"/>
+    <w:lvl w:ilvl="0">
+      <w:start w:val="1"/>
+      <w:numFmt w:val="bullet"/>
+      <w:lvlText w:val=""/>
+      <w:lvlJc w:val="left"/>
+      <w:pPr>
+        <w:tabs>
+          <w:tab w:val="num" w:pos="720"/>
+        </w:tabs>
+        <w:ind w:left="720" w:hanging="360"/>
+      </w:pPr>
+      <w:rPr>
+        <w:rFonts w:ascii="Symbol" w:hAnsi="Symbol" w:hint="default"/>
+        <w:sz w:val="20"/>
+      </w:rPr>
+    </w:lvl>
+    <w:lvl w:ilvl="1" w:tentative="1">
+      <w:start w:val="1"/>
+      <w:numFmt w:val="bullet"/>
+      <w:lvlText w:val="o"/>
+      <w:lvlJc w:val="left"/>
+      <w:pPr>
+        <w:tabs>
+          <w:tab w:val="num" w:pos="1440"/>
+        </w:tabs>
+        <w:ind w:left="1440" w:hanging="360"/>
+      </w:pPr>
+      <w:rPr>
+        <w:rFonts w:ascii="Courier New" w:hAnsi="Courier New" w:hint="default"/>
+        <w:sz w:val="20"/>
+      </w:rPr>
+    </w:lvl>
+    <w:lvl w:ilvl="2" w:tentative="1">
+      <w:start w:val="1"/>
+      <w:numFmt w:val="bullet"/>
+      <w:lvlText w:val=""/>
+      <w:lvlJc w:val="left"/>
+      <w:pPr>
+        <w:tabs>
+          <w:tab w:val="num" w:pos="2160"/>
+        </w:tabs>
+        <w:ind w:left="2160" w:hanging="360"/>
+      </w:pPr>
+      <w:rPr>
+        <w:rFonts w:ascii="Wingdings" w:hAnsi="Wingdings" w:hint="default"/>
+        <w:sz w:val="20"/>
+      </w:rPr>
+    </w:lvl>
+    <w:lvl w:ilvl="3" w:tentative="1">
+      <w:start w:val="1"/>
+      <w:numFmt w:val="bullet"/>
+      <w:lvlText w:val=""/>
+      <w:lvlJc w:val="left"/>
+      <w:pPr>
+        <w:tabs>
+          <w:tab w:val="num" w:pos="2880"/>
+        </w:tabs>
+        <w:ind w:left="2880" w:hanging="360"/>
+      </w:pPr>
+      <w:rPr>
+        <w:rFonts w:ascii="Wingdings" w:hAnsi="Wingdings" w:hint="default"/>
+        <w:sz w:val="20"/>
+      </w:rPr>
+    </w:lvl>
+    <w:lvl w:ilvl="4" w:tentative="1">
+      <w:start w:val="1"/>
+      <w:numFmt w:val="bullet"/>
+      <w:lvlText w:val=""/>
+      <w:lvlJc w:val="left"/>
+      <w:pPr>
+        <w:tabs>
+          <w:tab w:val="num" w:pos="3600"/>
+        </w:tabs>
+        <w:ind w:left="3600" w:hanging="360"/>
+      </w:pPr>
+      <w:rPr>
+        <w:rFonts w:ascii="Wingdings" w:hAnsi="Wingdings" w:hint="default"/>
+        <w:sz w:val="20"/>
+      </w:rPr>
+    </w:lvl>
+    <w:lvl w:ilvl="5" w:tentative="1">
+      <w:start w:val="1"/>
+      <w:numFmt w:val="bullet"/>
+      <w:lvlText w:val=""/>
+      <w:lvlJc w:val="left"/>
+      <w:pPr>
+        <w:tabs>
+          <w:tab w:val="num" w:pos="4320"/>
+        </w:tabs>
+        <w:ind w:left="4320" w:hanging="360"/>
+      </w:pPr>
+      <w:rPr>
+        <w:rFonts w:ascii="Wingdings" w:hAnsi="Wingdings" w:hint="default"/>
+        <w:sz w:val="20"/>
+      </w:rPr>
+    </w:lvl>
+    <w:lvl w:ilvl="6" w:tentative="1">
+      <w:start w:val="1"/>
+      <w:numFmt w:val="bullet"/>
+      <w:lvlText w:val=""/>
+      <w:lvlJc w:val="left"/>
+      <w:pPr>
+        <w:tabs>
+          <w:tab w:val="num" w:pos="5040"/>
+        </w:tabs>
+        <w:ind w:left="5040" w:hanging="360"/>
+      </w:pPr>
+      <w:rPr>
+        <w:rFonts w:ascii="Wingdings" w:hAnsi="Wingdings" w:hint="default"/>
+        <w:sz w:val="20"/>
+      </w:rPr>
+    </w:lvl>
+    <w:lvl w:ilvl="7" w:tentative="1">
+      <w:start w:val="1"/>
+      <w:numFmt w:val="bullet"/>
+      <w:lvlText w:val=""/>
+      <w:lvlJc w:val="left"/>
+      <w:pPr>
+        <w:tabs>
+          <w:tab w:val="num" w:pos="5760"/>
+        </w:tabs>
+        <w:ind w:left="5760" w:hanging="360"/>
+      </w:pPr>
+      <w:rPr>
+        <w:rFonts w:ascii="Wingdings" w:hAnsi="Wingdings" w:hint="default"/>
+        <w:sz w:val="20"/>
+      </w:rPr>
+    </w:lvl>
+    <w:lvl w:ilvl="8" w:tentative="1">
+      <w:start w:val="1"/>
+      <w:numFmt w:val="bullet"/>
+      <w:lvlText w:val=""/>
+      <w:lvlJc w:val="left"/>
+      <w:pPr>
+        <w:tabs>
+          <w:tab w:val="num" w:pos="6480"/>
+        </w:tabs>
+        <w:ind w:left="6480" w:hanging="360"/>
+      </w:pPr>
+      <w:rPr>
+        <w:rFonts w:ascii="Wingdings" w:hAnsi="Wingdings" w:hint="default"/>
+        <w:sz w:val="20"/>
+      </w:rPr>
+    </w:lvl>
+  </w:abstractNum>
+  <w:abstractNum w:abstractNumId="23" w15:restartNumberingAfterBreak="0">
+    <w:nsid w:val="63AA42D6"/>
+    <w:multiLevelType w:val="multilevel"/>
+    <w:tmpl w:val="0F022E2C"/>
+    <w:lvl w:ilvl="0">
+      <w:start w:val="1"/>
+      <w:numFmt w:val="decimal"/>
+      <w:lvlText w:val="%1."/>
+      <w:lvlJc w:val="left"/>
+      <w:pPr>
+        <w:tabs>
+          <w:tab w:val="num" w:pos="720"/>
+        </w:tabs>
+        <w:ind w:left="720" w:hanging="360"/>
+      </w:pPr>
+    </w:lvl>
+    <w:lvl w:ilvl="1" w:tentative="1">
+      <w:start w:val="1"/>
+      <w:numFmt w:val="decimal"/>
+      <w:lvlText w:val="%2."/>
+      <w:lvlJc w:val="left"/>
+      <w:pPr>
+        <w:tabs>
+          <w:tab w:val="num" w:pos="1440"/>
+        </w:tabs>
+        <w:ind w:left="1440" w:hanging="360"/>
+      </w:pPr>
+    </w:lvl>
+    <w:lvl w:ilvl="2" w:tentative="1">
+      <w:start w:val="1"/>
+      <w:numFmt w:val="decimal"/>
+      <w:lvlText w:val="%3."/>
+      <w:lvlJc w:val="left"/>
+      <w:pPr>
+        <w:tabs>
+          <w:tab w:val="num" w:pos="2160"/>
+        </w:tabs>
+        <w:ind w:left="2160" w:hanging="360"/>
+      </w:pPr>
+    </w:lvl>
+    <w:lvl w:ilvl="3" w:tentative="1">
+      <w:start w:val="1"/>
+      <w:numFmt w:val="decimal"/>
+      <w:lvlText w:val="%4."/>
+      <w:lvlJc w:val="left"/>
+      <w:pPr>
+        <w:tabs>
+          <w:tab w:val="num" w:pos="2880"/>
+        </w:tabs>
+        <w:ind w:left="2880" w:hanging="360"/>
+      </w:pPr>
+    </w:lvl>
+    <w:lvl w:ilvl="4" w:tentative="1">
+      <w:start w:val="1"/>
+      <w:numFmt w:val="decimal"/>
+      <w:lvlText w:val="%5."/>
+      <w:lvlJc w:val="left"/>
+      <w:pPr>
+        <w:tabs>
+          <w:tab w:val="num" w:pos="3600"/>
+        </w:tabs>
+        <w:ind w:left="3600" w:hanging="360"/>
+      </w:pPr>
+    </w:lvl>
+    <w:lvl w:ilvl="5" w:tentative="1">
+      <w:start w:val="1"/>
+      <w:numFmt w:val="decimal"/>
+      <w:lvlText w:val="%6."/>
+      <w:lvlJc w:val="left"/>
+      <w:pPr>
+        <w:tabs>
+          <w:tab w:val="num" w:pos="4320"/>
+        </w:tabs>
+        <w:ind w:left="4320" w:hanging="360"/>
+      </w:pPr>
+    </w:lvl>
+    <w:lvl w:ilvl="6" w:tentative="1">
+      <w:start w:val="1"/>
+      <w:numFmt w:val="decimal"/>
+      <w:lvlText w:val="%7."/>
+      <w:lvlJc w:val="left"/>
+      <w:pPr>
+        <w:tabs>
+          <w:tab w:val="num" w:pos="5040"/>
+        </w:tabs>
+        <w:ind w:left="5040" w:hanging="360"/>
+      </w:pPr>
+    </w:lvl>
+    <w:lvl w:ilvl="7" w:tentative="1">
+      <w:start w:val="1"/>
+      <w:numFmt w:val="decimal"/>
+      <w:lvlText w:val="%8."/>
+      <w:lvlJc w:val="left"/>
+      <w:pPr>
+        <w:tabs>
+          <w:tab w:val="num" w:pos="5760"/>
+        </w:tabs>
+        <w:ind w:left="5760" w:hanging="360"/>
+      </w:pPr>
+    </w:lvl>
+    <w:lvl w:ilvl="8" w:tentative="1">
+      <w:start w:val="1"/>
+      <w:numFmt w:val="decimal"/>
+      <w:lvlText w:val="%9."/>
+      <w:lvlJc w:val="left"/>
+      <w:pPr>
+        <w:tabs>
+          <w:tab w:val="num" w:pos="6480"/>
+        </w:tabs>
+        <w:ind w:left="6480" w:hanging="360"/>
+      </w:pPr>
+    </w:lvl>
+  </w:abstractNum>
+  <w:abstractNum w:abstractNumId="24" w15:restartNumberingAfterBreak="0">
+    <w:nsid w:val="796A29AB"/>
+    <w:multiLevelType w:val="multilevel"/>
+    <w:tmpl w:val="596CF092"/>
+    <w:lvl w:ilvl="0">
+      <w:start w:val="1"/>
+      <w:numFmt w:val="decimal"/>
+      <w:lvlText w:val="%1."/>
+      <w:lvlJc w:val="left"/>
+      <w:pPr>
+        <w:tabs>
+          <w:tab w:val="num" w:pos="720"/>
+        </w:tabs>
+        <w:ind w:left="720" w:hanging="360"/>
+      </w:pPr>
+    </w:lvl>
+    <w:lvl w:ilvl="1" w:tentative="1">
+      <w:start w:val="1"/>
+      <w:numFmt w:val="decimal"/>
+      <w:lvlText w:val="%2."/>
+      <w:lvlJc w:val="left"/>
+      <w:pPr>
+        <w:tabs>
+          <w:tab w:val="num" w:pos="1440"/>
+        </w:tabs>
+        <w:ind w:left="1440" w:hanging="360"/>
+      </w:pPr>
+    </w:lvl>
+    <w:lvl w:ilvl="2" w:tentative="1">
+      <w:start w:val="1"/>
+      <w:numFmt w:val="decimal"/>
+      <w:lvlText w:val="%3."/>
+      <w:lvlJc w:val="left"/>
+      <w:pPr>
+        <w:tabs>
+          <w:tab w:val="num" w:pos="2160"/>
+        </w:tabs>
+        <w:ind w:left="2160" w:hanging="360"/>
+      </w:pPr>
+    </w:lvl>
+    <w:lvl w:ilvl="3" w:tentative="1">
+      <w:start w:val="1"/>
+      <w:numFmt w:val="decimal"/>
+      <w:lvlText w:val="%4."/>
+      <w:lvlJc w:val="left"/>
+      <w:pPr>
+        <w:tabs>
+          <w:tab w:val="num" w:pos="2880"/>
+        </w:tabs>
+        <w:ind w:left="2880" w:hanging="360"/>
+      </w:pPr>
+    </w:lvl>
+    <w:lvl w:ilvl="4" w:tentative="1">
+      <w:start w:val="1"/>
+      <w:numFmt w:val="decimal"/>
+      <w:lvlText w:val="%5."/>
+      <w:lvlJc w:val="left"/>
+      <w:pPr>
+        <w:tabs>
+          <w:tab w:val="num" w:pos="3600"/>
+        </w:tabs>
+        <w:ind w:left="3600" w:hanging="360"/>
+      </w:pPr>
+    </w:lvl>
+    <w:lvl w:ilvl="5" w:tentative="1">
+      <w:start w:val="1"/>
+      <w:numFmt w:val="decimal"/>
+      <w:lvlText w:val="%6."/>
+      <w:lvlJc w:val="left"/>
+      <w:pPr>
+        <w:tabs>
+          <w:tab w:val="num" w:pos="4320"/>
+        </w:tabs>
+        <w:ind w:left="4320" w:hanging="360"/>
+      </w:pPr>
+    </w:lvl>
+    <w:lvl w:ilvl="6" w:tentative="1">
+      <w:start w:val="1"/>
+      <w:numFmt w:val="decimal"/>
+      <w:lvlText w:val="%7."/>
+      <w:lvlJc w:val="left"/>
+      <w:pPr>
+        <w:tabs>
+          <w:tab w:val="num" w:pos="5040"/>
+        </w:tabs>
+        <w:ind w:left="5040" w:hanging="360"/>
+      </w:pPr>
+    </w:lvl>
+    <w:lvl w:ilvl="7" w:tentative="1">
+      <w:start w:val="1"/>
+      <w:numFmt w:val="decimal"/>
+      <w:lvlText w:val="%8."/>
+      <w:lvlJc w:val="left"/>
+      <w:pPr>
+        <w:tabs>
+          <w:tab w:val="num" w:pos="5760"/>
+        </w:tabs>
+        <w:ind w:left="5760" w:hanging="360"/>
+      </w:pPr>
+    </w:lvl>
+    <w:lvl w:ilvl="8" w:tentative="1">
+      <w:start w:val="1"/>
+      <w:numFmt w:val="decimal"/>
+      <w:lvlText w:val="%9."/>
+      <w:lvlJc w:val="left"/>
+      <w:pPr>
+        <w:tabs>
+          <w:tab w:val="num" w:pos="6480"/>
+        </w:tabs>
+        <w:ind w:left="6480" w:hanging="360"/>
+      </w:pPr>
+    </w:lvl>
+  </w:abstractNum>
+  <w:num w:numId="1" w16cid:durableId="1405252529">
+    <w:abstractNumId w:val="23"/>
+  </w:num>
+  <w:num w:numId="2" w16cid:durableId="250509220">
+    <w:abstractNumId w:val="8"/>
+  </w:num>
+  <w:num w:numId="3" w16cid:durableId="1077483489">
+    <w:abstractNumId w:val="3"/>
+  </w:num>
+  <w:num w:numId="4" w16cid:durableId="289750832">
+    <w:abstractNumId w:val="19"/>
+  </w:num>
+  <w:num w:numId="5" w16cid:durableId="1789079941">
+    <w:abstractNumId w:val="20"/>
+  </w:num>
+  <w:num w:numId="6" w16cid:durableId="1869177332">
+    <w:abstractNumId w:val="1"/>
+  </w:num>
+  <w:num w:numId="7" w16cid:durableId="685180918">
+    <w:abstractNumId w:val="7"/>
+  </w:num>
+  <w:num w:numId="8" w16cid:durableId="2131364193">
     <w:abstractNumId w:val="6"/>
   </w:num>
-  <w:num w:numId="2" w16cid:durableId="1999112739">
+  <w:num w:numId="9" w16cid:durableId="1775708038">
+    <w:abstractNumId w:val="0"/>
+  </w:num>
+  <w:num w:numId="10" w16cid:durableId="1391005308">
+    <w:abstractNumId w:val="2"/>
+  </w:num>
+  <w:num w:numId="11" w16cid:durableId="405500023">
+    <w:abstractNumId w:val="22"/>
+  </w:num>
+  <w:num w:numId="12" w16cid:durableId="1635863831">
+    <w:abstractNumId w:val="16"/>
+  </w:num>
+  <w:num w:numId="13" w16cid:durableId="1607882188">
+    <w:abstractNumId w:val="9"/>
+  </w:num>
+  <w:num w:numId="14" w16cid:durableId="910963713">
+    <w:abstractNumId w:val="11"/>
+  </w:num>
+  <w:num w:numId="15" w16cid:durableId="1738939714">
+    <w:abstractNumId w:val="18"/>
+  </w:num>
+  <w:num w:numId="16" w16cid:durableId="323316581">
+    <w:abstractNumId w:val="4"/>
+  </w:num>
+  <w:num w:numId="17" w16cid:durableId="745033981">
+    <w:abstractNumId w:val="14"/>
+  </w:num>
+  <w:num w:numId="18" w16cid:durableId="1500004803">
     <w:abstractNumId w:val="10"/>
   </w:num>
-  <w:num w:numId="3" w16cid:durableId="348996359">
-    <w:abstractNumId w:val="1"/>
-  </w:num>
-  <w:num w:numId="4" w16cid:durableId="1562714818">
-    <w:abstractNumId w:val="3"/>
-  </w:num>
-  <w:num w:numId="5" w16cid:durableId="1742360862">
-    <w:abstractNumId w:val="2"/>
-  </w:num>
-  <w:num w:numId="6" w16cid:durableId="1943756737">
-    <w:abstractNumId w:val="4"/>
-  </w:num>
-  <w:num w:numId="7" w16cid:durableId="1448350089">
+  <w:num w:numId="19" w16cid:durableId="1739353323">
     <w:abstractNumId w:val="5"/>
   </w:num>
-  <w:num w:numId="8" w16cid:durableId="67113763">
-    <w:abstractNumId w:val="8"/>
+  <w:num w:numId="20" w16cid:durableId="565410707">
+    <w:abstractNumId w:val="12"/>
   </w:num>
-  <w:num w:numId="9" w16cid:durableId="1681736453">
-    <w:abstractNumId w:val="7"/>
+  <w:num w:numId="21" w16cid:durableId="1528448109">
+    <w:abstractNumId w:val="24"/>
   </w:num>
-  <w:num w:numId="10" w16cid:durableId="160321686">
-    <w:abstractNumId w:val="11"/>
+  <w:num w:numId="22" w16cid:durableId="1826243987">
+    <w:abstractNumId w:val="15"/>
   </w:num>
-  <w:num w:numId="11" w16cid:durableId="822280648">
-    <w:abstractNumId w:val="9"/>
+  <w:num w:numId="23" w16cid:durableId="1176114108">
+    <w:abstractNumId w:val="21"/>
   </w:num>
-  <w:num w:numId="12" w16cid:durableId="1689061987">
-    <w:abstractNumId w:val="0"/>
+  <w:num w:numId="24" w16cid:durableId="1687512652">
+    <w:abstractNumId w:val="17"/>
+  </w:num>
+  <w:num w:numId="25" w16cid:durableId="1178932650">
+    <w:abstractNumId w:val="13"/>
   </w:num>
 </w:numbering>
 </file>
@@ -8625,18 +12014,6 @@
       <w:szCs w:val="21"/>
     </w:rPr>
   </w:style>
-  <w:style w:type="paragraph" w:customStyle="1" w:styleId="meta">
-    <w:name w:val="meta"/>
-    <w:basedOn w:val="Normal"/>
-    <w:pPr>
-      <w:spacing w:before="100" w:beforeAutospacing="1" w:after="420"/>
-    </w:pPr>
-    <w:rPr>
-      <w:color w:val="1E293B"/>
-      <w:sz w:val="20"/>
-      <w:szCs w:val="20"/>
-    </w:rPr>
-  </w:style>
 </w:styles>
 </file>
 
